--- a/download/studien-archiv.docx
+++ b/download/studien-archiv.docx
@@ -62,7 +62,131 @@
           <w:color w:val="666666"/>
           <w:sz w:val="18"/>
         </w:rPr>
-        <w:t>Stand: 25.08.2026  |  7 Studien  |  safety.m-vf.de</w:t>
+        <w:t>Stand: 26.08.2026  |  9 Studien  |  safety.m-vf.de</w:t>
+      </w:r>
+    </w:p>
+    <w:p>
+      <w:pPr>
+        <w:pStyle w:val="Heading1"/>
+      </w:pPr>
+      <w:r>
+        <w:t>Aufgenommen am 26.08.2026</w:t>
+      </w:r>
+    </w:p>
+    <w:p>
+      <w:pPr>
+        <w:pStyle w:val="Heading2"/>
+      </w:pPr>
+      <w:r>
+        <w:t>Verzögerte Antibiotikaverordnung mit Entscheidungshilfe reduzierte unangemessene Anwendung um ein Drittel</w:t>
+      </w:r>
+    </w:p>
+    <w:p>
+      <w:r>
+        <w:rPr>
+          <w:i/>
+          <w:color w:val="666666"/>
+          <w:sz w:val="18"/>
+        </w:rPr>
+        <w:t>Sievert EDC et al.  ·  Appl Psychol Health Well Being  ·  Aug. 2026  ·  PMID 42568140</w:t>
+      </w:r>
+    </w:p>
+    <w:p>
+      <w:r>
+        <w:t>Online-Experiment mit 663 britischen Erwachsenen zur Wirkung von WHO-Entscheidungshilfematerial auf verzögerte Antibiotikaverordnungen bei vermuteten Virusinfektionen unter Verhaltensanreizen.</w:t>
+      </w:r>
+    </w:p>
+    <w:p>
+      <w:r>
+        <w:rPr>
+          <w:b/>
+        </w:rPr>
+        <w:t xml:space="preserve">Ergebnis: </w:t>
+      </w:r>
+      <w:r>
+        <w:t>Unangemessene Antibiotikaverwendung war in allen Entscheidungsunterstützungs-Bedingungen niedriger als in Kontrolle (p&lt;0,001, ηG²=0,02). Entscheidungskonflikt sank signifikant in Interventions-Armen (p&lt;0,001, ηG²=0,02) durch verbesserte Wertklarheit und wahrgenommene Unterstützung. Kombination aus Entscheidungshilfe, Wertintegration und aktivem Symptommonitoring zeigte beste Effekte.</w:t>
+      </w:r>
+    </w:p>
+    <w:p>
+      <w:r>
+        <w:rPr>
+          <w:b/>
+          <w:sz w:val="19"/>
+        </w:rPr>
+        <w:t xml:space="preserve">Übertragbarkeit: </w:t>
+      </w:r>
+      <w:r>
+        <w:rPr>
+          <w:sz w:val="19"/>
+        </w:rPr>
+        <w:t>UK mit NHS-Struktur; Antibiotika-Stewardship-Prinzipien in Deutschland etabliert, Übertragbarkeit gut.</w:t>
+      </w:r>
+    </w:p>
+    <w:p>
+      <w:r>
+        <w:rPr>
+          <w:color w:val="5A7D3A"/>
+          <w:sz w:val="18"/>
+        </w:rPr>
+        <w:t>https://pubmed.ncbi.nlm.nih.gov/42568140/</w:t>
+      </w:r>
+    </w:p>
+    <w:p>
+      <w:pPr>
+        <w:pStyle w:val="Heading2"/>
+      </w:pPr>
+      <w:r>
+        <w:t>Strukturiertes Infektionsrisiko-Assessment identifiziert 65 % der Patienten als gefährdet</w:t>
+      </w:r>
+    </w:p>
+    <w:p>
+      <w:r>
+        <w:rPr>
+          <w:i/>
+          <w:color w:val="666666"/>
+          <w:sz w:val="18"/>
+        </w:rPr>
+        <w:t>Luís TB et al.  ·  Front Public Health  ·  23.07.2026  ·  PMID 42564447</w:t>
+      </w:r>
+    </w:p>
+    <w:p>
+      <w:r>
+        <w:t>Multizentrisches Querschnitts-Observatorium mit 1.092 hospitalisierten Erwachsenen in Portugal zur Prävalenz und Risikofaktoren für Infektionen mittels RAC-Skala (Risk Assessment for Infection).</w:t>
+      </w:r>
+    </w:p>
+    <w:p>
+      <w:r>
+        <w:rPr>
+          <w:b/>
+        </w:rPr>
+        <w:t xml:space="preserve">Ergebnis: </w:t>
+      </w:r>
+      <w:r>
+        <w:t>Moderate (53,6 %) oder hohe (11,4 %) Infektionsrisiken nach Perzentil-Stratifikation. Höhere Risiken assoziiert mit Alter, Multimorbidität, beeinträchtigter Gewebsintegrität, reduzierter Mobilität, Vorspitalisierung, Verlegung, Liegedauer, invasiven Prozeduren. ROC-Analyse mit guter Diskriminierung; Medizin-Stationen hatten signifikant höhere Risikoscores als Chirurgie.</w:t>
+      </w:r>
+    </w:p>
+    <w:p>
+      <w:r>
+        <w:rPr>
+          <w:b/>
+          <w:sz w:val="19"/>
+        </w:rPr>
+        <w:t xml:space="preserve">Übertragbarkeit: </w:t>
+      </w:r>
+      <w:r>
+        <w:rPr>
+          <w:sz w:val="19"/>
+        </w:rPr>
+        <w:t>Portugal/SÜDEUROPA mit ähnlichen Dokumentationssystemen; RAC-Skala als strukturiertes Instrument universell anwendbar.</w:t>
+      </w:r>
+    </w:p>
+    <w:p>
+      <w:r>
+        <w:rPr>
+          <w:color w:val="5A7D3A"/>
+          <w:sz w:val="18"/>
+        </w:rPr>
+        <w:t>https://pubmed.ncbi.nlm.nih.gov/42564447/</w:t>
       </w:r>
     </w:p>
     <w:p>

--- a/download/studien-archiv.docx
+++ b/download/studien-archiv.docx
@@ -62,7 +62,363 @@
           <w:color w:val="666666"/>
           <w:sz w:val="18"/>
         </w:rPr>
-        <w:t>Stand: 26.08.2026  |  9 Studien  |  safety.m-vf.de</w:t>
+        <w:t>Stand: 27.08.2026  |  15 Studien  |  safety.m-vf.de</w:t>
+      </w:r>
+    </w:p>
+    <w:p>
+      <w:pPr>
+        <w:pStyle w:val="Heading1"/>
+      </w:pPr>
+      <w:r>
+        <w:t>Aufgenommen am 27.08.2026</w:t>
+      </w:r>
+    </w:p>
+    <w:p>
+      <w:pPr>
+        <w:pStyle w:val="Heading2"/>
+      </w:pPr>
+      <w:r>
+        <w:t>Bakterielle Pathogene in septischer Myokardschädigung: Nachweis ursächlicher Zusammenhänge nicht gelungen</w:t>
+      </w:r>
+    </w:p>
+    <w:p>
+      <w:r>
+        <w:rPr>
+          <w:i/>
+          <w:color w:val="666666"/>
+          <w:sz w:val="18"/>
+        </w:rPr>
+        <w:t>Lörstad S et al.  ·  BMJ Open  ·  26.08.2026  ·  PMID 42648781</w:t>
+      </w:r>
+    </w:p>
+    <w:p>
+      <w:r>
+        <w:t>Scoping Review (nach PRISMA-ScR und Joanna-Briggs-Methodologie) systematisch durchsuchter Literatur (PubMed, Embase, Web of Science bis Dezember 2024) zu spezifischen bakteriellen Erregern oder deren Toxinen und myokardialer Schädigung bei septischen Erwachsenen.</w:t>
+      </w:r>
+    </w:p>
+    <w:p>
+      <w:r>
+        <w:rPr>
+          <w:b/>
+        </w:rPr>
+        <w:t xml:space="preserve">Ergebnis: </w:t>
+      </w:r>
+      <w:r>
+        <w:t>17 Studien eingeschlossen (3 Beobachtungskohorten mit 173 klinischen Patienten, 13 Fallberichte, 1 in-vitro-Studie): diverse Gram-negative und Gram-positive Erreger ohne konsistente Assoziation mit spezifischem Erreger oder Toxin. Myokardschädigung überwiegend durch Biomarker identifiziert, begrenzte Obduktionsbestätigungen. Keine Studie war für kausale oder vergleichende pathogene Mechanismen konzipiert. Verfügbare Daten zeigen heterogene infektiöse Kontexte ohne valide Erregerzuordnung.</w:t>
+      </w:r>
+    </w:p>
+    <w:p>
+      <w:r>
+        <w:rPr>
+          <w:b/>
+          <w:sz w:val="19"/>
+        </w:rPr>
+        <w:t xml:space="preserve">Übertragbarkeit: </w:t>
+      </w:r>
+      <w:r>
+        <w:rPr>
+          <w:sz w:val="19"/>
+        </w:rPr>
+        <w:t>Skandinavien, Studiendesign zeigt Erkenntnislücke zur septischen Myokardschädigung; Implikation für Versorgung</w:t>
+      </w:r>
+    </w:p>
+    <w:p>
+      <w:r>
+        <w:rPr>
+          <w:color w:val="5A7D3A"/>
+          <w:sz w:val="18"/>
+        </w:rPr>
+        <w:t>https://pubmed.ncbi.nlm.nih.gov/42648781/</w:t>
+      </w:r>
+    </w:p>
+    <w:p>
+      <w:pPr>
+        <w:pStyle w:val="Heading2"/>
+      </w:pPr>
+      <w:r>
+        <w:t>Arzneimittelkaskaden: 0,69%–3,29% Inzidenz vermeidbarer Medikationsfehler bei älteren Patienten</w:t>
+      </w:r>
+    </w:p>
+    <w:p>
+      <w:r>
+        <w:rPr>
+          <w:i/>
+          <w:color w:val="666666"/>
+          <w:sz w:val="18"/>
+        </w:rPr>
+        <w:t>Gervais F et al.  ·  Age Ageing  ·  03.08.2026  ·  PMID 42647768</w:t>
+      </w:r>
+    </w:p>
+    <w:p>
+      <w:r>
+        <w:t>Analyse von 16,6 Mio. französischen Patientendaten ≥65 Jahren zur Häufigkeit von Arzneimittelkaskaden (unerwünschte Arzneimittelwirkungen, die fälschlicherweise als neue Erkrankung interpretiert werden und zu zusätzlichen Verschreibungen führen).</w:t>
+      </w:r>
+    </w:p>
+    <w:p>
+      <w:r>
+        <w:rPr>
+          <w:b/>
+        </w:rPr>
+        <w:t xml:space="preserve">Ergebnis: </w:t>
+      </w:r>
+      <w:r>
+        <w:t>Bei 67% der Patienten mit kognitiver Beeinträchtigung lag Polypharmazie vor. Vier von sieben potenzielle Kaskaden zeigten signifikante positive Signale; stärkste: Benzodiazepin-Antipsychotika-Kaskade (adjustiertes Sequenzratio 2,48, 99%-KI 2,44–2,51) und Antipsychotika-Antiparkinson-Kaskade (2,01, 99%-KI 1,91–2,11). Inzidenz 0,69%–3,29%. Weibliches Geschlecht, Alter ≥85 Jahre, Hospitalisierungsbeginn der Indexmedikation und fehlende Verschreiberkontinuität waren mit höherem Kaskadenrisiko assoziiert.</w:t>
+      </w:r>
+    </w:p>
+    <w:p>
+      <w:r>
+        <w:rPr>
+          <w:b/>
+          <w:sz w:val="19"/>
+        </w:rPr>
+        <w:t xml:space="preserve">Übertragbarkeit: </w:t>
+      </w:r>
+      <w:r>
+        <w:rPr>
+          <w:sz w:val="19"/>
+        </w:rPr>
+        <w:t>Frankreich, vergleichbar mit deutschem Sozialversicherungssystem und Dokumentationspflichten</w:t>
+      </w:r>
+    </w:p>
+    <w:p>
+      <w:r>
+        <w:rPr>
+          <w:color w:val="5A7D3A"/>
+          <w:sz w:val="18"/>
+        </w:rPr>
+        <w:t>https://pubmed.ncbi.nlm.nih.gov/42647768/</w:t>
+      </w:r>
+    </w:p>
+    <w:p>
+      <w:pPr>
+        <w:pStyle w:val="Heading2"/>
+      </w:pPr>
+      <w:r>
+        <w:t>Periphere Vasopressoren: Protokollabweichungen führten selten zu klinisch relevanter Gewebeschädigung</w:t>
+      </w:r>
+    </w:p>
+    <w:p>
+      <w:r>
+        <w:rPr>
+          <w:i/>
+          <w:color w:val="666666"/>
+          <w:sz w:val="18"/>
+        </w:rPr>
+        <w:t>Shyu D et al.  ·  Crit Care Explor  ·  01.09.2026  ·  PMID 42640631</w:t>
+      </w:r>
+    </w:p>
+    <w:p>
+      <w:r>
+        <w:t>Retrospektive Observationsstudie in 10 Krankenhäusern (Oktober 2020–Mai 2023) zu Abweichungen von einem institutionellen Protokoll für periphere Vasopressorengabe und deren Assoziation mit Extravasationen.</w:t>
+      </w:r>
+    </w:p>
+    <w:p>
+      <w:r>
+        <w:rPr>
+          <w:b/>
+        </w:rPr>
+        <w:t xml:space="preserve">Ergebnis: </w:t>
+      </w:r>
+      <w:r>
+        <w:t>Von 3518 Patienten mit peripherer Vasopressorengabe hatten 1258 verdächtige Protokollabweichungen; 73 von 162 zur Detailrevision ausgewählten bestätigt: 86,3% überschritten Höchstdosis, 23 bekamen mehrere gleichzeitig, 13 infundiert &gt;24h, 13 periphere Vasopressin. 79,4% der Abweichungen bei Schock-Verschlimmerung vor zentralem Zugang. Extravasation: 13,7% (10 Patienten), 3 erhielten Phentolamin. In Sekundäranalyse: 47/3518 (1,3%) bekamen Phentolamin, davon 72,4% protokollkonform zum Zeitpunkt der Extravasation.</w:t>
+      </w:r>
+    </w:p>
+    <w:p>
+      <w:r>
+        <w:rPr>
+          <w:b/>
+          <w:sz w:val="19"/>
+        </w:rPr>
+        <w:t xml:space="preserve">Übertragbarkeit: </w:t>
+      </w:r>
+      <w:r>
+        <w:rPr>
+          <w:sz w:val="19"/>
+        </w:rPr>
+        <w:t>USA, aber Sicherheitsbefund unabhängig von System; Frage der Protokollsicherheit übertragbar</w:t>
+      </w:r>
+    </w:p>
+    <w:p>
+      <w:r>
+        <w:rPr>
+          <w:color w:val="5A7D3A"/>
+          <w:sz w:val="18"/>
+        </w:rPr>
+        <w:t>https://pubmed.ncbi.nlm.nih.gov/42640631/</w:t>
+      </w:r>
+    </w:p>
+    <w:p>
+      <w:pPr>
+        <w:pStyle w:val="Heading2"/>
+      </w:pPr>
+      <w:r>
+        <w:t>Spezielles Endotrachealtubus-System reduziert mikrobielle Vermischung zwischen Atemwegsetagen bei Beatmung</w:t>
+      </w:r>
+    </w:p>
+    <w:p>
+      <w:r>
+        <w:rPr>
+          <w:i/>
+          <w:color w:val="666666"/>
+          <w:sz w:val="18"/>
+        </w:rPr>
+        <w:t>Pilkowski AE et al.  ·  Respir Res  ·  01.08.2026  ·  PMID 42571013</w:t>
+      </w:r>
+    </w:p>
+    <w:p>
+      <w:r>
+        <w:t>Randomisierte Pilotstudie (n=50, 21 mit kompletten Daten) zum Vergleich eines Spezial-Endotrachealtubus (Venner PneuX®) mit permanenter Cuff-Druckkontrolle, subglottischer Absaugung und biofilm-resistenter Beschichtung gegenüber Standard-Intubation bezüglich mikrobieller Austausche zwischen Atemwegsetagen als indirektes Messkriterium für Mikroaspiration bei Beatmungs-assoziierter Pneumonie (VAP).</w:t>
+      </w:r>
+    </w:p>
+    <w:p>
+      <w:r>
+        <w:rPr>
+          <w:b/>
+        </w:rPr>
+        <w:t xml:space="preserve">Ergebnis: </w:t>
+      </w:r>
+      <w:r>
+        <w:t>Standard-Intubation führte zu progressiver mikrobieller Konvergenz zwischen Tubus und Trachealsekreten (Morisita-Horn 0,55→0,30, p=0,001) sowie Divergenz der Lungenregionen (0,08→0,31, p=0,003). Im Venner-PneuX-Gruppe zeigten sich keine signifikanten Distanzänderungen. Die Ergebnisse bieten biologische Plausibilität für bisher berichtete VAP-Reduktionen mit diesem System.</w:t>
+      </w:r>
+    </w:p>
+    <w:p>
+      <w:r>
+        <w:rPr>
+          <w:b/>
+          <w:sz w:val="19"/>
+        </w:rPr>
+        <w:t xml:space="preserve">Übertragbarkeit: </w:t>
+      </w:r>
+      <w:r>
+        <w:rPr>
+          <w:sz w:val="19"/>
+        </w:rPr>
+        <w:t>Deutschland, prospektive Pilotdaten für klinisch relevante Prävention; externe Validierung ausstehend</w:t>
+      </w:r>
+    </w:p>
+    <w:p>
+      <w:r>
+        <w:rPr>
+          <w:color w:val="5A7D3A"/>
+          <w:sz w:val="18"/>
+        </w:rPr>
+        <w:t>https://pubmed.ncbi.nlm.nih.gov/42571013/</w:t>
+      </w:r>
+    </w:p>
+    <w:p>
+      <w:pPr>
+        <w:pStyle w:val="Heading2"/>
+      </w:pPr>
+      <w:r>
+        <w:t>Therapieunterbrechungsfehler an automatisierten Dialysegeräten: 49 Fehlertypen systematisch kategorisiert und gelöst</w:t>
+      </w:r>
+    </w:p>
+    <w:p>
+      <w:r>
+        <w:rPr>
+          <w:i/>
+          <w:color w:val="666666"/>
+          <w:sz w:val="18"/>
+        </w:rPr>
+        <w:t>Albert A et al.  ·  BMC Health Serv Res  ·  08.08.2026  ·  PMID 42571003</w:t>
+      </w:r>
+    </w:p>
+    <w:p>
+      <w:r>
+        <w:t>Retrospektive Analyse von Systemfehlern an HomeChoice-Dialysegeräten (2015–2023) in einer deutschen Referenzklinik mit Ziel, Therapieunterbrechungen zu dokumentieren und lösungsorientierte Strategien für Pflegepersonal und Patienten bereitzustellen.</w:t>
+      </w:r>
+    </w:p>
+    <w:p>
+      <w:r>
+        <w:rPr>
+          <w:b/>
+        </w:rPr>
+        <w:t xml:space="preserve">Ergebnis: </w:t>
+      </w:r>
+      <w:r>
+        <w:t>49 verschiedene Fehlertypen in 138 Zwischenfällen über 8 Jahre identifiziert und in 8 Kategorien eingeteilt: Druckkammer-assoziiert (21,74%), Luft im System (19,57%, Fehler 2240 in 17,39%), Digitalboard/EEPROM (17,39%), Energiesystem (16,67%), Türöffnung (7,25%), Heizung (4,35%), ungeklärt (12,32%). Gesamt-Fehlerrate: &lt;0,25% der Behandlungssitzungen. Konkrete Troubleshooting-Algorithmen für Personal und Patienten bereitgestellt.</w:t>
+      </w:r>
+    </w:p>
+    <w:p>
+      <w:r>
+        <w:rPr>
+          <w:b/>
+          <w:sz w:val="19"/>
+        </w:rPr>
+        <w:t xml:space="preserve">Übertragbarkeit: </w:t>
+      </w:r>
+      <w:r>
+        <w:rPr>
+          <w:sz w:val="19"/>
+        </w:rPr>
+        <w:t>Deutschland, routinelle Klinikdaten, direkt übertragbar für Schulung und Herstellerkommunikation</w:t>
+      </w:r>
+    </w:p>
+    <w:p>
+      <w:r>
+        <w:rPr>
+          <w:color w:val="5A7D3A"/>
+          <w:sz w:val="18"/>
+        </w:rPr>
+        <w:t>https://pubmed.ncbi.nlm.nih.gov/42571003/</w:t>
+      </w:r>
+    </w:p>
+    <w:p>
+      <w:pPr>
+        <w:pStyle w:val="Heading2"/>
+      </w:pPr>
+      <w:r>
+        <w:t>Präoperative Optimierung vor Hüftgelenksersatz: kein signifikanter Effekt auf Infektionen oder Mortalität</w:t>
+      </w:r>
+    </w:p>
+    <w:p>
+      <w:r>
+        <w:rPr>
+          <w:i/>
+          <w:color w:val="666666"/>
+          <w:sz w:val="18"/>
+        </w:rPr>
+        <w:t>Sigurdardottir M et al.  ·  BMJ Open  ·  06.08.2026  ·  PMID 42562582</w:t>
+      </w:r>
+    </w:p>
+    <w:p>
+      <w:r>
+        <w:t>Prospektive quasi-experimentelle Studie mit 1484 Patienten (Interventionsgruppe n=746, Kontrollgruppe n=738) zur Auswirkung eines multifaktoriellen Optimierungsprogramms 6–12 Monate vor elektiven Gelenkersatzoperationen auf oberflächliche Wundinfektionen (SSI), periprosthetic joint infections (PJI) und Mortalität über 3 Jahre.</w:t>
+      </w:r>
+    </w:p>
+    <w:p>
+      <w:r>
+        <w:rPr>
+          <w:b/>
+        </w:rPr>
+        <w:t xml:space="preserve">Ergebnis: </w:t>
+      </w:r>
+      <w:r>
+        <w:t>Oberflächliche SSI nach 1 Jahr: 5,9% vs. 7,9% (HR 0,67, 95%-KI 0,45–1,01, nicht signifikant). PJI: 2,0% vs. 1,1% (HR 1,80, 95%-KI 0,76–4,30, nicht signifikant). Keine signifikanten Unterschiede bei Mortalität oder postoperativer Gesundheit nach 3 Jahren. Die Interventionsgruppe war zu 77% während der COVID-19-Pandemie operiert worden versus 5% in der Kontrollgruppe.</w:t>
+      </w:r>
+    </w:p>
+    <w:p>
+      <w:r>
+        <w:rPr>
+          <w:b/>
+          <w:sz w:val="19"/>
+        </w:rPr>
+        <w:t xml:space="preserve">Übertragbarkeit: </w:t>
+      </w:r>
+      <w:r>
+        <w:rPr>
+          <w:sz w:val="19"/>
+        </w:rPr>
+        <w:t>Island, Strukturen ähnlich deutschem Gesundheitswesen, klare Lessons-learned für Qualitätsinterventionen</w:t>
+      </w:r>
+    </w:p>
+    <w:p>
+      <w:r>
+        <w:rPr>
+          <w:color w:val="5A7D3A"/>
+          <w:sz w:val="18"/>
+        </w:rPr>
+        <w:t>https://pubmed.ncbi.nlm.nih.gov/42562582/</w:t>
       </w:r>
     </w:p>
     <w:p>

--- a/download/studien-archiv.docx
+++ b/download/studien-archiv.docx
@@ -62,7 +62,363 @@
           <w:color w:val="666666"/>
           <w:sz w:val="18"/>
         </w:rPr>
-        <w:t>Stand: 27.08.2026  |  15 Studien  |  safety.m-vf.de</w:t>
+        <w:t>Stand: 28.08.2026  |  21 Studien  |  safety.m-vf.de</w:t>
+      </w:r>
+    </w:p>
+    <w:p>
+      <w:pPr>
+        <w:pStyle w:val="Heading1"/>
+      </w:pPr>
+      <w:r>
+        <w:t>Aufgenommen am 28.08.2026</w:t>
+      </w:r>
+    </w:p>
+    <w:p>
+      <w:pPr>
+        <w:pStyle w:val="Heading2"/>
+      </w:pPr>
+      <w:r>
+        <w:t>MRSA-Präventionsprogramm senkte Krankenhaus-Infektionen um 65%</w:t>
+      </w:r>
+    </w:p>
+    <w:p>
+      <w:r>
+        <w:rPr>
+          <w:i/>
+          <w:color w:val="666666"/>
+          <w:sz w:val="18"/>
+        </w:rPr>
+        <w:t>Maragakis LL et al.  ·  JAMA Netw Open  ·  03.08.2026  ·  PMID 42658494</w:t>
+      </w:r>
+    </w:p>
+    <w:p>
+      <w:r>
+        <w:t>Qualitätsverbesserungsprogramm mit webinar-basierter Schulung zu Dekolonisation, Flächendesinfektion und Bündelmaßnahmen gegen MRSA-Infektionen in 193 Stationen (106 ICU, 87 Nicht-ICU).</w:t>
+      </w:r>
+    </w:p>
+    <w:p>
+      <w:r>
+        <w:rPr>
+          <w:b/>
+        </w:rPr>
+        <w:t xml:space="preserve">Ergebnis: </w:t>
+      </w:r>
+      <w:r>
+        <w:t>MRSA-Bakterämien sanken um 65% (2,3 Ereignisse pro 10.000 Patiententage, 95% KI −2,8 bis −1,9; p&lt;0,001), klinische MRSA-Kulturen um 39% und nosokomiale Infektionen um 37% im Gesamtvergleich.</w:t>
+      </w:r>
+    </w:p>
+    <w:p>
+      <w:r>
+        <w:rPr>
+          <w:b/>
+          <w:sz w:val="19"/>
+        </w:rPr>
+        <w:t xml:space="preserve">Übertragbarkeit: </w:t>
+      </w:r>
+      <w:r>
+        <w:rPr>
+          <w:sz w:val="19"/>
+        </w:rPr>
+        <w:t>USA-Studie, aber Bundel-Elemente auf deutsches System übertragbar.</w:t>
+      </w:r>
+    </w:p>
+    <w:p>
+      <w:r>
+        <w:rPr>
+          <w:color w:val="5A7D3A"/>
+          <w:sz w:val="18"/>
+        </w:rPr>
+        <w:t>https://pubmed.ncbi.nlm.nih.gov/42658494/</w:t>
+      </w:r>
+    </w:p>
+    <w:p>
+      <w:pPr>
+        <w:pStyle w:val="Heading2"/>
+      </w:pPr>
+      <w:r>
+        <w:t>Polypharmacy und kognitiv-schädliche Medikamente bei Demenz häufig unerkannt</w:t>
+      </w:r>
+    </w:p>
+    <w:p>
+      <w:r>
+        <w:rPr>
+          <w:i/>
+          <w:color w:val="666666"/>
+          <w:sz w:val="18"/>
+        </w:rPr>
+        <w:t>Morató X et al.  ·  Alzheimers Dement  ·  Aug. 2026  ·  PMID 42639919</w:t>
+      </w:r>
+    </w:p>
+    <w:p>
+      <w:r>
+        <w:t>Querschnitt-Observational-Studie (n=2.379) in Memory Clinic Barcelona: Polypharmacy (≥5 Medikamente), potentiell inadäquate Medikation (PIMs) und Medikamente mit kognitiver Toxizität anhand LLM-gestützter Datenextraktion untersucht.</w:t>
+      </w:r>
+    </w:p>
+    <w:p>
+      <w:r>
+        <w:rPr>
+          <w:b/>
+        </w:rPr>
+        <w:t xml:space="preserve">Ergebnis: </w:t>
+      </w:r>
+      <w:r>
+        <w:t>67% mit kognitiver Beeinträchtigung (CDR ≥0,5) zeigten Polypharmacy, 21% Hyperpolypharmacy (≥10 Medikamente). 20,8% mit Polypharmacy hatten eingeschränkte Nierenfunktion. Schutzfaktor: höhere Bildung. LLM-Einsatz ermöglichte strukturierte Medikamentenanalyse.</w:t>
+      </w:r>
+    </w:p>
+    <w:p>
+      <w:r>
+        <w:rPr>
+          <w:b/>
+          <w:sz w:val="19"/>
+        </w:rPr>
+        <w:t xml:space="preserve">Übertragbarkeit: </w:t>
+      </w:r>
+      <w:r>
+        <w:rPr>
+          <w:sz w:val="19"/>
+        </w:rPr>
+        <w:t>Spanien, medizinische Dokumentationspraxis vergleichbar; Praxisrelevanz für deutsche Gedächtnisambulanzen.</w:t>
+      </w:r>
+    </w:p>
+    <w:p>
+      <w:r>
+        <w:rPr>
+          <w:color w:val="5A7D3A"/>
+          <w:sz w:val="18"/>
+        </w:rPr>
+        <w:t>https://pubmed.ncbi.nlm.nih.gov/42639919/</w:t>
+      </w:r>
+    </w:p>
+    <w:p>
+      <w:pPr>
+        <w:pStyle w:val="Heading2"/>
+      </w:pPr>
+      <w:r>
+        <w:t>C-reaktives Protein und Beatmungsdauer zur Früherkennung von VAP geeignet</w:t>
+      </w:r>
+    </w:p>
+    <w:p>
+      <w:r>
+        <w:rPr>
+          <w:i/>
+          <w:color w:val="666666"/>
+          <w:sz w:val="18"/>
+        </w:rPr>
+        <w:t>Becirovic M et al.  ·  Med Glas (Zenica)  ·  08.07.2026  ·  PMID 42592972</w:t>
+      </w:r>
+    </w:p>
+    <w:p>
+      <w:r>
+        <w:t>Prospektive Kohortenstudie (n=118) in einer ICU Tuzla: VAP (n=41; 34,7%) vs. ohne VAP; Risikofaktoren, laborchemische Parameter und Mikrobiologie analysiert.</w:t>
+      </w:r>
+    </w:p>
+    <w:p>
+      <w:r>
+        <w:rPr>
+          <w:b/>
+        </w:rPr>
+        <w:t xml:space="preserve">Ergebnis: </w:t>
+      </w:r>
+      <w:r>
+        <w:t>VAP-Patienten hatten längere Beatmung (12,5 vs. 7,3 Tage; p&lt;0,001), längerer Aufenthalt (19,6 vs. 12,2 Tage; p&lt;0,001), höhere CRP (178,2 vs. 126,4 mg/L; p&lt;0,001). CRP zeigte gute diskriminative Fähigkeit (AUC 0,83). Acinetobacter baumannii war Leitpathogen (43,9%).</w:t>
+      </w:r>
+    </w:p>
+    <w:p>
+      <w:r>
+        <w:rPr>
+          <w:b/>
+          <w:sz w:val="19"/>
+        </w:rPr>
+        <w:t xml:space="preserve">Übertragbarkeit: </w:t>
+      </w:r>
+      <w:r>
+        <w:rPr>
+          <w:sz w:val="19"/>
+        </w:rPr>
+        <w:t>Südosteuropa, vergleichbares öffentliches Gesundheitssystem; ICU-Schwelle erreicht.</w:t>
+      </w:r>
+    </w:p>
+    <w:p>
+      <w:r>
+        <w:rPr>
+          <w:color w:val="5A7D3A"/>
+          <w:sz w:val="18"/>
+        </w:rPr>
+        <w:t>https://pubmed.ncbi.nlm.nih.gov/42592972/</w:t>
+      </w:r>
+    </w:p>
+    <w:p>
+      <w:pPr>
+        <w:pStyle w:val="Heading2"/>
+      </w:pPr>
+      <w:r>
+        <w:t>Verzicht auf Antibiotikaprophylaxe bei robotischer Hernienchirurgie ohne Infektionszunahme</w:t>
+      </w:r>
+    </w:p>
+    <w:p>
+      <w:r>
+        <w:rPr>
+          <w:i/>
+          <w:color w:val="666666"/>
+          <w:sz w:val="18"/>
+        </w:rPr>
+        <w:t>Alfarawan F et al.  ·  Hernia  ·  31.07.2026  ·  PMID 42536218</w:t>
+      </w:r>
+    </w:p>
+    <w:p>
+      <w:r>
+        <w:t>Kohortenstudie mit Propensity-Score-Matching (n=156 nach Matching): robotische ventrale Hernienchirurgie mit (n=78) vs. ohne (n=78) single-shot Prophylaxe; SSI und Wundheilungsstörungen in 30 und 90 Tagen erfasst.</w:t>
+      </w:r>
+    </w:p>
+    <w:p>
+      <w:r>
+        <w:rPr>
+          <w:b/>
+        </w:rPr>
+        <w:t xml:space="preserve">Ergebnis: </w:t>
+      </w:r>
+      <w:r>
+        <w:t>30-Tage SSI 2,6% mit vs. 1,3% ohne Prophylaxe (p=1,0), 90-Tage SSI 0%, Wundheilungsstörungen 12,8% vs. 15,4% (p=0,82). Kein Unterschied in Liegedauer (beide 2 Tage). Prophylaxe nicht protektiv in Multivarianz-Analyse.</w:t>
+      </w:r>
+    </w:p>
+    <w:p>
+      <w:r>
+        <w:rPr>
+          <w:b/>
+          <w:sz w:val="19"/>
+        </w:rPr>
+        <w:t xml:space="preserve">Übertragbarkeit: </w:t>
+      </w:r>
+      <w:r>
+        <w:rPr>
+          <w:sz w:val="19"/>
+        </w:rPr>
+        <w:t>Deutschland, deutschsprachige Studie; Antibiotic Stewardship Kriterium erfüllt.</w:t>
+      </w:r>
+    </w:p>
+    <w:p>
+      <w:r>
+        <w:rPr>
+          <w:color w:val="5A7D3A"/>
+          <w:sz w:val="18"/>
+        </w:rPr>
+        <w:t>https://pubmed.ncbi.nlm.nih.gov/42536218/</w:t>
+      </w:r>
+    </w:p>
+    <w:p>
+      <w:pPr>
+        <w:pStyle w:val="Heading2"/>
+      </w:pPr>
+      <w:r>
+        <w:t>Händehygiene bei Reinigungspersonal: Systematische Lücke im Infektionsschutz</w:t>
+      </w:r>
+    </w:p>
+    <w:p>
+      <w:r>
+        <w:rPr>
+          <w:i/>
+          <w:color w:val="666666"/>
+          <w:sz w:val="18"/>
+        </w:rPr>
+        <w:t>Rager AM et al.  ·  Front Public Health  ·  16.07.2026  ·  PMID 42535004</w:t>
+      </w:r>
+    </w:p>
+    <w:p>
+      <w:r>
+        <w:t>Scoping Review zur Händehygiene bei Krankenhausreinigungspersonal (2009–2025): 33 Quellen analysiert, Wissen, Einstellungen, fördernde und hemmende Faktoren identifiziert.</w:t>
+      </w:r>
+    </w:p>
+    <w:p>
+      <w:r>
+        <w:rPr>
+          <w:b/>
+        </w:rPr>
+        <w:t xml:space="preserve">Ergebnis: </w:t>
+      </w:r>
+      <w:r>
+        <w:t>Überwiegend deskriptive Evidenz mit Heterogenität. Interventionen basierten auf zielgruppenorientierter Schulung, Simulationstraining und multimodalem Ansatz. Evidenzbasis klein; keine randomisierten Studien vorhanden. Intervention-Effekte nicht quantifiziert.</w:t>
+      </w:r>
+    </w:p>
+    <w:p>
+      <w:r>
+        <w:rPr>
+          <w:b/>
+          <w:sz w:val="19"/>
+        </w:rPr>
+        <w:t xml:space="preserve">Übertragbarkeit: </w:t>
+      </w:r>
+      <w:r>
+        <w:rPr>
+          <w:sz w:val="19"/>
+        </w:rPr>
+        <w:t>Deutsches und europäisches Setting relevant; Arbeitsschutz und Betriebsrat klären.</w:t>
+      </w:r>
+    </w:p>
+    <w:p>
+      <w:r>
+        <w:rPr>
+          <w:color w:val="5A7D3A"/>
+          <w:sz w:val="18"/>
+        </w:rPr>
+        <w:t>https://pubmed.ncbi.nlm.nih.gov/42535004/</w:t>
+      </w:r>
+    </w:p>
+    <w:p>
+      <w:pPr>
+        <w:pStyle w:val="Heading2"/>
+      </w:pPr>
+      <w:r>
+        <w:t>Sicherheitskultur und Meldeinfrastruktur verbessern Fehlerberichte in Kindernotaufnahmen</w:t>
+      </w:r>
+    </w:p>
+    <w:p>
+      <w:r>
+        <w:rPr>
+          <w:i/>
+          <w:color w:val="666666"/>
+          <w:sz w:val="18"/>
+        </w:rPr>
+        <w:t>Collado-González B et al.  ·  BMJ Open  ·  30.07.2026  ·  PMID 42532562</w:t>
+      </w:r>
+    </w:p>
+    <w:p>
+      <w:r>
+        <w:t>Multizentrisches Querschnitt-Survey in 19 spanischen Kindernotaufnahmen: Organisatorische Sicherheitspraktiken, Sicherheitskultur (Hospital Survey on Patient Safety Culture) und Fehlerberichte untersucht.</w:t>
+      </w:r>
+    </w:p>
+    <w:p>
+      <w:r>
+        <w:rPr>
+          <w:b/>
+        </w:rPr>
+        <w:t xml:space="preserve">Ergebnis: </w:t>
+      </w:r>
+      <w:r>
+        <w:t>Zusätzliche Meldesysteme waren unabhängig mit höherem Fehlerreporting assoziiert (OR 2,69; 95% KI 1,57–4,66). Patientensicherheitsspezialisten, Walkarounds und Simulationstraining zeigten günstigere Kultur-Scores (p&lt;0,001), aber nicht unabhängig mit Reporting verbunden.</w:t>
+      </w:r>
+    </w:p>
+    <w:p>
+      <w:r>
+        <w:rPr>
+          <w:b/>
+          <w:sz w:val="19"/>
+        </w:rPr>
+        <w:t xml:space="preserve">Übertragbarkeit: </w:t>
+      </w:r>
+      <w:r>
+        <w:rPr>
+          <w:sz w:val="19"/>
+        </w:rPr>
+        <w:t>Spanien, ähnliches Gesundheitssystem wie Deutschland; Meldeinfrastruktur zentral.</w:t>
+      </w:r>
+    </w:p>
+    <w:p>
+      <w:r>
+        <w:rPr>
+          <w:color w:val="5A7D3A"/>
+          <w:sz w:val="18"/>
+        </w:rPr>
+        <w:t>https://pubmed.ncbi.nlm.nih.gov/42532562/</w:t>
       </w:r>
     </w:p>
     <w:p>

--- a/download/studien-archiv.docx
+++ b/download/studien-archiv.docx
@@ -62,7 +62,421 @@
           <w:color w:val="666666"/>
           <w:sz w:val="18"/>
         </w:rPr>
-        <w:t>Stand: 28.08.2026  |  21 Studien  |  safety.m-vf.de</w:t>
+        <w:t>Stand: 29.08.2026  |  28 Studien  |  safety.m-vf.de</w:t>
+      </w:r>
+    </w:p>
+    <w:p>
+      <w:pPr>
+        <w:pStyle w:val="Heading1"/>
+      </w:pPr>
+      <w:r>
+        <w:t>Aufgenommen am 29.08.2026</w:t>
+      </w:r>
+    </w:p>
+    <w:p>
+      <w:pPr>
+        <w:pStyle w:val="Heading2"/>
+      </w:pPr>
+      <w:r>
+        <w:t>Sieben kritische Kontrollpunkte in der Instrumentenaufbereitung senken Infektionsrisiko um 180-367%</w:t>
+      </w:r>
+    </w:p>
+    <w:p>
+      <w:r>
+        <w:rPr>
+          <w:i/>
+          <w:color w:val="666666"/>
+          <w:sz w:val="18"/>
+        </w:rPr>
+        <w:t>Lin X et al.  ·  Front Public Health  ·  13.08.2026  ·  PMID 42661801</w:t>
+      </w:r>
+    </w:p>
+    <w:p>
+      <w:r>
+        <w:t>Retrospektive Kohortenstudie an 15.847 Operationen zur Identifizierung kritischer Kontrollpunkte in der Zentralsterilisation und deren Assoziation mit Wundinfektionen.</w:t>
+      </w:r>
+    </w:p>
+    <w:p>
+      <w:r>
+        <w:rPr>
+          <w:b/>
+        </w:rPr>
+        <w:t xml:space="preserve">Ergebnis: </w:t>
+      </w:r>
+      <w:r>
+        <w:t>SSI-Rate 2,4% (380/15.847). Sieben identifizierte Kontrollpunkte zeigten unabhängige Assoziationen mit Infektionsrisiko: Vorprüfung (OR 2,34), Reinigungsvalidierung (OR 3,12), Sterilisationsüberwachung (OR 4,67), Sterilitätsmaintenance (OR 2,89), Personalqualifikation (OR 2,56), Gerätewartung (OR 3,45), Dokumentation (OR 1,98). Inadequate Kontrolle erhöhte Infektionsrisiko um 180-367%.</w:t>
+      </w:r>
+    </w:p>
+    <w:p>
+      <w:r>
+        <w:rPr>
+          <w:b/>
+          <w:sz w:val="19"/>
+        </w:rPr>
+        <w:t xml:space="preserve">Übertragbarkeit: </w:t>
+      </w:r>
+      <w:r>
+        <w:rPr>
+          <w:sz w:val="19"/>
+        </w:rPr>
+        <w:t>China-Studie, aber Mess- und Kontrollprinzipien international übertragbar</w:t>
+      </w:r>
+    </w:p>
+    <w:p>
+      <w:r>
+        <w:rPr>
+          <w:color w:val="5A7D3A"/>
+          <w:sz w:val="18"/>
+        </w:rPr>
+        <w:t>https://pubmed.ncbi.nlm.nih.gov/42661801/</w:t>
+      </w:r>
+    </w:p>
+    <w:p>
+      <w:pPr>
+        <w:pStyle w:val="Heading2"/>
+      </w:pPr>
+      <w:r>
+        <w:t>Sicherheitskultur in integrierten Gesundheits- und Sozialdiensten: finnische Erfassung mit SOPS 2.0</w:t>
+      </w:r>
+    </w:p>
+    <w:p>
+      <w:r>
+        <w:rPr>
+          <w:i/>
+          <w:color w:val="666666"/>
+          <w:sz w:val="18"/>
+        </w:rPr>
+        <w:t>Hult M et al.  ·  BMJ Open Qual  ·  27.08.2026  ·  PMID 42660605</w:t>
+      </w:r>
+    </w:p>
+    <w:p>
+      <w:r>
+        <w:t>Querschnittstudie mit 2.623 Beschäftigten aus Krankenhäusern und Altenpflege in Finnland zur Messung der Sicherheitskultur mit validierten Instrumenten.</w:t>
+      </w:r>
+    </w:p>
+    <w:p>
+      <w:r>
+        <w:rPr>
+          <w:b/>
+        </w:rPr>
+        <w:t xml:space="preserve">Ergebnis: </w:t>
+      </w:r>
+      <w:r>
+        <w:t>Teamwork erhielt beste Bewertungen (71,1%), Handoffs und Informationsaustausch niedrigste (22,6%). Ältere Dienste schnitten konsistent schlechter ab. Insgesamt 52,6% positive Responses für Net Safety Score. Das Modell erklärte 47,4% der Varianz in Krankenhäusern, 47,0% in Altenpflege, 35,8% in Gesundheits- und Sozialdiensten.</w:t>
+      </w:r>
+    </w:p>
+    <w:p>
+      <w:r>
+        <w:rPr>
+          <w:b/>
+          <w:sz w:val="19"/>
+        </w:rPr>
+        <w:t xml:space="preserve">Übertragbarkeit: </w:t>
+      </w:r>
+      <w:r>
+        <w:rPr>
+          <w:sz w:val="19"/>
+        </w:rPr>
+        <w:t>Skandinavien, anderes Melde- und Entschädigungssystem ohne Verschuldensnachweis</w:t>
+      </w:r>
+    </w:p>
+    <w:p>
+      <w:r>
+        <w:rPr>
+          <w:color w:val="5A7D3A"/>
+          <w:sz w:val="18"/>
+        </w:rPr>
+        <w:t>https://pubmed.ncbi.nlm.nih.gov/42660605/</w:t>
+      </w:r>
+    </w:p>
+    <w:p>
+      <w:pPr>
+        <w:pStyle w:val="Heading2"/>
+      </w:pPr>
+      <w:r>
+        <w:t>Strukturierte Schulung und Peer-Support reduzierten Medikationsfehler dauerhaft auf null</w:t>
+      </w:r>
+    </w:p>
+    <w:p>
+      <w:r>
+        <w:rPr>
+          <w:i/>
+          <w:color w:val="666666"/>
+          <w:sz w:val="18"/>
+        </w:rPr>
+        <w:t>Cheng HS et al.  ·  BMJ Open Qual  ·  27.08.2026  ·  PMID 42660604</w:t>
+      </w:r>
+    </w:p>
+    <w:p>
+      <w:r>
+        <w:t>QI-Projekt in Singaporer Klinik mit zwei PDSA-Zyklen zur Reduktion von Medikations-Bestellfehlern durch Schulung, Erinnerungen, Prescribing Champions und interdisziplinäre Collaboration.</w:t>
+      </w:r>
+    </w:p>
+    <w:p>
+      <w:r>
+        <w:rPr>
+          <w:b/>
+        </w:rPr>
+        <w:t xml:space="preserve">Ergebnis: </w:t>
+      </w:r>
+      <w:r>
+        <w:t>Bestellfehler reduzierten von Baseline-Median 3 pro Monat auf null von Januar bis Dezember 2023, Reduktion bis August 2024 aufrechterhalten. Geschätzte Kostenersparnis SGD 18.000 jährlich basierend auf lokalen Schätzwerten für Medikationsschäden. Initiative erfolgreich auf zweite Station übertragen, anschließend in Hospitals-weites PGY1-Programm integriert.</w:t>
+      </w:r>
+    </w:p>
+    <w:p>
+      <w:r>
+        <w:rPr>
+          <w:b/>
+          <w:sz w:val="19"/>
+        </w:rPr>
+        <w:t xml:space="preserve">Übertragbarkeit: </w:t>
+      </w:r>
+      <w:r>
+        <w:rPr>
+          <w:sz w:val="19"/>
+        </w:rPr>
+        <w:t>Singapur, vergleichbare Versicherungsstrukturen und Versorgungsdokumentation</w:t>
+      </w:r>
+    </w:p>
+    <w:p>
+      <w:r>
+        <w:rPr>
+          <w:color w:val="5A7D3A"/>
+          <w:sz w:val="18"/>
+        </w:rPr>
+        <w:t>https://pubmed.ncbi.nlm.nih.gov/42660604/</w:t>
+      </w:r>
+    </w:p>
+    <w:p>
+      <w:pPr>
+        <w:pStyle w:val="Heading2"/>
+      </w:pPr>
+      <w:r>
+        <w:t>Smartphone-App für Antibiotikarichtlinien verbesserte Adhärenz nicht gegenüber Papierversion</w:t>
+      </w:r>
+    </w:p>
+    <w:p>
+      <w:r>
+        <w:rPr>
+          <w:i/>
+          <w:color w:val="666666"/>
+          <w:sz w:val="18"/>
+        </w:rPr>
+        <w:t>Chansamouth V et al.  ·  PLoS Med  ·  27.08.2026  ·  PMID 42659762</w:t>
+      </w:r>
+    </w:p>
+    <w:p>
+      <w:r>
+        <w:t>Stepped-wedge Cluster-RCT (2021-2022) in sechs Krankenhäusern in Laos mit 3.561 stationären Verordnungen zum Vergleich Smartphone-basierter versus papiergestützter Antibiotikarichtlinien mit Stewardship-Training.</w:t>
+      </w:r>
+    </w:p>
+    <w:p>
+      <w:r>
+        <w:rPr>
+          <w:b/>
+        </w:rPr>
+        <w:t xml:space="preserve">Ergebnis: </w:t>
+      </w:r>
+      <w:r>
+        <w:t>Stationäre Adhärenz 17,0% (95% CI 15,0-19,0%) in Referenz, 25,6% (95% CI 23,1-28,3%) in Intervention. Nach Adjustierung unterschied sich Adhärenz nicht signifikant (aOR 1,26, 95% CI 0,8-1,9; p=0,276). Ambulant aOR 0,91 (95% CI 0,7-1,1; p=0,406). Zeittrend zeigte erste Interventionsgruppe mit höherer Adhärenz (32,1%) vs. letzte (19,1%), aOR 1,95.</w:t>
+      </w:r>
+    </w:p>
+    <w:p>
+      <w:r>
+        <w:rPr>
+          <w:b/>
+          <w:sz w:val="19"/>
+        </w:rPr>
+        <w:t xml:space="preserve">Übertragbarkeit: </w:t>
+      </w:r>
+      <w:r>
+        <w:rPr>
+          <w:sz w:val="19"/>
+        </w:rPr>
+        <w:t>LMIC-Setting, zeigt dass Guideline-Verfügbarkeit allein nicht ausreicht – Adhärenz multifaktoriell</w:t>
+      </w:r>
+    </w:p>
+    <w:p>
+      <w:r>
+        <w:rPr>
+          <w:color w:val="5A7D3A"/>
+          <w:sz w:val="18"/>
+        </w:rPr>
+        <w:t>https://pubmed.ncbi.nlm.nih.gov/42659762/</w:t>
+      </w:r>
+    </w:p>
+    <w:p>
+      <w:pPr>
+        <w:pStyle w:val="Heading2"/>
+      </w:pPr>
+      <w:r>
+        <w:t>Just-Culture-Implementierung erhöhte Sicherheitsmeldungen statistisch signifikant</w:t>
+      </w:r>
+    </w:p>
+    <w:p>
+      <w:r>
+        <w:rPr>
+          <w:i/>
+          <w:color w:val="666666"/>
+          <w:sz w:val="18"/>
+        </w:rPr>
+        <w:t>McGonigal M et al.  ·  Crit Care Nurs Q  ·  26.08.2026  ·  PMID 42659660</w:t>
+      </w:r>
+    </w:p>
+    <w:p>
+      <w:r>
+        <w:t>QI-Projekt in ICUs eines Krankenhaussystems zur Implementierung eines Just-Culture-Programms mit IHI-PDSA-Methode zur Messung von Sicherheitskultur und Meldepraxis.</w:t>
+      </w:r>
+    </w:p>
+    <w:p>
+      <w:r>
+        <w:rPr>
+          <w:b/>
+        </w:rPr>
+        <w:t xml:space="preserve">Ergebnis: </w:t>
+      </w:r>
+      <w:r>
+        <w:t>CT2023 AHRQ Patient Safety Survey: Error-Domain in Critical-Care-Units verbesserte sich von 54,58% (2023) auf 59% (2025). Sicherheitsmeldungen von CY2023 zu CY2024 statistisch signifikant erhöht (t-Test p=0,00000009).</w:t>
+      </w:r>
+    </w:p>
+    <w:p>
+      <w:r>
+        <w:rPr>
+          <w:b/>
+          <w:sz w:val="19"/>
+        </w:rPr>
+        <w:t xml:space="preserve">Übertragbarkeit: </w:t>
+      </w:r>
+      <w:r>
+        <w:rPr>
+          <w:sz w:val="19"/>
+        </w:rPr>
+        <w:t>USA-Studie, aber Just-Culture-Konzept und PDSA-Ansatz international anwendbar</w:t>
+      </w:r>
+    </w:p>
+    <w:p>
+      <w:r>
+        <w:rPr>
+          <w:color w:val="5A7D3A"/>
+          <w:sz w:val="18"/>
+        </w:rPr>
+        <w:t>https://pubmed.ncbi.nlm.nih.gov/42659660/</w:t>
+      </w:r>
+    </w:p>
+    <w:p>
+      <w:pPr>
+        <w:pStyle w:val="Heading2"/>
+      </w:pPr>
+      <w:r>
+        <w:t>192 Fälle ärztlicher Manslaughter zeigen hohe Quote advertenter Fehler und Systemprobleme</w:t>
+      </w:r>
+    </w:p>
+    <w:p>
+      <w:r>
+        <w:rPr>
+          <w:i/>
+          <w:color w:val="666666"/>
+          <w:sz w:val="18"/>
+        </w:rPr>
+        <w:t>Griffiths D  ·  Med Law Rev  ·  08.07.2026  ·  PMID 42595380</w:t>
+      </w:r>
+    </w:p>
+    <w:p>
+      <w:r>
+        <w:t>Retrospektive Analyse aller 192 Fälle ärztlicher Manslaughter, die 2007-2018 der britischen Crown Prosecution Service vorgelegt wurden, zur Charakterisierung von Mustern und Haftungsmustern.</w:t>
+      </w:r>
+    </w:p>
+    <w:p>
+      <w:r>
+        <w:rPr>
+          <w:b/>
+        </w:rPr>
+        <w:t xml:space="preserve">Ergebnis: </w:t>
+      </w:r>
+      <w:r>
+        <w:t>MM-Anklagen extrem selten, aber Analyse offenbarte bisher unerforschte Trends mit hoher Quote individueller advertenter Mängel und tiefere Strukturprobleme über reine Systemfehler hinaus. Artikel zeigt dass MM-Fälle untergenutzte Quelle für Lernen und Accountability darstellen und Ansätze erfordern, die über Strafrecht hinausgehen.</w:t>
+      </w:r>
+    </w:p>
+    <w:p>
+      <w:r>
+        <w:rPr>
+          <w:b/>
+          <w:sz w:val="19"/>
+        </w:rPr>
+        <w:t xml:space="preserve">Übertragbarkeit: </w:t>
+      </w:r>
+      <w:r>
+        <w:rPr>
+          <w:sz w:val="19"/>
+        </w:rPr>
+        <w:t>Großbritannien, anderes Haftungs- und Entschädigungssystem als Deutschland</w:t>
+      </w:r>
+    </w:p>
+    <w:p>
+      <w:r>
+        <w:rPr>
+          <w:color w:val="5A7D3A"/>
+          <w:sz w:val="18"/>
+        </w:rPr>
+        <w:t>https://pubmed.ncbi.nlm.nih.gov/42595380/</w:t>
+      </w:r>
+    </w:p>
+    <w:p>
+      <w:pPr>
+        <w:pStyle w:val="Heading2"/>
+      </w:pPr>
+      <w:r>
+        <w:t>26% der Antiphospholipid-Syndrom-Diagnosen erfüllen formale Kriterien nicht</w:t>
+      </w:r>
+    </w:p>
+    <w:p>
+      <w:r>
+        <w:rPr>
+          <w:i/>
+          <w:color w:val="666666"/>
+          <w:sz w:val="18"/>
+        </w:rPr>
+        <w:t>Gnanapragasam S et al.  ·  Dan Med J  ·  23.06.2026  ·  PMID 42592773</w:t>
+      </w:r>
+    </w:p>
+    <w:p>
+      <w:r>
+        <w:t>Retrospektive Studie in zwei dänischen Regionen mit 175 Patienten mit ICD-10-Code D68.61 zur Überprüfung ob formale APS-Kriterien erfüllt sind.</w:t>
+      </w:r>
+    </w:p>
+    <w:p>
+      <w:r>
+        <w:rPr>
+          <w:b/>
+        </w:rPr>
+        <w:t xml:space="preserve">Ergebnis: </w:t>
+      </w:r>
+      <w:r>
+        <w:t>46 von 175 Patienten (26%) erfüllten formale APS-Kriterien nicht. Hauptgrund: fehlerhafte Laborbefund-Interpretation. In zehn Fällen Klinik nicht erfüllt, in 15 Fällen wurden aPLs negativ nach Monaten/Jahren. Bei &lt;50 Jahren APS häufiger in Frauen (41 vs. 12; p&lt;0,0001), nicht bei ≥50 Jahren (38 vs. 38).</w:t>
+      </w:r>
+    </w:p>
+    <w:p>
+      <w:r>
+        <w:rPr>
+          <w:b/>
+          <w:sz w:val="19"/>
+        </w:rPr>
+        <w:t xml:space="preserve">Übertragbarkeit: </w:t>
+      </w:r>
+      <w:r>
+        <w:rPr>
+          <w:sz w:val="19"/>
+        </w:rPr>
+        <w:t>Dänemark, anderes Meldesystem (Verschuldensnachweis nicht erforderlich), aber Diagnoseproblem universal</w:t>
+      </w:r>
+    </w:p>
+    <w:p>
+      <w:r>
+        <w:rPr>
+          <w:color w:val="5A7D3A"/>
+          <w:sz w:val="18"/>
+        </w:rPr>
+        <w:t>https://pubmed.ncbi.nlm.nih.gov/42592773/</w:t>
       </w:r>
     </w:p>
     <w:p>

--- a/download/studien-archiv.docx
+++ b/download/studien-archiv.docx
@@ -62,7 +62,363 @@
           <w:color w:val="666666"/>
           <w:sz w:val="18"/>
         </w:rPr>
-        <w:t>Stand: 29.08.2026  |  28 Studien  |  safety.m-vf.de</w:t>
+        <w:t>Stand: 30.08.2026  |  34 Studien  |  safety.m-vf.de</w:t>
+      </w:r>
+    </w:p>
+    <w:p>
+      <w:pPr>
+        <w:pStyle w:val="Heading1"/>
+      </w:pPr>
+      <w:r>
+        <w:t>Aufgenommen am 30.08.2026</w:t>
+      </w:r>
+    </w:p>
+    <w:p>
+      <w:pPr>
+        <w:pStyle w:val="Heading2"/>
+      </w:pPr>
+      <w:r>
+        <w:t>Adaptive Führung sichert Patientensicherheit in Intensivstationen unter Druck</w:t>
+      </w:r>
+    </w:p>
+    <w:p>
+      <w:r>
+        <w:rPr>
+          <w:i/>
+          <w:color w:val="666666"/>
+          <w:sz w:val="18"/>
+        </w:rPr>
+        <w:t>Berggren K et al.  ·  J Nurs Manag  ·  2026  ·  PMID 42667115</w:t>
+      </w:r>
+    </w:p>
+    <w:p>
+      <w:r>
+        <w:t>Qualitative Studie mit 15 ICU-Managern aus Schweden zur Frage, wie Führungskräfte unter COVID-19 organisatorische Bedingungen für Patientensicherheit schufen.</w:t>
+      </w:r>
+    </w:p>
+    <w:p>
+      <w:r>
+        <w:rPr>
+          <w:b/>
+        </w:rPr>
+        <w:t xml:space="preserve">Ergebnis: </w:t>
+      </w:r>
+      <w:r>
+        <w:t>Manager balancierten Ressourcenmangel, Arbeitsbelastung und Mitarbeiterschutz durch adaptive Führung mit Flexibilität, kontinuierlichem Lernen und gegenseitigem Vertrauen. Diese Faktoren ermöglichten Risikoerkennung und Sicherheit trotz Druck.</w:t>
+      </w:r>
+    </w:p>
+    <w:p>
+      <w:r>
+        <w:rPr>
+          <w:b/>
+          <w:sz w:val="19"/>
+        </w:rPr>
+        <w:t xml:space="preserve">Übertragbarkeit: </w:t>
+      </w:r>
+      <w:r>
+        <w:rPr>
+          <w:sz w:val="19"/>
+        </w:rPr>
+        <w:t>Schweden, vergleichbares nordeuropäisches Gesundheitssystem, Meldeverhalten unterscheidet sich durch Entschädigungssystem ohne Verschuldensprinzip</w:t>
+      </w:r>
+    </w:p>
+    <w:p>
+      <w:r>
+        <w:rPr>
+          <w:color w:val="5A7D3A"/>
+          <w:sz w:val="18"/>
+        </w:rPr>
+        <w:t>https://pubmed.ncbi.nlm.nih.gov/42667115/</w:t>
+      </w:r>
+    </w:p>
+    <w:p>
+      <w:pPr>
+        <w:pStyle w:val="Heading2"/>
+      </w:pPr>
+      <w:r>
+        <w:t>Zahnärzte in Simbabwe: Hohes Stichverletzungsrisiko trotz IPC-Wissen</w:t>
+      </w:r>
+    </w:p>
+    <w:p>
+      <w:r>
+        <w:rPr>
+          <w:i/>
+          <w:color w:val="666666"/>
+          <w:sz w:val="18"/>
+        </w:rPr>
+        <w:t>Singh T et al.  ·  Front Public Health  ·  14.08.2026  ·  PMID 42666377</w:t>
+      </w:r>
+    </w:p>
+    <w:p>
+      <w:r>
+        <w:t>Querschnittsstudie mit 220 Zahnfachleuten in Simbabwe zu IPC-Wissen, -Praktiken und beruflichen biologischen Expositionsrisiken mit Odds-Ratio-Analysen.</w:t>
+      </w:r>
+    </w:p>
+    <w:p>
+      <w:r>
+        <w:rPr>
+          <w:b/>
+        </w:rPr>
+        <w:t xml:space="preserve">Ergebnis: </w:t>
+      </w:r>
+      <w:r>
+        <w:t>Lebenszeitinzidenz Stichverletzungen 61,2%, in den vorangegangenen 12 Monaten 14,7%, berufliche Infektionen 18,3%. Neuere Stichverletzung assoziiert mit früher Karrierephase (aOR 4,01), schlechter Handhygiene (aOR 0,34) und niedriger Risikowahrnehmung (aOR 0,49). Öffentliche Arbeit assoziiert mit Berufsinfektionen (aOR 2,66).</w:t>
+      </w:r>
+    </w:p>
+    <w:p>
+      <w:r>
+        <w:rPr>
+          <w:b/>
+          <w:sz w:val="19"/>
+        </w:rPr>
+        <w:t xml:space="preserve">Übertragbarkeit: </w:t>
+      </w:r>
+      <w:r>
+        <w:rPr>
+          <w:sz w:val="19"/>
+        </w:rPr>
+        <w:t>Grenze: Ressourcenmangel und Systeminfizienz der Einrichtung, Problem global; Befund zu Wissenslücke und Implementierungslücke in allen Systemen relevant</w:t>
+      </w:r>
+    </w:p>
+    <w:p>
+      <w:r>
+        <w:rPr>
+          <w:color w:val="5A7D3A"/>
+          <w:sz w:val="18"/>
+        </w:rPr>
+        <w:t>https://pubmed.ncbi.nlm.nih.gov/42666377/</w:t>
+      </w:r>
+    </w:p>
+    <w:p>
+      <w:pPr>
+        <w:pStyle w:val="Heading2"/>
+      </w:pPr>
+      <w:r>
+        <w:t>Peripher eingeführte Zentralkatheter reduzieren lokale Infektionen ohne erhöhtes Septikämierisiko</w:t>
+      </w:r>
+    </w:p>
+    <w:p>
+      <w:r>
+        <w:rPr>
+          <w:i/>
+          <w:color w:val="666666"/>
+          <w:sz w:val="18"/>
+        </w:rPr>
+        <w:t>Ehrlich S et al.  ·  Support Care Cancer  ·  28.08.2026  ·  PMID 42665709</w:t>
+      </w:r>
+    </w:p>
+    <w:p>
+      <w:r>
+        <w:t>Retrospektive Kohortenstudie mit 116 AML-Patienten in München, die PICC- vs. CICC-Katheter während Chemoinduktion erhielten, mit Analyse nosokomialer Infektionen.</w:t>
+      </w:r>
+    </w:p>
+    <w:p>
+      <w:r>
+        <w:rPr>
+          <w:b/>
+        </w:rPr>
+        <w:t xml:space="preserve">Ergebnis: </w:t>
+      </w:r>
+      <w:r>
+        <w:t>PICCs zeigten längere Verweilzeit (16 vs. 11 Tage, p=0,004), niedriger Katheter-assoziierte Blutstrominfektionen (2,8 vs. 2,6/1000 Kathetage, p=0,93), aber signifikant weniger Austrittstelleninfektionen (7,4 vs. 23,1/1000 Kathetage, p=0,01). Keine erhöhte Thromboserisiko.</w:t>
+      </w:r>
+    </w:p>
+    <w:p>
+      <w:r>
+        <w:rPr>
+          <w:b/>
+          <w:sz w:val="19"/>
+        </w:rPr>
+        <w:t xml:space="preserve">Übertragbarkeit: </w:t>
+      </w:r>
+      <w:r>
+        <w:rPr>
+          <w:sz w:val="19"/>
+        </w:rPr>
+        <w:t>Deutschland, vergleichbare Krankenhaushygiene-Standards und Qualitätsmessung</w:t>
+      </w:r>
+    </w:p>
+    <w:p>
+      <w:r>
+        <w:rPr>
+          <w:color w:val="5A7D3A"/>
+          <w:sz w:val="18"/>
+        </w:rPr>
+        <w:t>https://pubmed.ncbi.nlm.nih.gov/42665709/</w:t>
+      </w:r>
+    </w:p>
+    <w:p>
+      <w:pPr>
+        <w:pStyle w:val="Heading2"/>
+      </w:pPr>
+      <w:r>
+        <w:t>25 europäische Länder setzen nationale Antimikrobien-Verbrauchsziele um</w:t>
+      </w:r>
+    </w:p>
+    <w:p>
+      <w:r>
+        <w:rPr>
+          <w:i/>
+          <w:color w:val="666666"/>
+          <w:sz w:val="18"/>
+        </w:rPr>
+        <w:t>Högberg LD et al.  ·  Euro Surveill  ·  Aug. 2026  ·  PMID 42663069</w:t>
+      </w:r>
+    </w:p>
+    <w:p>
+      <w:r>
+        <w:t>Umfrage zu 67 national adopted Targets für Antibiotikaverbrauch und Stewardship-Indikatoren aus 25 EU/EWR-Ländern für 2025 und darüber hinaus.</w:t>
+      </w:r>
+    </w:p>
+    <w:p>
+      <w:r>
+        <w:rPr>
+          <w:b/>
+        </w:rPr>
+        <w:t xml:space="preserve">Ergebnis: </w:t>
+      </w:r>
+      <w:r>
+        <w:t>16 Länder mit 67 aktiven Targets: 73% Population-level-Indikatoren, 18% Patient-level, 9% Struktur-Stewardship. Bestandteile: Überwachungsinfrastruktur, Reporting-Systeme und Implementierungsrahmen variabel nach Setting und Ressourcen.</w:t>
+      </w:r>
+    </w:p>
+    <w:p>
+      <w:r>
+        <w:rPr>
+          <w:b/>
+          <w:sz w:val="19"/>
+        </w:rPr>
+        <w:t xml:space="preserve">Übertragbarkeit: </w:t>
+      </w:r>
+      <w:r>
+        <w:rPr>
+          <w:sz w:val="19"/>
+        </w:rPr>
+        <w:t>Deutschsprachiger und europäischer Raum, direkt übertragbar auf KRINKO-Kontext und Surveillance-Systeme</w:t>
+      </w:r>
+    </w:p>
+    <w:p>
+      <w:r>
+        <w:rPr>
+          <w:color w:val="5A7D3A"/>
+          <w:sz w:val="18"/>
+        </w:rPr>
+        <w:t>https://pubmed.ncbi.nlm.nih.gov/42663069/</w:t>
+      </w:r>
+    </w:p>
+    <w:p>
+      <w:pPr>
+        <w:pStyle w:val="Heading2"/>
+      </w:pPr>
+      <w:r>
+        <w:t>Sicherheitsberichte in klinischen Studien: Balance zwischen Risikominderung und Bürokratie</w:t>
+      </w:r>
+    </w:p>
+    <w:p>
+      <w:r>
+        <w:rPr>
+          <w:i/>
+          <w:color w:val="666666"/>
+          <w:sz w:val="18"/>
+        </w:rPr>
+        <w:t>Thompson J et al.  ·  PLoS One  ·  30.07.2026  ·  PMID 42531203</w:t>
+      </w:r>
+    </w:p>
+    <w:p>
+      <w:r>
+        <w:t>Qualitative Fokusgruppen-Studie mit 23 Mitarbeitenden von vier britischen Clinical Trial Units zur Implementierung risikogerechter Sicherheitsberichterstattung.</w:t>
+      </w:r>
+    </w:p>
+    <w:p>
+      <w:r>
+        <w:rPr>
+          <w:b/>
+        </w:rPr>
+        <w:t xml:space="preserve">Ergebnis: </w:t>
+      </w:r>
+      <w:r>
+        <w:t>Ein übergeordnetes Thema: Balanceakt zwischen risikogerechter Berichterstattung und Risikominderung. Personal fühlt sich unsicher in Entscheidungen. Lösungen: Klärung von Erwartungen, Transparenzverbesserung, Training und Wissensaustausch durch Mentoring und Plattformen auf Unit-Ebene.</w:t>
+      </w:r>
+    </w:p>
+    <w:p>
+      <w:r>
+        <w:rPr>
+          <w:b/>
+          <w:sz w:val="19"/>
+        </w:rPr>
+        <w:t xml:space="preserve">Übertragbarkeit: </w:t>
+      </w:r>
+      <w:r>
+        <w:rPr>
+          <w:sz w:val="19"/>
+        </w:rPr>
+        <w:t>Vereinigtes Königreich, vergleichbare klinische Versuchsreglementierung; Regeländerungen 2025 relevant für alle RCT-Systeme</w:t>
+      </w:r>
+    </w:p>
+    <w:p>
+      <w:r>
+        <w:rPr>
+          <w:color w:val="5A7D3A"/>
+          <w:sz w:val="18"/>
+        </w:rPr>
+        <w:t>https://pubmed.ncbi.nlm.nih.gov/42531203/</w:t>
+      </w:r>
+    </w:p>
+    <w:p>
+      <w:pPr>
+        <w:pStyle w:val="Heading2"/>
+      </w:pPr>
+      <w:r>
+        <w:t>Pharmazeutische Interventionen senken Medikationsfehler bei älteren Hospitalisierten um 35 Prozent</w:t>
+      </w:r>
+    </w:p>
+    <w:p>
+      <w:r>
+        <w:rPr>
+          <w:i/>
+          <w:color w:val="666666"/>
+          <w:sz w:val="18"/>
+        </w:rPr>
+        <w:t>Lopez-Leret D et al.  ·  Pharmazie  ·  24.07.2026  ·  PMID 42530075</w:t>
+      </w:r>
+    </w:p>
+    <w:p>
+      <w:r>
+        <w:t>Retrospektive Analyse von 12.856 pharmazeutischen Interventionen 2019–2025 in einem französischen Geriatrie-Krankenhaus mit Fokus auf potenziell unangemessene Medikamente und arzneimittelbezogene Probleme.</w:t>
+      </w:r>
+    </w:p>
+    <w:p>
+      <w:r>
+        <w:rPr>
+          <w:b/>
+        </w:rPr>
+        <w:t xml:space="preserve">Ergebnis: </w:t>
+      </w:r>
+      <w:r>
+        <w:t>65% der 12.856 Interventionen wurden von Verschreibern akzeptiert. Häufigste Probleme: Dosisauswahl (39,8%), Arzneimittelauswahl (14,3%), Behandlungsdauer (10,1%), Sicherheit (9,3%). Fachgruppen: Nervensystem (24,7%), Magen-Darm/Metabolismus (21,5%), Blut (19,8%), Herz-Kreislauf (13,6%).</w:t>
+      </w:r>
+    </w:p>
+    <w:p>
+      <w:r>
+        <w:rPr>
+          <w:b/>
+          <w:sz w:val="19"/>
+        </w:rPr>
+        <w:t xml:space="preserve">Übertragbarkeit: </w:t>
+      </w:r>
+      <w:r>
+        <w:rPr>
+          <w:sz w:val="19"/>
+        </w:rPr>
+        <w:t>Frankreich, vergleichbares Sozialversicherungssystem, ähnliche Polypharmie-Problematik</w:t>
+      </w:r>
+    </w:p>
+    <w:p>
+      <w:r>
+        <w:rPr>
+          <w:color w:val="5A7D3A"/>
+          <w:sz w:val="18"/>
+        </w:rPr>
+        <w:t>https://pubmed.ncbi.nlm.nih.gov/42530075/</w:t>
       </w:r>
     </w:p>
     <w:p>

--- a/download/studien-archiv.docx
+++ b/download/studien-archiv.docx
@@ -62,7 +62,421 @@
           <w:color w:val="666666"/>
           <w:sz w:val="18"/>
         </w:rPr>
-        <w:t>Stand: 30.08.2026  |  34 Studien  |  safety.m-vf.de</w:t>
+        <w:t>Stand: 31.08.2026  |  41 Studien  |  safety.m-vf.de</w:t>
+      </w:r>
+    </w:p>
+    <w:p>
+      <w:pPr>
+        <w:pStyle w:val="Heading1"/>
+      </w:pPr>
+      <w:r>
+        <w:t>Aufgenommen am 31.08.2026</w:t>
+      </w:r>
+    </w:p>
+    <w:p>
+      <w:pPr>
+        <w:pStyle w:val="Heading2"/>
+      </w:pPr>
+      <w:r>
+        <w:t>Klinischer Apotheker reduzierte Arzneimittel-Probleme in Ambulanzrezepten um 43 Prozentpunkte</w:t>
+      </w:r>
+    </w:p>
+    <w:p>
+      <w:r>
+        <w:rPr>
+          <w:i/>
+          <w:color w:val="666666"/>
+          <w:sz w:val="18"/>
+        </w:rPr>
+        <w:t>Le TT et al.  ·  J Am Coll Clin Pharm  ·  Sept. 2026  ·  PMID 42669613</w:t>
+      </w:r>
+    </w:p>
+    <w:p>
+      <w:r>
+        <w:t>Vietnamesische quasi-experimentelle Studie eines multifaktoriellen Apotheker-Interventionsprogramms (prospektive Rezeptüberprüfung, Feedback, Schulung) mit Vorher-Nachher-Analyse in Tertiärklinik.</w:t>
+      </w:r>
+    </w:p>
+    <w:p>
+      <w:r>
+        <w:rPr>
+          <w:b/>
+        </w:rPr>
+        <w:t xml:space="preserve">Ergebnis: </w:t>
+      </w:r>
+      <w:r>
+        <w:t>Rezepte mit mindestens einem Arzneimittelproblem sank von 65,7 % auf 37,3 % (p&lt;0,001); mittlere Probleme pro Rezept von 1,22 auf 0,55 (p&lt;0,001). Potentiell schädliche Arzneimittelprobleme sanken von 2,4 % auf 1,7 % (p=0,04). Hauptreduktionen bei Dosis- und Einnahmezeitproblemen. Angepasste Odds Ratio 0,29 (95%-KI 0,26–0,32).</w:t>
+      </w:r>
+    </w:p>
+    <w:p>
+      <w:r>
+        <w:rPr>
+          <w:b/>
+          <w:sz w:val="19"/>
+        </w:rPr>
+        <w:t xml:space="preserve">Übertragbarkeit: </w:t>
+      </w:r>
+      <w:r>
+        <w:rPr>
+          <w:sz w:val="19"/>
+        </w:rPr>
+        <w:t>Vietnam; Modell auf deutsches Krankenhaus-Ambulanzmanagement und Praxen übertragbar</w:t>
+      </w:r>
+    </w:p>
+    <w:p>
+      <w:r>
+        <w:rPr>
+          <w:color w:val="5A7D3A"/>
+          <w:sz w:val="18"/>
+        </w:rPr>
+        <w:t>https://pubmed.ncbi.nlm.nih.gov/42669613/</w:t>
+      </w:r>
+    </w:p>
+    <w:p>
+      <w:pPr>
+        <w:pStyle w:val="Heading2"/>
+      </w:pPr>
+      <w:r>
+        <w:t>Strukturierte Apotheker-Intervention mit Workflow-Prompts senkte Piperacillin/Tazobactam-Gebrauch um 22 %</w:t>
+      </w:r>
+    </w:p>
+    <w:p>
+      <w:r>
+        <w:rPr>
+          <w:i/>
+          <w:color w:val="666666"/>
+          <w:sz w:val="18"/>
+        </w:rPr>
+        <w:t>Masuda K et al.  ·  Korean J Med Educ  ·  31.08.2026  ·  PMID 42669608</w:t>
+      </w:r>
+    </w:p>
+    <w:p>
+      <w:r>
+        <w:t>Japanische retrospektive Vorher-Nachher-Studie einer Apotheker-geleiteten Schulungsintervention mit verhaltenspsychologischen Prinzipien zur Beeinflussung der Antibiotikaverordnung.</w:t>
+      </w:r>
+    </w:p>
+    <w:p>
+      <w:r>
+        <w:rPr>
+          <w:b/>
+        </w:rPr>
+        <w:t xml:space="preserve">Ergebnis: </w:t>
+      </w:r>
+      <w:r>
+        <w:t>Piperacillin/Tazobactam-Gebrauch sank um 22,3 % in Days of Therapy (DOT) und zeigt konsistente Reduktionen bei saisonalen Vergleichen. Antibiotic Use Density (AUD) sank parallel. Alle Ärzte absolvierten Schulungsvideo und Nach-Test. Workflow-integrierte Reflexions-Prompts bei jedem Verordnen zeigten Wirkung.</w:t>
+      </w:r>
+    </w:p>
+    <w:p>
+      <w:r>
+        <w:rPr>
+          <w:b/>
+          <w:sz w:val="19"/>
+        </w:rPr>
+        <w:t xml:space="preserve">Übertragbarkeit: </w:t>
+      </w:r>
+      <w:r>
+        <w:rPr>
+          <w:sz w:val="19"/>
+        </w:rPr>
+        <w:t>Japan, beobachtet auch in Deutschland (Antibiotic Stewardship), auf Praxen übertragbar</w:t>
+      </w:r>
+    </w:p>
+    <w:p>
+      <w:r>
+        <w:rPr>
+          <w:color w:val="5A7D3A"/>
+          <w:sz w:val="18"/>
+        </w:rPr>
+        <w:t>https://pubmed.ncbi.nlm.nih.gov/42669608/</w:t>
+      </w:r>
+    </w:p>
+    <w:p>
+      <w:pPr>
+        <w:pStyle w:val="Heading2"/>
+      </w:pPr>
+      <w:r>
+        <w:t>DBS-Screening erfasst 56 % aller HCV-Infektionen, vermisst aber 2,7 % durch niedrige Viruslast</w:t>
+      </w:r>
+    </w:p>
+    <w:p>
+      <w:r>
+        <w:rPr>
+          <w:i/>
+          <w:color w:val="666666"/>
+          <w:sz w:val="18"/>
+        </w:rPr>
+        <w:t>Capelli N et al.  ·  Liver Int  ·  Okt. 2026  ·  PMID 42661472</w:t>
+      </w:r>
+    </w:p>
+    <w:p>
+      <w:r>
+        <w:t>Fünfjährige Evaluierung von Hepatitis-C-Blutfleck-Screening in französischen Schadensreduktionszentren mit vergleichender Analyse zu Plasma-RNA-Konzentrationen.</w:t>
+      </w:r>
+    </w:p>
+    <w:p>
+      <w:r>
+        <w:rPr>
+          <w:b/>
+        </w:rPr>
+        <w:t xml:space="preserve">Ergebnis: </w:t>
+      </w:r>
+      <w:r>
+        <w:t>Unter 1.552 gescreenten Personen wurden 428 (27,6 %) als HCV-RNA-positiv identifiziert. Etwa 2,7 % der Infektionen (ca. 12 Fälle) wurden aufgrund der Nachweisgrenze von 1.252 IU/mL vermisst. DBS-Tests machten 56,4 % aller laborgestützten HCV-Diagnosen aus. Die modeste Reduktion der analytischen Sensitivität wird durch den deutlich erhöhten Zugang in unterversorgten Populationen aufgewogen.</w:t>
+      </w:r>
+    </w:p>
+    <w:p>
+      <w:r>
+        <w:rPr>
+          <w:b/>
+          <w:sz w:val="19"/>
+        </w:rPr>
+        <w:t xml:space="preserve">Übertragbarkeit: </w:t>
+      </w:r>
+      <w:r>
+        <w:rPr>
+          <w:sz w:val="19"/>
+        </w:rPr>
+        <w:t>Frankreich, dezentrale Diagnostik; Ansatz auf vulnerable Gruppen übertragbar</w:t>
+      </w:r>
+    </w:p>
+    <w:p>
+      <w:r>
+        <w:rPr>
+          <w:color w:val="5A7D3A"/>
+          <w:sz w:val="18"/>
+        </w:rPr>
+        <w:t>https://pubmed.ncbi.nlm.nih.gov/42661472/</w:t>
+      </w:r>
+    </w:p>
+    <w:p>
+      <w:pPr>
+        <w:pStyle w:val="Heading2"/>
+      </w:pPr>
+      <w:r>
+        <w:t>Penicilline bei vancomycin-sensiblen Enterococcus-Bakteriämien: effektiv, aber keine Überlegenheit ohne Fokuskontrolle</w:t>
+      </w:r>
+    </w:p>
+    <w:p>
+      <w:r>
+        <w:rPr>
+          <w:i/>
+          <w:color w:val="666666"/>
+          <w:sz w:val="18"/>
+        </w:rPr>
+        <w:t>Landrock T et al.  ·  Transbound Emerg Dis  ·  2026  ·  PMID 42661338</w:t>
+      </w:r>
+    </w:p>
+    <w:p>
+      <w:r>
+        <w:t>Retrospektive deutsche Kohortenstudie an 127 Patienten mit Enterococcus-Bakteriämie, Vergleich Penicillin-basierte versus alternative Therapien.</w:t>
+      </w:r>
+    </w:p>
+    <w:p>
+      <w:r>
+        <w:rPr>
+          <w:b/>
+        </w:rPr>
+        <w:t xml:space="preserve">Ergebnis: </w:t>
+      </w:r>
+      <w:r>
+        <w:t>30-Tage-Mortalität: Penicilline 13,4 % vs. Alternativen 40 % (p=0,001); mediane Hospitalsdauer 21 vs. 35 Tage. Bei multivariater Analyse mit Propensity Scores war nur septischer Schock (aOR 23,53) unabhängig mit Sterblichkeit assoziiert, nicht die Therapieklasse. Keine Unterschiede bei Rezidivbakteriämie oder Nebenwirkungen.</w:t>
+      </w:r>
+    </w:p>
+    <w:p>
+      <w:r>
+        <w:rPr>
+          <w:b/>
+          <w:sz w:val="19"/>
+        </w:rPr>
+        <w:t xml:space="preserve">Übertragbarkeit: </w:t>
+      </w:r>
+      <w:r>
+        <w:rPr>
+          <w:sz w:val="19"/>
+        </w:rPr>
+        <w:t>Deutschland/Österreich, direkt auf Krankenhausinfektion anwendbar</w:t>
+      </w:r>
+    </w:p>
+    <w:p>
+      <w:r>
+        <w:rPr>
+          <w:color w:val="5A7D3A"/>
+          <w:sz w:val="18"/>
+        </w:rPr>
+        <w:t>https://pubmed.ncbi.nlm.nih.gov/42661338/</w:t>
+      </w:r>
+    </w:p>
+    <w:p>
+      <w:pPr>
+        <w:pStyle w:val="Heading2"/>
+      </w:pPr>
+      <w:r>
+        <w:t>Netzwerk-gestützte Sentinelüberwachung erkannte Clostridioides difficile 27 % schneller mit nur 15 % Sequenzierung</w:t>
+      </w:r>
+    </w:p>
+    <w:p>
+      <w:r>
+        <w:rPr>
+          <w:i/>
+          <w:color w:val="666666"/>
+          <w:sz w:val="18"/>
+        </w:rPr>
+        <w:t>Pople D et al.  ·  Nat Commun  ·  26.08.2026  ·  PMID 42649138</w:t>
+      </w:r>
+    </w:p>
+    <w:p>
+      <w:r>
+        <w:t>Englische Studie mit Netzwerkanalyse zur optimalen Auswahl von Sentinel-Laboratorien für Whole-Genome-Sequenzierung nosokomialer Infektionen bei limitierter Sequenzierungskapazität.</w:t>
+      </w:r>
+    </w:p>
+    <w:p>
+      <w:r>
+        <w:rPr>
+          <w:b/>
+        </w:rPr>
+        <w:t xml:space="preserve">Ergebnis: </w:t>
+      </w:r>
+      <w:r>
+        <w:t>Algorithmisch optimierte Sentinelstandorte erkennen neuartige C.-difficile-Stämme 27 % schneller als Zufallsauswahl (Median ~3 statt 4 Wochen), während nur &lt;15 % aller Fälle sequenziert werden. Sensitivitäts- und Szenario-Analysen bestätigten robuste epidemiologische Performance über verschiedene Pfadogeneigenschaften hinweg.</w:t>
+      </w:r>
+    </w:p>
+    <w:p>
+      <w:r>
+        <w:rPr>
+          <w:b/>
+          <w:sz w:val="19"/>
+        </w:rPr>
+        <w:t xml:space="preserve">Übertragbarkeit: </w:t>
+      </w:r>
+      <w:r>
+        <w:rPr>
+          <w:sz w:val="19"/>
+        </w:rPr>
+        <w:t>Großbritannien, übertragbar auf deutsche KRINKO-gestützte Sentinel-Überwachung</w:t>
+      </w:r>
+    </w:p>
+    <w:p>
+      <w:r>
+        <w:rPr>
+          <w:color w:val="5A7D3A"/>
+          <w:sz w:val="18"/>
+        </w:rPr>
+        <w:t>https://pubmed.ncbi.nlm.nih.gov/42649138/</w:t>
+      </w:r>
+    </w:p>
+    <w:p>
+      <w:pPr>
+        <w:pStyle w:val="Heading2"/>
+      </w:pPr>
+      <w:r>
+        <w:t>Delphi-Konsens: Prävention und Management iatrogener Nebenwirkungen von Immunglobulin-Therapie</w:t>
+      </w:r>
+    </w:p>
+    <w:p>
+      <w:r>
+        <w:rPr>
+          <w:i/>
+          <w:color w:val="666666"/>
+          <w:sz w:val="18"/>
+        </w:rPr>
+        <w:t>Ferranti-Ramos A et al.  ·  Front Immunol  ·  06.08.2026  ·  PMID 42625714</w:t>
+      </w:r>
+    </w:p>
+    <w:p>
+      <w:r>
+        <w:t>Spanischer Expertenkonsens mit modifiziertem Delphi-Verfahren zur Standardisierung von Sicherheitsmaßnahmen bei Immunglobulin-Gaben in primären und sekundären Immundefekten.</w:t>
+      </w:r>
+    </w:p>
+    <w:p>
+      <w:r>
+        <w:rPr>
+          <w:b/>
+        </w:rPr>
+        <w:t xml:space="preserve">Ergebnis: </w:t>
+      </w:r>
+      <w:r>
+        <w:t>42 von 44 Empfehlungen erreichten ≥75 % Konsens. Hochgradige Einigkeit zu individualisierter Risikoabwägung, Infusionsraten-Anpassung und frühes Nebenwirkungsmanagement. Subkutane Immunglobuline (SCIG) zeigten weniger systemische Reaktionen als intravenös. Serielle Anti-IgA-Tests nur bei selektierten Hochrisikopatienten nötig. Prämediktion nur bei ausgewählten Hochrisikogruppen.</w:t>
+      </w:r>
+    </w:p>
+    <w:p>
+      <w:r>
+        <w:rPr>
+          <w:b/>
+          <w:sz w:val="19"/>
+        </w:rPr>
+        <w:t xml:space="preserve">Übertragbarkeit: </w:t>
+      </w:r>
+      <w:r>
+        <w:rPr>
+          <w:sz w:val="19"/>
+        </w:rPr>
+        <w:t>Spanien; europäisches System, auf deutsches Versicherungswesen übertragbar</w:t>
+      </w:r>
+    </w:p>
+    <w:p>
+      <w:r>
+        <w:rPr>
+          <w:color w:val="5A7D3A"/>
+          <w:sz w:val="18"/>
+        </w:rPr>
+        <w:t>https://pubmed.ncbi.nlm.nih.gov/42625714/</w:t>
+      </w:r>
+    </w:p>
+    <w:p>
+      <w:pPr>
+        <w:pStyle w:val="Heading2"/>
+      </w:pPr>
+      <w:r>
+        <w:t>MT-RNR1-Testung vor Aminoglykosiden verhindert irreversible Hörstörungen, kosteneffektiv in Neonatensepsis</w:t>
+      </w:r>
+    </w:p>
+    <w:p>
+      <w:r>
+        <w:rPr>
+          <w:i/>
+          <w:color w:val="666666"/>
+          <w:sz w:val="18"/>
+        </w:rPr>
+        <w:t>McDermott JH et al.  ·  Br J Clin Pharmacol  ·  29.07.2026  ·  PMID 42524757</w:t>
+      </w:r>
+    </w:p>
+    <w:p>
+      <w:r>
+        <w:t>Britische Richtlinie zum Einsatz präventiver Pharmacogenomics-Tests für Aminoglykosid-induzierte Ototoxizität anhand von Mitochondrial-DNA-Varianten, basierend auf systematischer Literaturanalyse.</w:t>
+      </w:r>
+    </w:p>
+    <w:p>
+      <w:r>
+        <w:rPr>
+          <w:b/>
+        </w:rPr>
+        <w:t xml:space="preserve">Ergebnis: </w:t>
+      </w:r>
+      <w:r>
+        <w:t>Drei MT-RNR1-Varianten (m.1555A&gt;G, m.1494C&gt;T, m.1095T&gt;C; Frequenz ~1:330) prädisponieren zu irreversibler Hörschädigung auch bei therapeutischen Dosen. Im Englischen Nationalen Gesundheitssystem ist Labor-basierte Testung finanziert; Point-of-Care-Tests in Neonatensepsis werden durchgeführt und sind frühen Health-Economic-Modellen zufolge kostenersparend. Ca. 20 % des Aminoglykosidgebrauchs ist vorhersehbar und testbar.</w:t>
+      </w:r>
+    </w:p>
+    <w:p>
+      <w:r>
+        <w:rPr>
+          <w:b/>
+          <w:sz w:val="19"/>
+        </w:rPr>
+        <w:t xml:space="preserve">Übertragbarkeit: </w:t>
+      </w:r>
+      <w:r>
+        <w:rPr>
+          <w:sz w:val="19"/>
+        </w:rPr>
+        <w:t>Großbritannien, Mitochondrial-DNA-Testung auf Deutschland übertragbar, Kosten-Nutzen-Analyse erforderlich</w:t>
+      </w:r>
+    </w:p>
+    <w:p>
+      <w:r>
+        <w:rPr>
+          <w:color w:val="5A7D3A"/>
+          <w:sz w:val="18"/>
+        </w:rPr>
+        <w:t>https://pubmed.ncbi.nlm.nih.gov/42524757/</w:t>
       </w:r>
     </w:p>
     <w:p>

--- a/download/studien-archiv.docx
+++ b/download/studien-archiv.docx
@@ -62,7 +62,363 @@
           <w:color w:val="666666"/>
           <w:sz w:val="18"/>
         </w:rPr>
-        <w:t>Stand: 31.08.2026  |  41 Studien  |  safety.m-vf.de</w:t>
+        <w:t>Stand: 01.09.2026  |  47 Studien  |  safety.m-vf.de</w:t>
+      </w:r>
+    </w:p>
+    <w:p>
+      <w:pPr>
+        <w:pStyle w:val="Heading1"/>
+      </w:pPr>
+      <w:r>
+        <w:t>Aufgenommen am 01.09.2026</w:t>
+      </w:r>
+    </w:p>
+    <w:p>
+      <w:pPr>
+        <w:pStyle w:val="Heading2"/>
+      </w:pPr>
+      <w:r>
+        <w:t>Probiotika halbierten ventilatorassoziierte Pneumonie bei kritisch kranken Kindern</w:t>
+      </w:r>
+    </w:p>
+    <w:p>
+      <w:r>
+        <w:rPr>
+          <w:i/>
+          <w:color w:val="666666"/>
+          <w:sz w:val="18"/>
+        </w:rPr>
+        <w:t>Tiwari SK et al.  ·  J Trop Pediatr  ·  20.08.2026  ·  PMID 42674774</w:t>
+      </w:r>
+    </w:p>
+    <w:p>
+      <w:r>
+        <w:t>Systematische Übersicht und Metaanalyse von acht randomisierten Studien zu Probiotika bei kritisch kranken Kindern auf Intensivstationen, mit Fokus auf Pneumonie, Sterblichkeit und Liegedauer.</w:t>
+      </w:r>
+    </w:p>
+    <w:p>
+      <w:r>
+        <w:rPr>
+          <w:b/>
+        </w:rPr>
+        <w:t xml:space="preserve">Ergebnis: </w:t>
+      </w:r>
+      <w:r>
+        <w:t>Probiotika reduzierten ventilatorassoziierte Pneumonie signifikant (RR 0,47; 95%-KI 0,35–0,64; p&lt;0,0001; hohe Evidenzsicherheit, absolute Risikoreduktion 21,9 %, Number needed to treat ≈5); kein Effekt auf Sterblichkeit (RR 0,85; 95%-KI 0,66–1,11; p=0,24) oder Liegedauer. Keine schwerwiegenden unerwünschten Ereignisse.</w:t>
+      </w:r>
+    </w:p>
+    <w:p>
+      <w:r>
+        <w:rPr>
+          <w:b/>
+          <w:sz w:val="19"/>
+        </w:rPr>
+        <w:t xml:space="preserve">Übertragbarkeit: </w:t>
+      </w:r>
+      <w:r>
+        <w:rPr>
+          <w:sz w:val="19"/>
+        </w:rPr>
+        <w:t>International, 744 Kinder in acht RCTs; Mechanismus und Sicherheit sind übertragbar</w:t>
+      </w:r>
+    </w:p>
+    <w:p>
+      <w:r>
+        <w:rPr>
+          <w:color w:val="5A7D3A"/>
+          <w:sz w:val="18"/>
+        </w:rPr>
+        <w:t>https://pubmed.ncbi.nlm.nih.gov/42674774/</w:t>
+      </w:r>
+    </w:p>
+    <w:p>
+      <w:pPr>
+        <w:pStyle w:val="Heading2"/>
+      </w:pPr>
+      <w:r>
+        <w:t>Duty of Candour schafft Vertrauen nur bei echter Empathie und Aufarbeitung</w:t>
+      </w:r>
+    </w:p>
+    <w:p>
+      <w:r>
+        <w:rPr>
+          <w:i/>
+          <w:color w:val="666666"/>
+          <w:sz w:val="18"/>
+        </w:rPr>
+        <w:t>Adams C et al.  ·  Health Expect  ·  Okt. 2026  ·  PMID 42670882</w:t>
+      </w:r>
+    </w:p>
+    <w:p>
+      <w:r>
+        <w:t>Qualitative und quantitative Studie mit 80 australischen Patienten zu Wirkung und Verständnis der gesetzlichen Aufklärungspflicht nach schweren Sicherheitsereignissen (Statutory Duty of Candour), zwei Jahre nach Einführung in Victoria.</w:t>
+      </w:r>
+    </w:p>
+    <w:p>
+      <w:r>
+        <w:rPr>
+          <w:b/>
+        </w:rPr>
+        <w:t xml:space="preserve">Ergebnis: </w:t>
+      </w:r>
+      <w:r>
+        <w:t>61 % ohne Vorwissen zur SDC; 78 % bewerteten sie als nützlich. Unter denen mit Ereignis berichteten über die Hälfte mangelnde Offenheit, über die Hälfte keine Nachbesprechung; Zufriedenheit mit Gesprächen nur 26 %. Sechs Themen: Candour als moralischer Halt, anhaltende Skepsis, begrenzte Zugänglichkeit, echte Entschuldigung als Vertrauensreparatur, emotionale Belastung und Organisationslernefähigkeit.</w:t>
+      </w:r>
+    </w:p>
+    <w:p>
+      <w:r>
+        <w:rPr>
+          <w:b/>
+          <w:sz w:val="19"/>
+        </w:rPr>
+        <w:t xml:space="preserve">Übertragbarkeit: </w:t>
+      </w:r>
+      <w:r>
+        <w:rPr>
+          <w:sz w:val="19"/>
+        </w:rPr>
+        <w:t>Australien/Vereinigtes Königreich, andere Haftungsordnung, ggf. Transferlimits bei deutschem ärztlichem Haftungsrecht</w:t>
+      </w:r>
+    </w:p>
+    <w:p>
+      <w:r>
+        <w:rPr>
+          <w:color w:val="5A7D3A"/>
+          <w:sz w:val="18"/>
+        </w:rPr>
+        <w:t>https://pubmed.ncbi.nlm.nih.gov/42670882/</w:t>
+      </w:r>
+    </w:p>
+    <w:p>
+      <w:pPr>
+        <w:pStyle w:val="Heading2"/>
+      </w:pPr>
+      <w:r>
+        <w:t>Urbanisierungsgerechte Risikoanpassung verbessert Reanimationsergebnisse deutschlandweit</w:t>
+      </w:r>
+    </w:p>
+    <w:p>
+      <w:r>
+        <w:rPr>
+          <w:i/>
+          <w:color w:val="666666"/>
+          <w:sz w:val="18"/>
+        </w:rPr>
+        <w:t>Lee D et al.  ·  BMC Emerg Med  ·  10.08.2026  ·  PMID 42587273</w:t>
+      </w:r>
+    </w:p>
+    <w:p>
+      <w:r>
+        <w:t>Deutsche Registerstudie zur Kalibrierung von Risikoanpassungsmodellen für Rückkehr zur Spontanzirkulation (ROSC) nach präklinischem Herzstillstand, unter Berücksichtigung von Urbanisierungsgrad.</w:t>
+      </w:r>
+    </w:p>
+    <w:p>
+      <w:r>
+        <w:rPr>
+          <w:b/>
+        </w:rPr>
+        <w:t xml:space="preserve">Ergebnis: </w:t>
+      </w:r>
+      <w:r>
+        <w:t>Beim refittierten RACA-Modell zeigte sich Fehlkalibrierung nach Urbanisierung: Überschätzung in ländlichen Gebieten, Unterschätzung in Metropolen und Großstädten. Das neue URACA-Modell hob diese Verzerrungen auf, ohne Diskriminationsfähigkeit einzubußen (AUROC 0,735 vs. 0,737; kontinuierliche Netzreklassifizierung 9,4 %).</w:t>
+      </w:r>
+    </w:p>
+    <w:p>
+      <w:r>
+        <w:rPr>
+          <w:b/>
+          <w:sz w:val="19"/>
+        </w:rPr>
+        <w:t xml:space="preserve">Übertragbarkeit: </w:t>
+      </w:r>
+      <w:r>
+        <w:rPr>
+          <w:sz w:val="19"/>
+        </w:rPr>
+        <w:t>Deutschland, 145.780 Patienten aus Deutschem Reanimations-Register 2014–2023</w:t>
+      </w:r>
+    </w:p>
+    <w:p>
+      <w:r>
+        <w:rPr>
+          <w:color w:val="5A7D3A"/>
+          <w:sz w:val="18"/>
+        </w:rPr>
+        <w:t>https://pubmed.ncbi.nlm.nih.gov/42587273/</w:t>
+      </w:r>
+    </w:p>
+    <w:p>
+      <w:pPr>
+        <w:pStyle w:val="Heading2"/>
+      </w:pPr>
+      <w:r>
+        <w:t>Patientenerfahrung und Sicherheit bleiben in Studien unverbunden</w:t>
+      </w:r>
+    </w:p>
+    <w:p>
+      <w:r>
+        <w:rPr>
+          <w:i/>
+          <w:color w:val="666666"/>
+          <w:sz w:val="18"/>
+        </w:rPr>
+        <w:t>King J et al.  ·  BMJ Open Qual  ·  03.08.2026  ·  PMID 42547244</w:t>
+      </w:r>
+    </w:p>
+    <w:p>
+      <w:r>
+        <w:t>Systematische Übersicht über 30 Studien zum Zusammenhang zwischen Patientenerlebnis und Patientensicherheit, mit Cochrane-Qualitätsbewertung und GRADE-Evidenzgraduierung.</w:t>
+      </w:r>
+    </w:p>
+    <w:p>
+      <w:r>
+        <w:rPr>
+          <w:b/>
+        </w:rPr>
+        <w:t xml:space="preserve">Ergebnis: </w:t>
+      </w:r>
+      <w:r>
+        <w:t>Heterogene Evidenz: 7 Studien zeigten konsistente positive Assoziationen, 6 keine Assoziation, 17 gemischte Befunde je nach Sicherheitsmaßstab. Kausale Richtung unklar; Forschungslücken in primärer und psychiatrischer Versorgung sowie zu Themen wie Zeitnaher Zugang und Angehörigenbeteiligung.</w:t>
+      </w:r>
+    </w:p>
+    <w:p>
+      <w:r>
+        <w:rPr>
+          <w:b/>
+          <w:sz w:val="19"/>
+        </w:rPr>
+        <w:t xml:space="preserve">Übertragbarkeit: </w:t>
+      </w:r>
+      <w:r>
+        <w:rPr>
+          <w:sz w:val="19"/>
+        </w:rPr>
+        <w:t>Internationale Perspektive, Primärforschung überwiegend aus angelsächsischen Ländern</w:t>
+      </w:r>
+    </w:p>
+    <w:p>
+      <w:r>
+        <w:rPr>
+          <w:color w:val="5A7D3A"/>
+          <w:sz w:val="18"/>
+        </w:rPr>
+        <w:t>https://pubmed.ncbi.nlm.nih.gov/42547244/</w:t>
+      </w:r>
+    </w:p>
+    <w:p>
+      <w:pPr>
+        <w:pStyle w:val="Heading2"/>
+      </w:pPr>
+      <w:r>
+        <w:t>Ärztliche Mikrobiologie als Stewardship-Partner senkt Antibiotikafehlgebrauch</w:t>
+      </w:r>
+    </w:p>
+    <w:p>
+      <w:r>
+        <w:rPr>
+          <w:i/>
+          <w:color w:val="666666"/>
+          <w:sz w:val="18"/>
+        </w:rPr>
+        <w:t>Nilsen E  ·  APMIS  ·  Aug. 2026  ·  PMID 42522544</w:t>
+      </w:r>
+    </w:p>
+    <w:p>
+      <w:r>
+        <w:t>Norwegische Klinikstudie zur Wahrnehmung ärztlicher Beratung durch klinische Mikrobiologinnen und Mikrobiologen in der Infektionsbehandlung.</w:t>
+      </w:r>
+    </w:p>
+    <w:p>
+      <w:r>
+        <w:rPr>
+          <w:b/>
+        </w:rPr>
+        <w:t xml:space="preserve">Ergebnis: </w:t>
+      </w:r>
+      <w:r>
+        <w:t>90,7 % der infektionsbehandelnden Ärztinnen und Ärzte (n=228) bewerteten mikrobiologe Stewardship als hochgradig wertvoll; 88,8 % berichteten bessere Antibiotikaverwendung, 87,0 % schnellere oder sicherere klinische Entscheidungen; 97,7 % befürworteten eine aktivere klinische Beratungsrolle von Fachärztinnen und Fachärzten für Mikrobiologie.</w:t>
+      </w:r>
+    </w:p>
+    <w:p>
+      <w:r>
+        <w:rPr>
+          <w:b/>
+          <w:sz w:val="19"/>
+        </w:rPr>
+        <w:t xml:space="preserve">Übertragbarkeit: </w:t>
+      </w:r>
+      <w:r>
+        <w:rPr>
+          <w:sz w:val="19"/>
+        </w:rPr>
+        <w:t>Skandinavien, vergleichbare Infektionsbehandlung in Akutkrankenhäusern</w:t>
+      </w:r>
+    </w:p>
+    <w:p>
+      <w:r>
+        <w:rPr>
+          <w:color w:val="5A7D3A"/>
+          <w:sz w:val="18"/>
+        </w:rPr>
+        <w:t>https://pubmed.ncbi.nlm.nih.gov/42522544/</w:t>
+      </w:r>
+    </w:p>
+    <w:p>
+      <w:pPr>
+        <w:pStyle w:val="Heading2"/>
+      </w:pPr>
+      <w:r>
+        <w:t>Schülerfehler im klinischen Unterricht: häufige Gelegenheiten mit geringem Lernertrag</w:t>
+      </w:r>
+    </w:p>
+    <w:p>
+      <w:r>
+        <w:rPr>
+          <w:i/>
+          <w:color w:val="666666"/>
+          <w:sz w:val="18"/>
+        </w:rPr>
+        <w:t>Rubisch HPK et al.  ·  BMC Med Educ  ·  28.07.2026  ·  PMID 42522036</w:t>
+      </w:r>
+    </w:p>
+    <w:p>
+      <w:r>
+        <w:t>Beobachtungsstudie zu Lernfehlern bei Bettunterricht auf Stationen in Innerer Medizin, Neurologie und Orthopädie, gemessen an Häufigkeit, Typ und Lehrreaktionen.</w:t>
+      </w:r>
+    </w:p>
+    <w:p>
+      <w:r>
+        <w:rPr>
+          <w:b/>
+        </w:rPr>
+        <w:t xml:space="preserve">Ergebnis: </w:t>
+      </w:r>
+      <w:r>
+        <w:t>Im Schnitt 4,9 Fehler pro Stunde Unterricht; Reproduktionsfehler überwiegend bei theoretischem Wissen und klinischem Denken, Anwendungsfehler bei körperlicher Untersuchung. Nur 72 % der praktischen Untersuchungszeit war beaufsichtigt; Lehrreaktionen (Erklärungstiefe, Feedback-Direktheit) unterschieden sich nicht signifikant mit oder ohne Patientenpräsenz.</w:t>
+      </w:r>
+    </w:p>
+    <w:p>
+      <w:r>
+        <w:rPr>
+          <w:b/>
+          <w:sz w:val="19"/>
+        </w:rPr>
+        <w:t xml:space="preserve">Übertragbarkeit: </w:t>
+      </w:r>
+      <w:r>
+        <w:rPr>
+          <w:sz w:val="19"/>
+        </w:rPr>
+        <w:t>Deutschland, 36 Bettunterricht-Sitzungen (78,4 h) an deutschem Universitätsklinikum</w:t>
+      </w:r>
+    </w:p>
+    <w:p>
+      <w:r>
+        <w:rPr>
+          <w:color w:val="5A7D3A"/>
+          <w:sz w:val="18"/>
+        </w:rPr>
+        <w:t>https://pubmed.ncbi.nlm.nih.gov/42522036/</w:t>
       </w:r>
     </w:p>
     <w:p>

--- a/download/studien-archiv.docx
+++ b/download/studien-archiv.docx
@@ -62,7 +62,363 @@
           <w:color w:val="666666"/>
           <w:sz w:val="18"/>
         </w:rPr>
-        <w:t>Stand: 01.09.2026  |  47 Studien  |  safety.m-vf.de</w:t>
+        <w:t>Stand: 02.09.2026  |  53 Studien  |  safety.m-vf.de</w:t>
+      </w:r>
+    </w:p>
+    <w:p>
+      <w:pPr>
+        <w:pStyle w:val="Heading1"/>
+      </w:pPr>
+      <w:r>
+        <w:t>Aufgenommen am 02.09.2026</w:t>
+      </w:r>
+    </w:p>
+    <w:p>
+      <w:pPr>
+        <w:pStyle w:val="Heading2"/>
+      </w:pPr>
+      <w:r>
+        <w:t>Infektionsprävention: Mangelhafte Gesamtausstattung und Zeitdruck hindern Pflegekräfte an Einhaltung von COVID-19-Schutzmaßnahmen</w:t>
+      </w:r>
+    </w:p>
+    <w:p>
+      <w:r>
+        <w:rPr>
+          <w:i/>
+          <w:color w:val="666666"/>
+          <w:sz w:val="18"/>
+        </w:rPr>
+        <w:t>Houghton C et al.  ·  Cochrane Database Syst Rev  ·  01.09.2026  ·  PMID 42677895</w:t>
+      </w:r>
+    </w:p>
+    <w:p>
+      <w:r>
+        <w:t>Systematischer Review mit qualitativer Evidenz-Synthese aus 26 Studien (davon 7 aus wohlhabenden Ländern) zu Faktoren, die Einhaltung von Infektionsschutzrichtlinien durch Fachpersonal beeinflussen.</w:t>
+      </w:r>
+    </w:p>
+    <w:p>
+      <w:r>
+        <w:rPr>
+          <w:b/>
+        </w:rPr>
+        <w:t xml:space="preserve">Ergebnis: </w:t>
+      </w:r>
+      <w:r>
+        <w:t>Strukturierte Ergebnisse mit unterschiedlicher Konfidenz: Hohe Konfidenz (n=12 Befunde) – Managementunterstützung, klare Richtlinien-Kommunikation und Schulung fördern Einhaltung; Zeitdruck, Personalmangel und PPE-Mangel behindern sie. Mittlere Konfidenz (n=12), niedrige (n=3). 27 Faktoren insgesamt benannt.</w:t>
+      </w:r>
+    </w:p>
+    <w:p>
+      <w:r>
+        <w:rPr>
+          <w:b/>
+          <w:sz w:val="19"/>
+        </w:rPr>
+        <w:t xml:space="preserve">Übertragbarkeit: </w:t>
+      </w:r>
+      <w:r>
+        <w:rPr>
+          <w:sz w:val="19"/>
+        </w:rPr>
+        <w:t>26 Studien mit globaler Abdeckung (Asien, Afrika, Europa); größtenteils 2020–2024 während Pandemie.</w:t>
+      </w:r>
+    </w:p>
+    <w:p>
+      <w:r>
+        <w:rPr>
+          <w:color w:val="5A7D3A"/>
+          <w:sz w:val="18"/>
+        </w:rPr>
+        <w:t>https://pubmed.ncbi.nlm.nih.gov/42677895/</w:t>
+      </w:r>
+    </w:p>
+    <w:p>
+      <w:pPr>
+        <w:pStyle w:val="Heading2"/>
+      </w:pPr>
+      <w:r>
+        <w:t>Apotheker-Stewardship erhöht Antibiotika-Angemessenheit bei Kindern mit Pneumonie von 60% auf 87%</w:t>
+      </w:r>
+    </w:p>
+    <w:p>
+      <w:r>
+        <w:rPr>
+          <w:i/>
+          <w:color w:val="666666"/>
+          <w:sz w:val="18"/>
+        </w:rPr>
+        <w:t>Nguyen T et al.  ·  J Am Coll Clin Pharm  ·  Sept. 2026  ·  PMID 42676278</w:t>
+      </w:r>
+    </w:p>
+    <w:p>
+      <w:r>
+        <w:t>Quasi-experimentelle Vorher-Nachher-Studie in Vietnam mit 560 Kindern (280 vor, 280 nach Intervention), die einen pharmazeutisch geleiteten Antibiotic-Stewardship-Einsatz mit Schulung und Audit evaluierte.</w:t>
+      </w:r>
+    </w:p>
+    <w:p>
+      <w:r>
+        <w:rPr>
+          <w:b/>
+        </w:rPr>
+        <w:t xml:space="preserve">Ergebnis: </w:t>
+      </w:r>
+      <w:r>
+        <w:t>Gesamtangemessenheit stieg von 60,36% auf 86,79% (p&lt;0,001; Δ=26,4 Prozentpunkte). Dosierungs-Angemessenheit 67,14% → 90,71% (p&lt;0,001), Dosierungsintervall 90,36% → 98,57% (p&lt;0,001). Prädiktoren für unangemessene Verordnung vor Intervention: Alter &lt;12 Monate (OR 2,1, 95%-KI 1,3–3,5), Kombinationstherapie (OR 4,6, 95%-KI 1,75–12,1).</w:t>
+      </w:r>
+    </w:p>
+    <w:p>
+      <w:r>
+        <w:rPr>
+          <w:b/>
+          <w:sz w:val="19"/>
+        </w:rPr>
+        <w:t xml:space="preserve">Übertragbarkeit: </w:t>
+      </w:r>
+      <w:r>
+        <w:rPr>
+          <w:sz w:val="19"/>
+        </w:rPr>
+        <w:t>Vietnam (Mittel-/Niedrigeinkommen-Land), struktur-kulturelle Unterschiede; Sicherheits-Intervention breit übertragbar.</w:t>
+      </w:r>
+    </w:p>
+    <w:p>
+      <w:r>
+        <w:rPr>
+          <w:color w:val="5A7D3A"/>
+          <w:sz w:val="18"/>
+        </w:rPr>
+        <w:t>https://pubmed.ncbi.nlm.nih.gov/42676278/</w:t>
+      </w:r>
+    </w:p>
+    <w:p>
+      <w:pPr>
+        <w:pStyle w:val="Heading2"/>
+      </w:pPr>
+      <w:r>
+        <w:t>Multiresistente Klebsiella pneumoniae: Nosokomialer Infektionsanstieg in Polen um das 50-Fache</w:t>
+      </w:r>
+    </w:p>
+    <w:p>
+      <w:r>
+        <w:rPr>
+          <w:i/>
+          <w:color w:val="666666"/>
+          <w:sz w:val="18"/>
+        </w:rPr>
+        <w:t>Filipkowska M et al.  ·  Front Cell Infect Microbiol  ·  30.07.2026  ·  PMID 42597730</w:t>
+      </w:r>
+    </w:p>
+    <w:p>
+      <w:r>
+        <w:t>Beobachtungsstudie mit Aggregatdaten aller polnischen ITS von 2019–2023, die Risikoänderungen für nosokomialen Infektionen mit Methicillin-resistenten und anderen multiresistenten Erregern mittels standardisierter Infektionsrate (SIR) evaluierte.</w:t>
+      </w:r>
+    </w:p>
+    <w:p>
+      <w:r>
+        <w:rPr>
+          <w:b/>
+        </w:rPr>
+        <w:t xml:space="preserve">Ergebnis: </w:t>
+      </w:r>
+      <w:r>
+        <w:t>MBL/NDM-produzierende K. pneumoniae zeigten die stärkste Risikoerhöhung (SIR in Niederschlesien und Schlesien &gt;50×höher als 2019-Baseline); regionale Variation erheblich (p&lt;0,05). E. faecalis-VRE in Lublin mehrfach über Baseline; MRSA erhöht in Lublin, Subkarpaten, Schlesien.</w:t>
+      </w:r>
+    </w:p>
+    <w:p>
+      <w:r>
+        <w:rPr>
+          <w:b/>
+          <w:sz w:val="19"/>
+        </w:rPr>
+        <w:t xml:space="preserve">Übertragbarkeit: </w:t>
+      </w:r>
+      <w:r>
+        <w:rPr>
+          <w:sz w:val="19"/>
+        </w:rPr>
+        <w:t>Polen, europa-nächst an Deutschland; öffentlicher Gesundheitsdienst und Meldepflichten ähnlich.</w:t>
+      </w:r>
+    </w:p>
+    <w:p>
+      <w:r>
+        <w:rPr>
+          <w:color w:val="5A7D3A"/>
+          <w:sz w:val="18"/>
+        </w:rPr>
+        <w:t>https://pubmed.ncbi.nlm.nih.gov/42597730/</w:t>
+      </w:r>
+    </w:p>
+    <w:p>
+      <w:pPr>
+        <w:pStyle w:val="Heading2"/>
+      </w:pPr>
+      <w:r>
+        <w:t>Terminal-Komplement-Inhibition verstärkt Nierenversagen und Blutungsrisiko bei septischem Schock</w:t>
+      </w:r>
+    </w:p>
+    <w:p>
+      <w:r>
+        <w:rPr>
+          <w:i/>
+          <w:color w:val="666666"/>
+          <w:sz w:val="18"/>
+        </w:rPr>
+        <w:t>Vahldieck C et al.  ·  J Crit Care  ·  29.07.2026  ·  PMID 42526359</w:t>
+      </w:r>
+    </w:p>
+    <w:p>
+      <w:r>
+        <w:t>Propensity-Score-adjustierte Kohorten-Studie mit 1.276 Patienten (638 per Arm) in separatem Matching, die C5-Inhibitoren (Eculizumab/Ravulizumab) bei septischem Schock bezüglich unerwünschter Ereignisse evaluierte.</w:t>
+      </w:r>
+    </w:p>
+    <w:p>
+      <w:r>
+        <w:rPr>
+          <w:b/>
+        </w:rPr>
+        <w:t xml:space="preserve">Ergebnis: </w:t>
+      </w:r>
+      <w:r>
+        <w:t>Unter Komplement-Inhibition: Thrombozytopenie 20,3% vs. 8,9% (p&lt;0,001), akutes Nierenversagen 25,0% vs. 13,3% (p&lt;0,001), thrombotische Ereignisse 7,8% vs. 4,7% (p=0,021). Nierenersatztherapie 8,3% vs. 5,1% (p=0,026). 30-Tage-Mortalität ohne signifikanten Unterschied (nicht berichtet).</w:t>
+      </w:r>
+    </w:p>
+    <w:p>
+      <w:r>
+        <w:rPr>
+          <w:b/>
+          <w:sz w:val="19"/>
+        </w:rPr>
+        <w:t xml:space="preserve">Übertragbarkeit: </w:t>
+      </w:r>
+      <w:r>
+        <w:rPr>
+          <w:sz w:val="19"/>
+        </w:rPr>
+        <w:t>USA-basiert (TriNetX-Netzwerk), Haftungsklima unterscheidet sich; nur Sicherheitsbefunde übertragbar.</w:t>
+      </w:r>
+    </w:p>
+    <w:p>
+      <w:r>
+        <w:rPr>
+          <w:color w:val="5A7D3A"/>
+          <w:sz w:val="18"/>
+        </w:rPr>
+        <w:t>https://pubmed.ncbi.nlm.nih.gov/42526359/</w:t>
+      </w:r>
+    </w:p>
+    <w:p>
+      <w:pPr>
+        <w:pStyle w:val="Heading2"/>
+      </w:pPr>
+      <w:r>
+        <w:t>Potenziell unangemessene Verschreibungen bei Erwachsenen mittleren Alters erhöhen ambulante Inanspruchnahme um 3%</w:t>
+      </w:r>
+    </w:p>
+    <w:p>
+      <w:r>
+        <w:rPr>
+          <w:i/>
+          <w:color w:val="666666"/>
+          <w:sz w:val="18"/>
+        </w:rPr>
+        <w:t>Naughton M et al.  ·  BMJ Open  ·  27.07.2026  ·  PMID 42509012</w:t>
+      </w:r>
+    </w:p>
+    <w:p>
+      <w:r>
+        <w:t>Prospektive Kohortenstudie in Großbritannien mit 1,2 Mio. Patienten, die prüfte, ob unangemessene Medikationen zu mehr Hausarzt-Kontakten und erhöhter Sterblichkeit führen.</w:t>
+      </w:r>
+    </w:p>
+    <w:p>
+      <w:r>
+        <w:rPr>
+          <w:b/>
+        </w:rPr>
+        <w:t xml:space="preserve">Ergebnis: </w:t>
+      </w:r>
+      <w:r>
+        <w:t>13,9% der Patienten erhielten potenziell unangemessene Medikationen (PIP). Diese führten zu erhöhter ambulanter Inanspruchnahme im Folgejahr (IRR 1,03, 95%-KI 1,02–1,03; p &lt; 0,001), aber nicht zu erhöhter Sterblichkeit (HR 0,99, 95%-KI 0,93–1,04). Polypharmazie (≥10 Medikamente) war stärkster Risikofaktor für PIP (OR 6,93).</w:t>
+      </w:r>
+    </w:p>
+    <w:p>
+      <w:r>
+        <w:rPr>
+          <w:b/>
+          <w:sz w:val="19"/>
+        </w:rPr>
+        <w:t xml:space="preserve">Übertragbarkeit: </w:t>
+      </w:r>
+      <w:r>
+        <w:rPr>
+          <w:sz w:val="19"/>
+        </w:rPr>
+        <w:t>Großbritannien mit vergleichbarem ambulanten System; deutsche Primärdaten begrenzt verfügbar.</w:t>
+      </w:r>
+    </w:p>
+    <w:p>
+      <w:r>
+        <w:rPr>
+          <w:color w:val="5A7D3A"/>
+          <w:sz w:val="18"/>
+        </w:rPr>
+        <w:t>https://pubmed.ncbi.nlm.nih.gov/42509012/</w:t>
+      </w:r>
+    </w:p>
+    <w:p>
+      <w:pPr>
+        <w:pStyle w:val="Heading2"/>
+      </w:pPr>
+      <w:r>
+        <w:t>Digitales Entscheidungs-Werkzeug reduziert Antibiotika-Verordnungen in belgischen Praxen um 5%</w:t>
+      </w:r>
+    </w:p>
+    <w:p>
+      <w:r>
+        <w:rPr>
+          <w:i/>
+          <w:color w:val="666666"/>
+          <w:sz w:val="18"/>
+        </w:rPr>
+        <w:t>Verbakel JY et al.  ·  BMJ Open  ·  24.07.2026  ·  PMID 42498468</w:t>
+      </w:r>
+    </w:p>
+    <w:p>
+      <w:r>
+        <w:t>Gestaffelte Cluster-RCT mit 36–48 belgischen Hausarztpraxen, die eine integrierte Entscheidungshilfe (PSS-Tool) zur Antibiotic-Stewardship mit Arzneiempfehlungen testete.</w:t>
+      </w:r>
+    </w:p>
+    <w:p>
+      <w:r>
+        <w:rPr>
+          <w:b/>
+        </w:rPr>
+        <w:t xml:space="preserve">Ergebnis: </w:t>
+      </w:r>
+      <w:r>
+        <w:t>Zielparameter ist die Reduzierung der Antibiotika-Verordnungsrate um mindestens 5% (Baseline: absolute Häufigkeit nicht berichtet). 80% Teststärke mit n=36–48 Praxen geplant. Prozess-Evaluierung kombiniert Nutzungsdaten und qualitative Interviews. Ethik-Approval: 10.10.2025; Registrierung NCT07347015.</w:t>
+      </w:r>
+    </w:p>
+    <w:p>
+      <w:r>
+        <w:rPr>
+          <w:b/>
+          <w:sz w:val="19"/>
+        </w:rPr>
+        <w:t xml:space="preserve">Übertragbarkeit: </w:t>
+      </w:r>
+      <w:r>
+        <w:rPr>
+          <w:sz w:val="19"/>
+        </w:rPr>
+        <w:t>Belgien, ähnliche EU-Struktur, vergleichbare Primärversorgung mit Deutschland.</w:t>
+      </w:r>
+    </w:p>
+    <w:p>
+      <w:r>
+        <w:rPr>
+          <w:color w:val="5A7D3A"/>
+          <w:sz w:val="18"/>
+        </w:rPr>
+        <w:t>https://pubmed.ncbi.nlm.nih.gov/42498468/</w:t>
       </w:r>
     </w:p>
     <w:p>

--- a/download/studien-archiv.docx
+++ b/download/studien-archiv.docx
@@ -62,7 +62,421 @@
           <w:color w:val="666666"/>
           <w:sz w:val="18"/>
         </w:rPr>
-        <w:t>Stand: 02.09.2026  |  53 Studien  |  safety.m-vf.de</w:t>
+        <w:t>Stand: 03.09.2026  |  60 Studien  |  safety.m-vf.de</w:t>
+      </w:r>
+    </w:p>
+    <w:p>
+      <w:pPr>
+        <w:pStyle w:val="Heading1"/>
+      </w:pPr>
+      <w:r>
+        <w:t>Aufgenommen am 03.09.2026</w:t>
+      </w:r>
+    </w:p>
+    <w:p>
+      <w:pPr>
+        <w:pStyle w:val="Heading2"/>
+      </w:pPr>
+      <w:r>
+        <w:t>Flucloxacillin erhöht akute Nierenschädigung bei Staphylokokken-Bakteriämie: OR 2,37 gegenüber Cefazolin</w:t>
+      </w:r>
+    </w:p>
+    <w:p>
+      <w:r>
+        <w:rPr>
+          <w:i/>
+          <w:color w:val="666666"/>
+          <w:sz w:val="18"/>
+        </w:rPr>
+        <w:t>Sinkeler FS et al.  ·  J Antimicrob Chemother  ·  01.09.2026  ·  PMID 42683513</w:t>
+      </w:r>
+    </w:p>
+    <w:p>
+      <w:r>
+        <w:t>Retrospektive multizentrische Kohortenstudie aus drei niederländischen Krankenhäusern mit 1408 erwachsenen Patienten mit Staphylococcus-aureus-Bakteriämie (SAB), behandelt mit Flucloxacillin oder Cefazolin; akute Nierenschädigung (AKI) Inzidenz, Schweregrad, Zeitpunkt und Erholung verglichen.</w:t>
+      </w:r>
+    </w:p>
+    <w:p>
+      <w:r>
+        <w:rPr>
+          <w:b/>
+        </w:rPr>
+        <w:t xml:space="preserve">Ergebnis: </w:t>
+      </w:r>
+      <w:r>
+        <w:t>AKI bei 483 Patienten (34,3 %). Größere AKI-Häufigkeit unter Flucloxacillin (466/1324 [35,2 %] vs. 17/84 [20,2 %]; p=0,004). Nach multivariater Adjustierung blieb Flucloxacillin mit höherem AKI-Risiko assoziiert (adjustiertes OR 2,37; 95 %-KI 1,30-4,55). Mediane Zeit bis AKI 1,3 Tage; Erholung innerhalb 30 Tagen: 81,7 % bei Stadium 1 vs. 50,5 % bei Stadium 3. Initiale Flucloxacillin-Dosierung war mit AKI-Auftreten nicht assoziiert, was auf strukturelle Nephrotoxizität hindeutet.</w:t>
+      </w:r>
+    </w:p>
+    <w:p>
+      <w:r>
+        <w:rPr>
+          <w:b/>
+          <w:sz w:val="19"/>
+        </w:rPr>
+        <w:t xml:space="preserve">Übertragbarkeit: </w:t>
+      </w:r>
+      <w:r>
+        <w:rPr>
+          <w:sz w:val="19"/>
+        </w:rPr>
+        <w:t>Niederlande, vergleichbares deutsches Versicherungssystem, direkt anwendbar</w:t>
+      </w:r>
+    </w:p>
+    <w:p>
+      <w:r>
+        <w:rPr>
+          <w:color w:val="5A7D3A"/>
+          <w:sz w:val="18"/>
+        </w:rPr>
+        <w:t>https://pubmed.ncbi.nlm.nih.gov/42683513/</w:t>
+      </w:r>
+    </w:p>
+    <w:p>
+      <w:pPr>
+        <w:pStyle w:val="Heading2"/>
+      </w:pPr>
+      <w:r>
+        <w:t>Hochvolumen-Dialysestationen mit &gt;3000 Fällen/Monat haben 2,6-fach erhöhtes Risiko für Transportsicherheitsvorfälle</w:t>
+      </w:r>
+    </w:p>
+    <w:p>
+      <w:r>
+        <w:rPr>
+          <w:i/>
+          <w:color w:val="666666"/>
+          <w:sz w:val="18"/>
+        </w:rPr>
+        <w:t>Li J et al.  ·  Front Public Health  ·  18.08.2026  ·  PMID 42682581</w:t>
+      </w:r>
+    </w:p>
+    <w:p>
+      <w:r>
+        <w:t>Multizentrische Querschnittsstudie an 135 chinesischen Dialysestationen mit 4253 Pflegekräften charakterisiert Sicherheitsvorfälle während intrahospitaler Transporte von 135.459 Hämodialysepatienten über 12 Monate; Organisationsfaktoren und Meldekultur evaluiert.</w:t>
+      </w:r>
+    </w:p>
+    <w:p>
+      <w:r>
+        <w:rPr>
+          <w:b/>
+        </w:rPr>
+        <w:t xml:space="preserve">Ergebnis: </w:t>
+      </w:r>
+      <w:r>
+        <w:t>268 Sicherheitsvorfälle (0,2 % der Transporte) gemeldet. Gerätefehler 61,14 %, Patientenunfälle 45,24 %, Blut-/Blutprodukt-Ereignisse 43,94 %, Gas-/Sauerstoff-Probleme 42,39 %, Verabreichungsfehler 41,83 %. Unabhängiger Risikofaktor: &gt;3000 Dialyse-Verfahren/Monat (OR 2,580; 95 %-KI 1,198-5,556; p=0,015). Verbesserte Meldequoten durch Qualitätskontrollmaßnahmen (OR 3,540; 95 %-KI 1,604-7,814; p=0,002) zeigen Meldekultur-Effekt.</w:t>
+      </w:r>
+    </w:p>
+    <w:p>
+      <w:r>
+        <w:rPr>
+          <w:b/>
+          <w:sz w:val="19"/>
+        </w:rPr>
+        <w:t xml:space="preserve">Übertragbarkeit: </w:t>
+      </w:r>
+      <w:r>
+        <w:rPr>
+          <w:sz w:val="19"/>
+        </w:rPr>
+        <w:t>China, Dialysevolumen-Risiko ist systemunabhängig, Fehlermeldesystem funktional vergleichbar</w:t>
+      </w:r>
+    </w:p>
+    <w:p>
+      <w:r>
+        <w:rPr>
+          <w:color w:val="5A7D3A"/>
+          <w:sz w:val="18"/>
+        </w:rPr>
+        <w:t>https://pubmed.ncbi.nlm.nih.gov/42682581/</w:t>
+      </w:r>
+    </w:p>
+    <w:p>
+      <w:pPr>
+        <w:pStyle w:val="Heading2"/>
+      </w:pPr>
+      <w:r>
+        <w:t>Pharmakist-geführtes Antibiotic Stewardship reduziert Breitspektrum-Einsatz um 35-40 % in der Notaufnahme</w:t>
+      </w:r>
+    </w:p>
+    <w:p>
+      <w:r>
+        <w:rPr>
+          <w:i/>
+          <w:color w:val="666666"/>
+          <w:sz w:val="18"/>
+        </w:rPr>
+        <w:t>Althubyani AA et al.  ·  J Am Coll Clin Pharm  ·  Sept. 2026  ·  PMID 42682024</w:t>
+      </w:r>
+    </w:p>
+    <w:p>
+      <w:r>
+        <w:t>Retrospektive Kohortenanalyse von 324 Notaufnahme-Patienten mit empirischer Antibiose vor (162 Patienten) und nach Implementierung (162 Patienten) eines Pharmazistenantibiotic-Stewardship-Programms; Eignung der empirischen Therapie und Antibiotikaanwendung gemessen.</w:t>
+      </w:r>
+    </w:p>
+    <w:p>
+      <w:r>
+        <w:rPr>
+          <w:b/>
+        </w:rPr>
+        <w:t xml:space="preserve">Ergebnis: </w:t>
+      </w:r>
+      <w:r>
+        <w:t>Angepasste empirische Therapieeignung unterschied sich nicht signifikant (49,4 % vs. 53,7 %; p=0,44). Aber signifikante Reduktion unnötiger Pseudomonasabdeckung (54,9 % vs. 35,2 %; p&lt;0,001), MRSA-Abdeckung (23,5 % vs. 13,6 %; p=0,02), und Breitspektrumantibiotika (Piperacillin/Tazobactam 22,3 % vs. 14,5 %; p=0,02). Vancomycin-Dosierung besserte sich von 52,6 % auf 77,3 % Angemessenheit (p=0,06). Unabhängige Prädiktor für unangemessene Therapie: häusliche Wundversorgung (aOR 5,36), männliches Geschlecht (aOR 1,72), gastrointestinale Infektion (aOR 2,67).</w:t>
+      </w:r>
+    </w:p>
+    <w:p>
+      <w:r>
+        <w:rPr>
+          <w:b/>
+          <w:sz w:val="19"/>
+        </w:rPr>
+        <w:t xml:space="preserve">Übertragbarkeit: </w:t>
+      </w:r>
+      <w:r>
+        <w:rPr>
+          <w:sz w:val="19"/>
+        </w:rPr>
+        <w:t>USA-System, aber Antibiotic-Stewardship-Befund ist unabhängig vom Haftungsrecht</w:t>
+      </w:r>
+    </w:p>
+    <w:p>
+      <w:r>
+        <w:rPr>
+          <w:color w:val="5A7D3A"/>
+          <w:sz w:val="18"/>
+        </w:rPr>
+        <w:t>https://pubmed.ncbi.nlm.nih.gov/42682024/</w:t>
+      </w:r>
+    </w:p>
+    <w:p>
+      <w:pPr>
+        <w:pStyle w:val="Heading2"/>
+      </w:pPr>
+      <w:r>
+        <w:t>Automatisierte Überwachung von Wundinfektionen mit Routine-Krankenhauskaten senkt Hygieneaufwand</w:t>
+      </w:r>
+    </w:p>
+    <w:p>
+      <w:r>
+        <w:rPr>
+          <w:i/>
+          <w:color w:val="666666"/>
+          <w:sz w:val="18"/>
+        </w:rPr>
+        <w:t>Sons D et al.  ·  Antimicrob Resist Infect Control  ·  31.08.2026  ·  PMID 42681650</w:t>
+      </w:r>
+    </w:p>
+    <w:p>
+      <w:r>
+        <w:t>Studie evaluiert einen Algorithmus (sAReS-SSI) zur automatisierten Erkennung von postoperativen Wundinfektionen aus Routinedaten anhand von ICD-10/OPS-Katalogen und validiert das Verfahren gegen Bettseitenüberwachung auf orthopädisch-traumatologischen Stationen.</w:t>
+      </w:r>
+    </w:p>
+    <w:p>
+      <w:r>
+        <w:rPr>
+          <w:b/>
+        </w:rPr>
+        <w:t xml:space="preserve">Ergebnis: </w:t>
+      </w:r>
+      <w:r>
+        <w:t>Der Algorithmus identifizierte 94,7 % der Wundinfektionen (Sensitivität 94,7 %, Spezifität 94,3 %, negativer prädiktiver Wert 99,8 %). Die automatisierte Analyse reduziert den Arbeitsaufwand für Hygienefachkräfte erheblich und erweitert die Erfassungsrate gegenüber den derzeit verwendeten OP-KISS-Berichten.</w:t>
+      </w:r>
+    </w:p>
+    <w:p>
+      <w:r>
+        <w:rPr>
+          <w:b/>
+          <w:sz w:val="19"/>
+        </w:rPr>
+        <w:t xml:space="preserve">Übertragbarkeit: </w:t>
+      </w:r>
+      <w:r>
+        <w:rPr>
+          <w:sz w:val="19"/>
+        </w:rPr>
+        <w:t>Deutschland, Routinedaten nach Infektionsschutzgesetz und Hygienerichtlinien, direkt übertragbar</w:t>
+      </w:r>
+    </w:p>
+    <w:p>
+      <w:r>
+        <w:rPr>
+          <w:color w:val="5A7D3A"/>
+          <w:sz w:val="18"/>
+        </w:rPr>
+        <w:t>https://pubmed.ncbi.nlm.nih.gov/42681650/</w:t>
+      </w:r>
+    </w:p>
+    <w:p>
+      <w:pPr>
+        <w:pStyle w:val="Heading2"/>
+      </w:pPr>
+      <w:r>
+        <w:t>Vergleich von Meropenem und Piperacillin/Tazobactam bei Sepsis: Feasibility-Phase mit vier erfüllten Kriterien</w:t>
+      </w:r>
+    </w:p>
+    <w:p>
+      <w:r>
+        <w:rPr>
+          <w:i/>
+          <w:color w:val="666666"/>
+          <w:sz w:val="18"/>
+        </w:rPr>
+        <w:t>Meier NF et al.  ·  Acta Anaesthesiol Scand  ·  Okt. 2026  ·  PMID 42674465</w:t>
+      </w:r>
+    </w:p>
+    <w:p>
+      <w:r>
+        <w:t>Integrierte Feasibility-Phase der EMPRESS-Studie vergleicht empirische Therapie mit Meropenem versus Piperacillin/Tazobactam bei intensivpflichtiger Sepsis in 10 dänischen ICUs (Juni-Dezember 2025); 200 von 284 gescreenten Patienten (70,4 %) randomisiert.</w:t>
+      </w:r>
+    </w:p>
+    <w:p>
+      <w:r>
+        <w:rPr>
+          <w:b/>
+        </w:rPr>
+        <w:t xml:space="preserve">Ergebnis: </w:t>
+      </w:r>
+      <w:r>
+        <w:t>Vier von fünf Feasibility-Kriterien erfüllt: Rekrutierung 70,4 % (Schwelle ≥50 %), Studienabschluss 5,5 Monate (Schwelle &lt;12 Monate), Protokolladherence 81,0 % (Schwelle ≥75 %), Datenverfügbarkeit initial 85,5 % (unter Schwelle 95 %, verbesserte sich auf 95,8 % in letztem Monat). 30-Tages-Mortalität 30,5 %, schwere unerwünschte Reaktionen 4,0 %. Studie wird ohne Änderungen fortgesetzt.</w:t>
+      </w:r>
+    </w:p>
+    <w:p>
+      <w:r>
+        <w:rPr>
+          <w:b/>
+          <w:sz w:val="19"/>
+        </w:rPr>
+        <w:t xml:space="preserve">Übertragbarkeit: </w:t>
+      </w:r>
+      <w:r>
+        <w:rPr>
+          <w:sz w:val="19"/>
+        </w:rPr>
+        <w:t>Skandinavien, vergleichbare Intensivmedizin, Entschädigungssystem ohne Verschuldensnachweis</w:t>
+      </w:r>
+    </w:p>
+    <w:p>
+      <w:r>
+        <w:rPr>
+          <w:color w:val="5A7D3A"/>
+          <w:sz w:val="18"/>
+        </w:rPr>
+        <w:t>https://pubmed.ncbi.nlm.nih.gov/42674465/</w:t>
+      </w:r>
+    </w:p>
+    <w:p>
+      <w:pPr>
+        <w:pStyle w:val="Heading2"/>
+      </w:pPr>
+      <w:r>
+        <w:t>Öffentliche Kampagnen verdreifachen Patientenbeschwerden über Sicherheitsmängel in Kroatien</w:t>
+      </w:r>
+    </w:p>
+    <w:p>
+      <w:r>
+        <w:rPr>
+          <w:i/>
+          <w:color w:val="666666"/>
+          <w:sz w:val="18"/>
+        </w:rPr>
+        <w:t>Krstulović J et al.  ·  Croat Med J  ·  31.08.2026  ·  PMID 42669912</w:t>
+      </w:r>
+    </w:p>
+    <w:p>
+      <w:r>
+        <w:t>Retrospektive Analyse von 36 Patientenbeschwerden an ein Komitee zum Schutz von Patientenrechten (2022-2024) nach WHO-Patientensicherheitscharta klassifiziert; Auswirkung von Öffentlichkeitskampagnen auf Meldequoten evaluiert.</w:t>
+      </w:r>
+    </w:p>
+    <w:p>
+      <w:r>
+        <w:rPr>
+          <w:b/>
+        </w:rPr>
+        <w:t xml:space="preserve">Ergebnis: </w:t>
+      </w:r>
+      <w:r>
+        <w:t>Nach Kampagnen zur Sensibilisierung (2023-2024) stieg die Zahl der codierten Charta-Verletzungen von 11 (2022) auf 36 (2024), monatliche Meldequoten verdreifachten sich (Ratenratio 3,3; 95 %-KI 1,7-6,4; p=0,001). Häufigste Verstöße: Recht auf zeitgerechte und angemessene Versorgung (38 %), Würde und Datenschutz (22 %), Akteneinsicht (12 %).</w:t>
+      </w:r>
+    </w:p>
+    <w:p>
+      <w:r>
+        <w:rPr>
+          <w:b/>
+          <w:sz w:val="19"/>
+        </w:rPr>
+        <w:t xml:space="preserve">Übertragbarkeit: </w:t>
+      </w:r>
+      <w:r>
+        <w:rPr>
+          <w:sz w:val="19"/>
+        </w:rPr>
+        <w:t>Croatie, Transparenz und Patientenbeteiligung sind Länder-übergreifend relevant</w:t>
+      </w:r>
+    </w:p>
+    <w:p>
+      <w:r>
+        <w:rPr>
+          <w:color w:val="5A7D3A"/>
+          <w:sz w:val="18"/>
+        </w:rPr>
+        <w:t>https://pubmed.ncbi.nlm.nih.gov/42669912/</w:t>
+      </w:r>
+    </w:p>
+    <w:p>
+      <w:pPr>
+        <w:pStyle w:val="Heading2"/>
+      </w:pPr>
+      <w:r>
+        <w:t>Procalcitonin ≥0,85 ng/mL unterscheidet Sepsis mit Blutkultur-Nachweis mit 84 % Spezifität</w:t>
+      </w:r>
+    </w:p>
+    <w:p>
+      <w:r>
+        <w:rPr>
+          <w:i/>
+          <w:color w:val="666666"/>
+          <w:sz w:val="18"/>
+        </w:rPr>
+        <w:t>Pozzessere P et al.  ·  Medicina (Kaunas)  ·  20.07.2026  ·  PMID 42512947</w:t>
+      </w:r>
+    </w:p>
+    <w:p>
+      <w:r>
+        <w:t>Retrospektive Analyse von 912 Patienten mit Sepsis/septischem Schock in der Notaufnahme (März 2023-Dezember 2025); Blutkultur-Positivität und deren prognostische Bedeutung für 28-, 90- und 365-Tages-Überleben evaluiert.</w:t>
+      </w:r>
+    </w:p>
+    <w:p>
+      <w:r>
+        <w:rPr>
+          <w:b/>
+        </w:rPr>
+        <w:t xml:space="preserve">Ergebnis: </w:t>
+      </w:r>
+      <w:r>
+        <w:t>602 Kulturen positiv, 310 negativ. Procalcitonin zeigte gute Diskriminierungsfähigkeit (AUC 0,785; Cutoff 0,85 ng/mL; Sensitivität 59,8 %, Spezifität 83,8 %). Kultur-positive Patienten hatten niedrigere Überlebensraten (28-Tage: 72,9 % vs. 85,9 %; 365-Tage: 44,3 % vs. 61,2 %), aber nach adjustierter Cox-Regression war Kultur-Positivität kein unabhängiger Prädiktor (HR 1,46; p=0,092); Alter und SOFA-Score blieben signifikant.</w:t>
+      </w:r>
+    </w:p>
+    <w:p>
+      <w:r>
+        <w:rPr>
+          <w:b/>
+          <w:sz w:val="19"/>
+        </w:rPr>
+        <w:t xml:space="preserve">Übertragbarkeit: </w:t>
+      </w:r>
+      <w:r>
+        <w:rPr>
+          <w:sz w:val="19"/>
+        </w:rPr>
+        <w:t>Italien, Notfallmedizin mit Blutkulturstandard, europäisches System</w:t>
+      </w:r>
+    </w:p>
+    <w:p>
+      <w:r>
+        <w:rPr>
+          <w:color w:val="5A7D3A"/>
+          <w:sz w:val="18"/>
+        </w:rPr>
+        <w:t>https://pubmed.ncbi.nlm.nih.gov/42512947/</w:t>
       </w:r>
     </w:p>
     <w:p>

--- a/download/studien-archiv.docx
+++ b/download/studien-archiv.docx
@@ -62,7 +62,363 @@
           <w:color w:val="666666"/>
           <w:sz w:val="18"/>
         </w:rPr>
-        <w:t>Stand: 03.09.2026  |  60 Studien  |  safety.m-vf.de</w:t>
+        <w:t>Stand: 04.09.2026  |  66 Studien  |  safety.m-vf.de</w:t>
+      </w:r>
+    </w:p>
+    <w:p>
+      <w:pPr>
+        <w:pStyle w:val="Heading1"/>
+      </w:pPr>
+      <w:r>
+        <w:t>Aufgenommen am 04.09.2026</w:t>
+      </w:r>
+    </w:p>
+    <w:p>
+      <w:pPr>
+        <w:pStyle w:val="Heading2"/>
+      </w:pPr>
+      <w:r>
+        <w:t>Konsensusrahmen zur Qualität von Medikationsfehlerberichten: Neun Indikatoren für besseres Lernen</w:t>
+      </w:r>
+    </w:p>
+    <w:p>
+      <w:r>
+        <w:rPr>
+          <w:i/>
+          <w:color w:val="666666"/>
+          <w:sz w:val="18"/>
+        </w:rPr>
+        <w:t>Monshi M et al.  ·  BMJ Open  ·  02.09.2026  ·  PMID 42692500</w:t>
+      </w:r>
+    </w:p>
+    <w:p>
+      <w:r>
+        <w:t>Expert-Konsens-Studie zu Qualitätsindikatoren in Medikationsfehler-Meldungen im NHS mit 11 britischen Sicherheitsfachleuten.</w:t>
+      </w:r>
+    </w:p>
+    <w:p>
+      <w:r>
+        <w:rPr>
+          <w:b/>
+        </w:rPr>
+        <w:t xml:space="preserve">Ergebnis: </w:t>
+      </w:r>
+      <w:r>
+        <w:t>Neun Qualitätsindikatoren identifiziert; höchste Priorität: ausreichende Dokumentation von Patient und Kontext. Defizit: Medikationsfehlerberichte mangelt es an qualitativer Tiefe, was Lernen und Prävention beeinträchtigt.</w:t>
+      </w:r>
+    </w:p>
+    <w:p>
+      <w:r>
+        <w:rPr>
+          <w:b/>
+          <w:sz w:val="19"/>
+        </w:rPr>
+        <w:t xml:space="preserve">Übertragbarkeit: </w:t>
+      </w:r>
+      <w:r>
+        <w:rPr>
+          <w:sz w:val="19"/>
+        </w:rPr>
+        <w:t>UK-Gesundheitssystem; comparable Melde- und Governance-strukturen mit Deutschland</w:t>
+      </w:r>
+    </w:p>
+    <w:p>
+      <w:r>
+        <w:rPr>
+          <w:color w:val="5A7D3A"/>
+          <w:sz w:val="18"/>
+        </w:rPr>
+        <w:t>https://pubmed.ncbi.nlm.nih.gov/42692500/</w:t>
+      </w:r>
+    </w:p>
+    <w:p>
+      <w:pPr>
+        <w:pStyle w:val="Heading2"/>
+      </w:pPr>
+      <w:r>
+        <w:t>Blutkultur-Kontamination durch Schulung und Aufsicht um 68% gesenkt</w:t>
+      </w:r>
+    </w:p>
+    <w:p>
+      <w:r>
+        <w:rPr>
+          <w:i/>
+          <w:color w:val="666666"/>
+          <w:sz w:val="18"/>
+        </w:rPr>
+        <w:t>Bothra M et al.  ·  Natl Med J India  ·  Sept. 2026  ·  PMID 42690883</w:t>
+      </w:r>
+    </w:p>
+    <w:p>
+      <w:r>
+        <w:t>Plan-Do-Study-Act-Audit zur Reduktion von Hautflora-Kontaminationen bei Blutkultur-Entnahme durch Schulung und Infektionskontroll-Überwachung.</w:t>
+      </w:r>
+    </w:p>
+    <w:p>
+      <w:r>
+        <w:rPr>
+          <w:b/>
+        </w:rPr>
+        <w:t xml:space="preserve">Ergebnis: </w:t>
+      </w:r>
+      <w:r>
+        <w:t>Kontaminationsquote von 10,7% auf 3,4% gesenkt (p&lt;0,0001); 7.329 Blutkulturen untersucht (5.700 post-intervention). Maßnahmen: Standardisierte Schulung, Supervision jeder Entnahme, regelmäßiges Feedback bei Fehlern.</w:t>
+      </w:r>
+    </w:p>
+    <w:p>
+      <w:r>
+        <w:rPr>
+          <w:b/>
+          <w:sz w:val="19"/>
+        </w:rPr>
+        <w:t xml:space="preserve">Übertragbarkeit: </w:t>
+      </w:r>
+      <w:r>
+        <w:rPr>
+          <w:sz w:val="19"/>
+        </w:rPr>
+        <w:t>Indien, aber Fehlermeldesystem und CIRS-Logik international übertragbar</w:t>
+      </w:r>
+    </w:p>
+    <w:p>
+      <w:r>
+        <w:rPr>
+          <w:color w:val="5A7D3A"/>
+          <w:sz w:val="18"/>
+        </w:rPr>
+        <w:t>https://pubmed.ncbi.nlm.nih.gov/42690883/</w:t>
+      </w:r>
+    </w:p>
+    <w:p>
+      <w:pPr>
+        <w:pStyle w:val="Heading2"/>
+      </w:pPr>
+      <w:r>
+        <w:t>Rauchen, externe Fixation und OP-Dauer erhöhen Wundinfektionsrisiko nach Sprunggelenksosteosynthese</w:t>
+      </w:r>
+    </w:p>
+    <w:p>
+      <w:r>
+        <w:rPr>
+          <w:i/>
+          <w:color w:val="666666"/>
+          <w:sz w:val="18"/>
+        </w:rPr>
+        <w:t>Topalhafizoglu S et al.  ·  Acta Orthop  ·  03.09.2026  ·  PMID 42690130</w:t>
+      </w:r>
+    </w:p>
+    <w:p>
+      <w:r>
+        <w:t>Retrospektive Kohortenstudie zu Risikofaktoren für oberflächliche und tiefe Wundinfektionen nach offener Reposition und interner Fixation von Sprunggelenkfrakturen in zwei nordischen Zentren.</w:t>
+      </w:r>
+    </w:p>
+    <w:p>
+      <w:r>
+        <w:rPr>
+          <w:b/>
+        </w:rPr>
+        <w:t xml:space="preserve">Ergebnis: </w:t>
+      </w:r>
+      <w:r>
+        <w:t>11% Infektionsrate (86/781); 27% davon benötigten Revisionsoperation; 43% als Fraktur-assoziierte Infektionen klassifiziert. Signifikant erhöhte Chancen: Rauchen (aOR 2,3, CI 1,1–4,8; p=0,02), initiale externe Fixation (aOR 5,6, CI 1,7–17,6; p=0,004), längere Operationszeit (OR pro Min 1,0, p=0,004).</w:t>
+      </w:r>
+    </w:p>
+    <w:p>
+      <w:r>
+        <w:rPr>
+          <w:b/>
+          <w:sz w:val="19"/>
+        </w:rPr>
+        <w:t xml:space="preserve">Übertragbarkeit: </w:t>
+      </w:r>
+      <w:r>
+        <w:rPr>
+          <w:sz w:val="19"/>
+        </w:rPr>
+        <w:t>Schweden, europäisches Versicherungs- und Qualitätskontrollsystem</w:t>
+      </w:r>
+    </w:p>
+    <w:p>
+      <w:r>
+        <w:rPr>
+          <w:color w:val="5A7D3A"/>
+          <w:sz w:val="18"/>
+        </w:rPr>
+        <w:t>https://pubmed.ncbi.nlm.nih.gov/42690130/</w:t>
+      </w:r>
+    </w:p>
+    <w:p>
+      <w:pPr>
+        <w:pStyle w:val="Heading2"/>
+      </w:pPr>
+      <w:r>
+        <w:t>Strukturierte Übergabe OP-PICU senkte Handover-Zeit um 50% und Medikationsfehler auf null</w:t>
+      </w:r>
+    </w:p>
+    <w:p>
+      <w:r>
+        <w:rPr>
+          <w:i/>
+          <w:color w:val="666666"/>
+          <w:sz w:val="18"/>
+        </w:rPr>
+        <w:t>Sharadgah A et al.  ·  Nurs Crit Care  ·  Sept. 2026  ·  PMID 42687704</w:t>
+      </w:r>
+    </w:p>
+    <w:p>
+      <w:r>
+        <w:t>Qualitätsverbesserungsprojekt zur Standardisierung der Übergabe vom Operationssaal auf die pädiatrische Intensivstation durch Checklisten, Drogenarchiv und strukturiertes Briefing.</w:t>
+      </w:r>
+    </w:p>
+    <w:p>
+      <w:r>
+        <w:rPr>
+          <w:b/>
+        </w:rPr>
+        <w:t xml:space="preserve">Ergebnis: </w:t>
+      </w:r>
+      <w:r>
+        <w:t>Handover-Dauer von 15–20 min auf 8–10 min gesenkt (50%); Null Medikationsfehler in 77 Post-Interventions-Fällen vs. 6 in 96 Baseline-Fällen; Familienszufriedenheit stieg von 72% auf 90% (6 Monate); Personalzufriedenheit von 58% auf 95%; hämodynamische Instabilität durch Infusionsänderungen praktisch eliminiert.</w:t>
+      </w:r>
+    </w:p>
+    <w:p>
+      <w:r>
+        <w:rPr>
+          <w:b/>
+          <w:sz w:val="19"/>
+        </w:rPr>
+        <w:t xml:space="preserve">Übertragbarkeit: </w:t>
+      </w:r>
+      <w:r>
+        <w:rPr>
+          <w:sz w:val="19"/>
+        </w:rPr>
+        <w:t>Tertiary pediatric hospital UAE; Handover-Risiken und Medikationsprozesse überall ähnlich</w:t>
+      </w:r>
+    </w:p>
+    <w:p>
+      <w:r>
+        <w:rPr>
+          <w:color w:val="5A7D3A"/>
+          <w:sz w:val="18"/>
+        </w:rPr>
+        <w:t>https://pubmed.ncbi.nlm.nih.gov/42687704/</w:t>
+      </w:r>
+    </w:p>
+    <w:p>
+      <w:pPr>
+        <w:pStyle w:val="Heading2"/>
+      </w:pPr>
+      <w:r>
+        <w:t>Psychosoziale Faktoren und Selbstwirksamkeit treiben Antibiotic-Stewardship-Entscheidungen</w:t>
+      </w:r>
+    </w:p>
+    <w:p>
+      <w:r>
+        <w:rPr>
+          <w:i/>
+          <w:color w:val="666666"/>
+          <w:sz w:val="18"/>
+        </w:rPr>
+        <w:t>Liu X et al.  ·  Sci Rep  ·  13.08.2026  ·  PMID 42686801</w:t>
+      </w:r>
+    </w:p>
+    <w:p>
+      <w:r>
+        <w:t>Längsschnittstudie mit zwei Wellen (11 Monate Abstand) bei 1.420 chinesischen Klinikern in Krankenhäusern aller Versorgungsstufen zur Vorhersage von Stewardship-konformen Reaktionen auf klinische Szenarien.</w:t>
+      </w:r>
+    </w:p>
+    <w:p>
+      <w:r>
+        <w:rPr>
+          <w:b/>
+        </w:rPr>
+        <w:t xml:space="preserve">Ergebnis: </w:t>
+      </w:r>
+      <w:r>
+        <w:t>Höhere Stewardship-Scores assoziiert mit stärkeren begründeten Überzeugungen, weniger wahrgenommenen Barrieren, höherer Selbstwirksamkeit, besseren Kenntnissen und mehr Sozialsupport; TPB-Überzeugungen nicht unabhängig signifikant nach gegenseitiger Anpassung. Krankenhausebene moderierte Assoziationen (stärker in Tertiärkliniken). Interventionen sollten Kompetenz, Vertrauen, unterstützende Umgebung und institutionellen Kontext adressieren.</w:t>
+      </w:r>
+    </w:p>
+    <w:p>
+      <w:r>
+        <w:rPr>
+          <w:b/>
+          <w:sz w:val="19"/>
+        </w:rPr>
+        <w:t xml:space="preserve">Übertragbarkeit: </w:t>
+      </w:r>
+      <w:r>
+        <w:rPr>
+          <w:sz w:val="19"/>
+        </w:rPr>
+        <w:t>China, aber psychosoziale Determinanten und Barrieren in Stewardship-Implementierung international relevant</w:t>
+      </w:r>
+    </w:p>
+    <w:p>
+      <w:r>
+        <w:rPr>
+          <w:color w:val="5A7D3A"/>
+          <w:sz w:val="18"/>
+        </w:rPr>
+        <w:t>https://pubmed.ncbi.nlm.nih.gov/42686801/</w:t>
+      </w:r>
+    </w:p>
+    <w:p>
+      <w:pPr>
+        <w:pStyle w:val="Heading2"/>
+      </w:pPr>
+      <w:r>
+        <w:t>Modulare Kompetenz-orientierte Psychotherapie senkte Zwangsmittel und Isolierung in Psychiatrie</w:t>
+      </w:r>
+    </w:p>
+    <w:p>
+      <w:r>
+        <w:rPr>
+          <w:i/>
+          <w:color w:val="666666"/>
+          <w:sz w:val="18"/>
+        </w:rPr>
+        <w:t>Störkel LM et al.  ·  BMC Psychiatry  ·  05.08.2026  ·  PMID 42557550</w:t>
+      </w:r>
+    </w:p>
+    <w:p>
+      <w:r>
+        <w:t>Naturalistisches Drei-Jahres-Vergleichsstudium zwischen zwei Kliniken zum Effekt einer kompetenzorientierten psychotherapeutischen Intervention auf Häufigkeit und Dauer von Fixierung und Isolierung.</w:t>
+      </w:r>
+    </w:p>
+    <w:p>
+      <w:r>
+        <w:rPr>
+          <w:b/>
+        </w:rPr>
+        <w:t xml:space="preserve">Ergebnis: </w:t>
+      </w:r>
+      <w:r>
+        <w:t>An Standort A mit MCP-Implementierung: Wahrscheinlichkeit und Dauer von Fixierung sanken signifikant über Zeit, Isolierungsdauer sanken signifikant stärker als an Standort B; Assaults beschreibend rückläufig bei A, stabil bei B. Keine Indizien für erhöhtes Risiko; preliminary evidence für Machbarkeit und Nutzen.</w:t>
+      </w:r>
+    </w:p>
+    <w:p>
+      <w:r>
+        <w:rPr>
+          <w:b/>
+          <w:sz w:val="19"/>
+        </w:rPr>
+        <w:t xml:space="preserve">Übertragbarkeit: </w:t>
+      </w:r>
+      <w:r>
+        <w:rPr>
+          <w:sz w:val="19"/>
+        </w:rPr>
+        <w:t>Deutschland (zwei Vitos-Standorte Hessen/Hessen); vergleichbar Qualitätsmessungen in Psychiatrie</w:t>
+      </w:r>
+    </w:p>
+    <w:p>
+      <w:r>
+        <w:rPr>
+          <w:color w:val="5A7D3A"/>
+          <w:sz w:val="18"/>
+        </w:rPr>
+        <w:t>https://pubmed.ncbi.nlm.nih.gov/42557550/</w:t>
       </w:r>
     </w:p>
     <w:p>

--- a/download/studien-archiv.docx
+++ b/download/studien-archiv.docx
@@ -62,7 +62,421 @@
           <w:color w:val="666666"/>
           <w:sz w:val="18"/>
         </w:rPr>
-        <w:t>Stand: 04.09.2026  |  66 Studien  |  safety.m-vf.de</w:t>
+        <w:t>Stand: 05.09.2026  |  73 Studien  |  safety.m-vf.de</w:t>
+      </w:r>
+    </w:p>
+    <w:p>
+      <w:pPr>
+        <w:pStyle w:val="Heading1"/>
+      </w:pPr>
+      <w:r>
+        <w:t>Aufgenommen am 05.09.2026</w:t>
+      </w:r>
+    </w:p>
+    <w:p>
+      <w:pPr>
+        <w:pStyle w:val="Heading2"/>
+      </w:pPr>
+      <w:r>
+        <w:t>Infektionskontrollprogramme erhöhen Händehygiene-Compliance um 30–40 Prozent</w:t>
+      </w:r>
+    </w:p>
+    <w:p>
+      <w:r>
+        <w:rPr>
+          <w:i/>
+          <w:color w:val="666666"/>
+          <w:sz w:val="18"/>
+        </w:rPr>
+        <w:t>Böff L et al.  ·  BMJ Open  ·  04.09.2026  ·  PMID 42697575</w:t>
+      </w:r>
+    </w:p>
+    <w:p>
+      <w:r>
+        <w:t>Multinationalen Querschnittsstudie in 324 Gesundheitseinrichtungen in 4 subsaharischen Ländern (Februar–November 2022): 6.749 Gesundheitsarbeiter befragt zu Infektionskontrollmassnahmen, Exposures und Einhaltung von Händehygiene und Maskentragen.</w:t>
+      </w:r>
+    </w:p>
+    <w:p>
+      <w:r>
+        <w:rPr>
+          <w:b/>
+        </w:rPr>
+        <w:t xml:space="preserve">Ergebnis: </w:t>
+      </w:r>
+      <w:r>
+        <w:t>51,4–83,3 % der Einrichtungen meldeten IPC-Programme (höher auf Tertiäreben). Nur 19,8 % hatten Handdesinfektionsmittel in jedem Zimmer. Vorhandensein eines IPC-Programms erhöhte Compliance bei Händehygiene (OR 1,3; 95%-KI 1,2–1,5) und Maskentragen (OR 1,4; 95%-KI 1,2–1,6). IPC-Training erhöhte Händehygiene-Compliance (OR 1,5; 95%-KI 1,3–1,7). Verfügbarkeit von Handdesinfektionsmittel und Masken war stärkster Prädiktor (OR 5,9 bzw. 2,3).</w:t>
+      </w:r>
+    </w:p>
+    <w:p>
+      <w:r>
+        <w:rPr>
+          <w:b/>
+          <w:sz w:val="19"/>
+        </w:rPr>
+        <w:t xml:space="preserve">Übertragbarkeit: </w:t>
+      </w:r>
+      <w:r>
+        <w:rPr>
+          <w:sz w:val="19"/>
+        </w:rPr>
+        <w:t>Sub-Sahara-Afrika, aber Programmlogik auf deutsche Kliniken unter Ressourcenbedingungen übertragbar</w:t>
+      </w:r>
+    </w:p>
+    <w:p>
+      <w:r>
+        <w:rPr>
+          <w:color w:val="5A7D3A"/>
+          <w:sz w:val="18"/>
+        </w:rPr>
+        <w:t>https://pubmed.ncbi.nlm.nih.gov/42697575/</w:t>
+      </w:r>
+    </w:p>
+    <w:p>
+      <w:pPr>
+        <w:pStyle w:val="Heading2"/>
+      </w:pPr>
+      <w:r>
+        <w:t>DACC-beschichtete Verbände bei pädiatrischen polymikrobiellen Wundinfektionen überlegen</w:t>
+      </w:r>
+    </w:p>
+    <w:p>
+      <w:r>
+        <w:rPr>
+          <w:i/>
+          <w:color w:val="666666"/>
+          <w:sz w:val="18"/>
+        </w:rPr>
+        <w:t>Ciprandi G et al.  ·  J Wound Care  ·  02.09.2026  ·  PMID 42695643</w:t>
+      </w:r>
+    </w:p>
+    <w:p>
+      <w:r>
+        <w:t>Retrospektive Vergleichsstudie an zwei italienischen Pädiatrie-Zentren: 240 pädiatrische Patienten (120 pro Gruppe) mit Wundinfektionen, behandelt mit DACC-beschichteten oder Silberhydrofiber-Verbänden; Messung von Infektionsauflösung, Fortschritt, Mikrobiologie und Toleranz.</w:t>
+      </w:r>
+    </w:p>
+    <w:p>
+      <w:r>
+        <w:rPr>
+          <w:b/>
+        </w:rPr>
+        <w:t xml:space="preserve">Ergebnis: </w:t>
+      </w:r>
+      <w:r>
+        <w:t>Infektionsauflösung: DACC 94,8 % vs. Silberhydrofiber 79,0 % (p=0,05). Keine Progression/Verschlechterung: DACC 4,2 % vs. 13,5 % (p=0,03) bzw. 2,5 % vs. 7,5 % (p=0,005). DACC-Verbände zeigten kürzere Wechselzeiten und bessere Verträglichkeit auf fragiler Haut. Häufig WHO-Prioritätserreger in Kulturen.</w:t>
+      </w:r>
+    </w:p>
+    <w:p>
+      <w:r>
+        <w:rPr>
+          <w:b/>
+          <w:sz w:val="19"/>
+        </w:rPr>
+        <w:t xml:space="preserve">Übertragbarkeit: </w:t>
+      </w:r>
+      <w:r>
+        <w:rPr>
+          <w:sz w:val="19"/>
+        </w:rPr>
+        <w:t>Italien, deutschsprachiger Pädiatrie-Standard vergleichbar</w:t>
+      </w:r>
+    </w:p>
+    <w:p>
+      <w:r>
+        <w:rPr>
+          <w:color w:val="5A7D3A"/>
+          <w:sz w:val="18"/>
+        </w:rPr>
+        <w:t>https://pubmed.ncbi.nlm.nih.gov/42695643/</w:t>
+      </w:r>
+    </w:p>
+    <w:p>
+      <w:pPr>
+        <w:pStyle w:val="Heading2"/>
+      </w:pPr>
+      <w:r>
+        <w:t>PDCA-Bundel für Händehygiene senkt nosokomiale Infektionen um 38 Prozent</w:t>
+      </w:r>
+    </w:p>
+    <w:p>
+      <w:r>
+        <w:rPr>
+          <w:i/>
+          <w:color w:val="666666"/>
+          <w:sz w:val="18"/>
+        </w:rPr>
+        <w:t>Tian F et al.  ·  J Vis Exp  ·  03.09.2026  ·  PMID 42695612</w:t>
+      </w:r>
+    </w:p>
+    <w:p>
+      <w:r>
+        <w:t>Kontrollierte Vorher-Nachher-Studie in 16 Stationen eines chinesischen Krankenhauses: Acht Stationen erhielten ein Plan-Do-Check-Act-Paket zur Händehygiene-Governance, acht Kontrollabteilungen führten Routinemanagement durch; Messung über 12 Monate (6 Monate Prä-, 6 Monate Postintervention).</w:t>
+      </w:r>
+    </w:p>
+    <w:p>
+      <w:r>
+        <w:rPr>
+          <w:b/>
+        </w:rPr>
+        <w:t xml:space="preserve">Ergebnis: </w:t>
+      </w:r>
+      <w:r>
+        <w:t>Händehygiene-Compliance stieg in der Interventionsgruppe von 66,2 % auf 83,2 %, in der Kontrollgruppe von 63,1 % auf 66,8 % (adjustierte Differenz-in-Differenzen-OR 2,38; 95%-KI 2,19–2,59; p&lt;0,001). Nosokomiale Infektionen sanken von 7,07 auf 4,37 pro 1.000 Patiententage (adjustierte Inzidenzratenratio 0,60; 95%-KI 0,52–0,69; p&lt;0,001). Das PDCA-Paket war mit verbesserter Compliance, niedrigerer Infektionsrate und höherer Pflegequalität verbunden.</w:t>
+      </w:r>
+    </w:p>
+    <w:p>
+      <w:r>
+        <w:rPr>
+          <w:b/>
+          <w:sz w:val="19"/>
+        </w:rPr>
+        <w:t xml:space="preserve">Übertragbarkeit: </w:t>
+      </w:r>
+      <w:r>
+        <w:rPr>
+          <w:sz w:val="19"/>
+        </w:rPr>
+        <w:t>China, aber Governance-Zyklus übertragbar auf deutsches Stations-QM</w:t>
+      </w:r>
+    </w:p>
+    <w:p>
+      <w:r>
+        <w:rPr>
+          <w:color w:val="5A7D3A"/>
+          <w:sz w:val="18"/>
+        </w:rPr>
+        <w:t>https://pubmed.ncbi.nlm.nih.gov/42695612/</w:t>
+      </w:r>
+    </w:p>
+    <w:p>
+      <w:pPr>
+        <w:pStyle w:val="Heading2"/>
+      </w:pPr>
+      <w:r>
+        <w:t>Antiseptika und Antibiotika beschichtete Katheter reduzieren zentrale Blutflussinfektionen</w:t>
+      </w:r>
+    </w:p>
+    <w:p>
+      <w:r>
+        <w:rPr>
+          <w:i/>
+          <w:color w:val="666666"/>
+          <w:sz w:val="18"/>
+        </w:rPr>
+        <w:t>Guirado-Vico AM et al.  ·  J Infus Nurs  ·  25.08.2026  ·  PMID 42695521</w:t>
+      </w:r>
+    </w:p>
+    <w:p>
+      <w:r>
+        <w:t>Systematische Übersicht nach PRISMA-Standards von randomisierten Studien 2012–2024 zu Wirksamkeit von Antiseptika und Antibiotika bei Prävention von CLABSI auf Intensivstationen.</w:t>
+      </w:r>
+    </w:p>
+    <w:p>
+      <w:r>
+        <w:rPr>
+          <w:b/>
+        </w:rPr>
+        <w:t xml:space="preserve">Ergebnis: </w:t>
+      </w:r>
+      <w:r>
+        <w:t>13 hochwertige Studien (CASP-Score ≥6) eingeschlossen. Antiseptika- und Antibiotika-beschichtete Katheter sowie Alkoholverschlüsse waren mit gesenkten CLABSI-Raten, kürzerer Liegedauer und geringeren Kosten verbunden. Alkohollock-Therapie zeigte inkonsistente Evidenz – kein eindeutiges Ergebnis zu empfehlen.</w:t>
+      </w:r>
+    </w:p>
+    <w:p>
+      <w:r>
+        <w:rPr>
+          <w:b/>
+          <w:sz w:val="19"/>
+        </w:rPr>
+        <w:t xml:space="preserve">Übertragbarkeit: </w:t>
+      </w:r>
+      <w:r>
+        <w:rPr>
+          <w:sz w:val="19"/>
+        </w:rPr>
+        <w:t>USA/Kanada-Zentren, vergleichbare ICU-Standards, aber CLABSI-Definitionen und Kostenstrukturen unterscheiden sich</w:t>
+      </w:r>
+    </w:p>
+    <w:p>
+      <w:r>
+        <w:rPr>
+          <w:color w:val="5A7D3A"/>
+          <w:sz w:val="18"/>
+        </w:rPr>
+        <w:t>https://pubmed.ncbi.nlm.nih.gov/42695521/</w:t>
+      </w:r>
+    </w:p>
+    <w:p>
+      <w:pPr>
+        <w:pStyle w:val="Heading2"/>
+      </w:pPr>
+      <w:r>
+        <w:t>ClearGuard-Katheter senkt Hemodialyse-assoziierte Blutflussinfektionen um 63 Prozent</w:t>
+      </w:r>
+    </w:p>
+    <w:p>
+      <w:r>
+        <w:rPr>
+          <w:i/>
+          <w:color w:val="666666"/>
+          <w:sz w:val="18"/>
+        </w:rPr>
+        <w:t>Holder M et al.  ·  J Infus Nurs  ·  25.08.2026  ·  PMID 42695518</w:t>
+      </w:r>
+    </w:p>
+    <w:p>
+      <w:r>
+        <w:t>Retrospektive Beobachtungsstudie an einem US-Krankenhaus: Vergleich von ClearGuard HD-Antimikrobiellen Barrier-Caps mit Standardverbindungen (Tego+Curos); Messung von CLABSI-Raten und Standardisiertem Infektionsratio (SIR); Kostenanalyse.</w:t>
+      </w:r>
+    </w:p>
+    <w:p>
+      <w:r>
+        <w:rPr>
+          <w:b/>
+        </w:rPr>
+        <w:t xml:space="preserve">Ergebnis: </w:t>
+      </w:r>
+      <w:r>
+        <w:t>CLABSI-Rate sank von 1,91/Monat/Ort (95%-KI 0,91–4,00) auf 0,71/Monat/Ort (95%-KI 0,33–1,53) – 63 % Reduktion (95%-KI 46–74 %; p&lt;0,00005). SIR sank von 0,721 auf 0,310 (57 % Reduktion). Geschätzter jährlicher Kostensparnis: 1,6 Millionen Dollar. Klinisch signifikante Senkung ohne aufgearbeitete Nebenwirkungen.</w:t>
+      </w:r>
+    </w:p>
+    <w:p>
+      <w:r>
+        <w:rPr>
+          <w:b/>
+          <w:sz w:val="19"/>
+        </w:rPr>
+        <w:t xml:space="preserve">Übertragbarkeit: </w:t>
+      </w:r>
+      <w:r>
+        <w:rPr>
+          <w:sz w:val="19"/>
+        </w:rPr>
+        <w:t>USA, aber CLABSI-Mechanismus und Kostenlogik unter deutschem DRG-System geprüft werden</w:t>
+      </w:r>
+    </w:p>
+    <w:p>
+      <w:r>
+        <w:rPr>
+          <w:color w:val="5A7D3A"/>
+          <w:sz w:val="18"/>
+        </w:rPr>
+        <w:t>https://pubmed.ncbi.nlm.nih.gov/42695518/</w:t>
+      </w:r>
+    </w:p>
+    <w:p>
+      <w:pPr>
+        <w:pStyle w:val="Heading2"/>
+      </w:pPr>
+      <w:r>
+        <w:t>Frühe Natrium- und Urinausscheidungs-Trajektorien sagen Sepsis-Mortalität voraus</w:t>
+      </w:r>
+    </w:p>
+    <w:p>
+      <w:r>
+        <w:rPr>
+          <w:i/>
+          <w:color w:val="666666"/>
+          <w:sz w:val="18"/>
+        </w:rPr>
+        <w:t>Zhuo X et al.  ·  J Glob Health  ·  04.09.2026  ·  PMID 42695367</w:t>
+      </w:r>
+    </w:p>
+    <w:p>
+      <w:r>
+        <w:t>Retrospektive Kohortenstudie aus MIMIC-IV-Datenbank: 7.127 Sepsis-Patienten; Identifikation von Kombinationsmustern (Trajektorien) des Serumnatriums und der Urinausscheidung über vier 24-h-Perioden in den ersten 96 h nach ICU-Aufnahme mittels Group-Based Multi-Trajectory-Modelling; Cox-Regression zur 30-Tage-Mortalität.</w:t>
+      </w:r>
+    </w:p>
+    <w:p>
+      <w:r>
+        <w:rPr>
+          <w:b/>
+        </w:rPr>
+        <w:t xml:space="preserve">Ergebnis: </w:t>
+      </w:r>
+      <w:r>
+        <w:t>Fünf Trajektorien-Subtypen identifiziert. Subtyp 1 (leichte initiale Natriumabnahme, Erholung, steigende Urinausscheidung): günstiger. Subtyp 2 (steigende Natrium, fallende Urinausscheidung): HR 1,85 (95%-KI 1,56–2,19; p&lt;0,001) für 30-Tage-Mortalität. Subtypen 4 und 5 auch erhöhtes Risiko (HR 1,31 bzw. 1,53). Frühe kombinierte Trajektorien unterstützen Risikostratifizierung.</w:t>
+      </w:r>
+    </w:p>
+    <w:p>
+      <w:r>
+        <w:rPr>
+          <w:b/>
+          <w:sz w:val="19"/>
+        </w:rPr>
+        <w:t xml:space="preserve">Übertragbarkeit: </w:t>
+      </w:r>
+      <w:r>
+        <w:rPr>
+          <w:sz w:val="19"/>
+        </w:rPr>
+        <w:t>USA-Datenbank, aber physiologische Mechanismen universell, nur Outcome-Definition anpassen</w:t>
+      </w:r>
+    </w:p>
+    <w:p>
+      <w:r>
+        <w:rPr>
+          <w:color w:val="5A7D3A"/>
+          <w:sz w:val="18"/>
+        </w:rPr>
+        <w:t>https://pubmed.ncbi.nlm.nih.gov/42695367/</w:t>
+      </w:r>
+    </w:p>
+    <w:p>
+      <w:pPr>
+        <w:pStyle w:val="Heading2"/>
+      </w:pPr>
+      <w:r>
+        <w:t>FDG-PET/CT identifiziert infektiöse Herde bei 66,7 % der Sepsis mit negativen Blutkulturen</w:t>
+      </w:r>
+    </w:p>
+    <w:p>
+      <w:r>
+        <w:rPr>
+          <w:i/>
+          <w:color w:val="666666"/>
+          <w:sz w:val="18"/>
+        </w:rPr>
+        <w:t>Kampe K et al.  ·  Crit Care Explor  ·  01.09.2026  ·  PMID 42640615</w:t>
+      </w:r>
+    </w:p>
+    <w:p>
+      <w:r>
+        <w:t>Retrospektive Kohortenstudie an einer deutschen Uniklinik (Hamburg): 108 FDG-PET/CT-Untersuchungen bei 103 septischen Patienten mit ungeklärter Infektionsquelle trotz Mikrobiologie, Ultraschall und konventioneller Schnittbildgebung; Messung von Sensitivität, Spezifität und klinischen Konsequenzen.</w:t>
+      </w:r>
+    </w:p>
+    <w:p>
+      <w:r>
+        <w:rPr>
+          <w:b/>
+        </w:rPr>
+        <w:t xml:space="preserve">Ergebnis: </w:t>
+      </w:r>
+      <w:r>
+        <w:t>FDG-PET/CT detektierte bestätigte infektiöse Herde in 72/108 Scans (66,7 %); Sensitivität 98,6 % (95%-KI 96,0–100,0), Spezifität 77,1 % (95%-KI 63,2–91,1). 71,3 % galten als klinisch informativ; 77 Scans führten zu zusätzlicher Diagnostik, 52 zu invasiven Eingriffen, 44 zur Antibiotika-Anpassung.</w:t>
+      </w:r>
+    </w:p>
+    <w:p>
+      <w:r>
+        <w:rPr>
+          <w:b/>
+          <w:sz w:val="19"/>
+        </w:rPr>
+        <w:t xml:space="preserve">Übertragbarkeit: </w:t>
+      </w:r>
+      <w:r>
+        <w:rPr>
+          <w:sz w:val="19"/>
+        </w:rPr>
+        <w:t>Deutschland, deutsche Universitätsklinik, ICU-Infrastruktur direktübertragbar</w:t>
+      </w:r>
+    </w:p>
+    <w:p>
+      <w:r>
+        <w:rPr>
+          <w:color w:val="5A7D3A"/>
+          <w:sz w:val="18"/>
+        </w:rPr>
+        <w:t>https://pubmed.ncbi.nlm.nih.gov/42640615/</w:t>
       </w:r>
     </w:p>
     <w:p>

--- a/download/studien-archiv.docx
+++ b/download/studien-archiv.docx
@@ -62,7 +62,421 @@
           <w:color w:val="666666"/>
           <w:sz w:val="18"/>
         </w:rPr>
-        <w:t>Stand: 05.09.2026  |  73 Studien  |  safety.m-vf.de</w:t>
+        <w:t>Stand: 06.09.2026  |  80 Studien  |  safety.m-vf.de</w:t>
+      </w:r>
+    </w:p>
+    <w:p>
+      <w:pPr>
+        <w:pStyle w:val="Heading1"/>
+      </w:pPr>
+      <w:r>
+        <w:t>Aufgenommen am 06.09.2026</w:t>
+      </w:r>
+    </w:p>
+    <w:p>
+      <w:pPr>
+        <w:pStyle w:val="Heading2"/>
+      </w:pPr>
+      <w:r>
+        <w:t>Interdisziplinäres Schulungsprogramm senkt Harnwegsinfektionen in Heimpflege durch strukturierte Prävention</w:t>
+      </w:r>
+    </w:p>
+    <w:p>
+      <w:r>
+        <w:rPr>
+          <w:i/>
+          <w:color w:val="666666"/>
+          <w:sz w:val="18"/>
+        </w:rPr>
+        <w:t>Hagan C et al.  ·  Home Healthc Now  ·  04.09.2026  ·  PMID 42696361</w:t>
+      </w:r>
+    </w:p>
+    <w:p>
+      <w:r>
+        <w:t>Programmevaluation einer Fortbildungs-Intervention über Katheterpflege, Händehygiene und Infektionserkennung für Heimpflegefachkräfte mit vorher-nachher Vergleich Infektionsraten.</w:t>
+      </w:r>
+    </w:p>
+    <w:p>
+      <w:r>
+        <w:rPr>
+          <w:b/>
+        </w:rPr>
+        <w:t xml:space="preserve">Ergebnis: </w:t>
+      </w:r>
+      <w:r>
+        <w:t>Vorläufige Ergebnisse berichten verbesserte Wissensvermittlung bei Personal und verbesserte Patientensicherheit; frühe Daten zeigen Reduktion der Infektionsraten. Interdisziplinärer Ansatz über Pflege, Ergotherapie, Wund- und Stomatologie-Spezialisierungen erwies sich in Alltagsroutinen praktisch anwendbar.</w:t>
+      </w:r>
+    </w:p>
+    <w:p>
+      <w:r>
+        <w:rPr>
+          <w:b/>
+          <w:sz w:val="19"/>
+        </w:rPr>
+        <w:t xml:space="preserve">Übertragbarkeit: </w:t>
+      </w:r>
+      <w:r>
+        <w:rPr>
+          <w:sz w:val="19"/>
+        </w:rPr>
+        <w:t>USA, Heimgesundheitswesen, Übertragbarkeit auf strukturelle ambulante Patientensicherheit</w:t>
+      </w:r>
+    </w:p>
+    <w:p>
+      <w:r>
+        <w:rPr>
+          <w:color w:val="5A7D3A"/>
+          <w:sz w:val="18"/>
+        </w:rPr>
+        <w:t>https://pubmed.ncbi.nlm.nih.gov/42696361/</w:t>
+      </w:r>
+    </w:p>
+    <w:p>
+      <w:pPr>
+        <w:pStyle w:val="Heading2"/>
+      </w:pPr>
+      <w:r>
+        <w:t>Chirurgische Wundinfektion nach Amputation: 10,9% Infektionsrate, Risikofaktoren identifiziert</w:t>
+      </w:r>
+    </w:p>
+    <w:p>
+      <w:r>
+        <w:rPr>
+          <w:i/>
+          <w:color w:val="666666"/>
+          <w:sz w:val="18"/>
+        </w:rPr>
+        <w:t>SIMBA Collaborative Group  ·  BJS Open  ·  04.09.2026  ·  PMID 42695654</w:t>
+      </w:r>
+    </w:p>
+    <w:p>
+      <w:r>
+        <w:t>Die SIMBA-Studie untersuchte prospektiv nosokomiale Infektionen nach großen Unterschenkelamputationen in 1314 Patienten aus 46 internationalen Zentren über 8 Monate mit 30-Tage-Nachverfolgung.</w:t>
+      </w:r>
+    </w:p>
+    <w:p>
+      <w:r>
+        <w:rPr>
+          <w:b/>
+        </w:rPr>
+        <w:t xml:space="preserve">Ergebnis: </w:t>
+      </w:r>
+      <w:r>
+        <w:t>Infektionsrate 10,9% (135 von 1238), Wunddehiszenz 16,7% (204 von 1217). Unabhängige Risikofaktoren: niedrige glomeruläre Filtrationsrate, Herzerkrankung, verschmutzte/infizierte Wundklasse, Unterschenkelamputationen. Infektionen mit erhöhter Morbidität, Wunddehiszenz, Revisionsoperationen und verzögerter Entlassung assoziiert, aber nicht mit 30-Tage-Mortalität (7,0%).</w:t>
+      </w:r>
+    </w:p>
+    <w:p>
+      <w:r>
+        <w:rPr>
+          <w:b/>
+          <w:sz w:val="19"/>
+        </w:rPr>
+        <w:t xml:space="preserve">Übertragbarkeit: </w:t>
+      </w:r>
+      <w:r>
+        <w:rPr>
+          <w:sz w:val="19"/>
+        </w:rPr>
+        <w:t>UK/Europa, systematische Datenerfassung nach etablierten CDC-Kriterien</w:t>
+      </w:r>
+    </w:p>
+    <w:p>
+      <w:r>
+        <w:rPr>
+          <w:color w:val="5A7D3A"/>
+          <w:sz w:val="18"/>
+        </w:rPr>
+        <w:t>https://pubmed.ncbi.nlm.nih.gov/42695654/</w:t>
+      </w:r>
+    </w:p>
+    <w:p>
+      <w:pPr>
+        <w:pStyle w:val="Heading2"/>
+      </w:pPr>
+      <w:r>
+        <w:t>Medikamenteninduzierte Leberschäden: Lücke zwischen Suchtrends und Symptomwissen in Kasachstan</w:t>
+      </w:r>
+    </w:p>
+    <w:p>
+      <w:r>
+        <w:rPr>
+          <w:i/>
+          <w:color w:val="666666"/>
+          <w:sz w:val="18"/>
+        </w:rPr>
+        <w:t>Saparbay J et al.  ·  Int J Environ Res Public Health  ·  14.08.2026  ·  PMID 42652369</w:t>
+      </w:r>
+    </w:p>
+    <w:p>
+      <w:r>
+        <w:t>Infodemiology-Studie untersuchte Online-Suchverhalten zu medikamenteninduzierter Leberschädigung und hepatotoxischen Mitteln in Kasachstan 2021–2026 mittels Google-Trends-Daten und Mann-Kendall-Trendtest.</w:t>
+      </w:r>
+    </w:p>
+    <w:p>
+      <w:r>
+        <w:rPr>
+          <w:b/>
+        </w:rPr>
+        <w:t xml:space="preserve">Ergebnis: </w:t>
+      </w:r>
+      <w:r>
+        <w:t>20 von 21 Suchbegriffen mit signifikantem Trend (p &lt; 0,05). Diätetische Supplemente zeigten stärksten Anstiegstrend (S = +1.275, Z = +7,93, p &lt; 0,001). Allgemeiner Begriff ‚Leber' höchste Suchaktivität (mittlere RSV 84,30), spezifische DILI-Symptome (dunkler Urin, Hautjucken) minimal (1,28; 0,07). Starke positive Korrelation Paracetamol-Antibiotika-Suchen (rs = 0,812, p &lt; 0,001) zeigt Selbstmedikationsmuster.</w:t>
+      </w:r>
+    </w:p>
+    <w:p>
+      <w:r>
+        <w:rPr>
+          <w:b/>
+          <w:sz w:val="19"/>
+        </w:rPr>
+        <w:t xml:space="preserve">Übertragbarkeit: </w:t>
+      </w:r>
+      <w:r>
+        <w:rPr>
+          <w:sz w:val="19"/>
+        </w:rPr>
+        <w:t>Zentralasien, neue Region, Identifikation Wissenlücke zur Prävention unerwünschter Arzneimittelwirkungen</w:t>
+      </w:r>
+    </w:p>
+    <w:p>
+      <w:r>
+        <w:rPr>
+          <w:color w:val="5A7D3A"/>
+          <w:sz w:val="18"/>
+        </w:rPr>
+        <w:t>https://pubmed.ncbi.nlm.nih.gov/42652369/</w:t>
+      </w:r>
+    </w:p>
+    <w:p>
+      <w:pPr>
+        <w:pStyle w:val="Heading2"/>
+      </w:pPr>
+      <w:r>
+        <w:t>Geruchsreize verstärken Händehygiene in virtueller OP-Simulation um Faktor 2,7</w:t>
+      </w:r>
+    </w:p>
+    <w:p>
+      <w:r>
+        <w:rPr>
+          <w:i/>
+          <w:color w:val="666666"/>
+          <w:sz w:val="18"/>
+        </w:rPr>
+        <w:t>Junga A et al.  ·  JMIR Med Educ  ·  19.08.2026  ·  PMID 42617058</w:t>
+      </w:r>
+    </w:p>
+    <w:p>
+      <w:r>
+        <w:t>Kontrollierte Studie an Universität Münster (Winter 2025/26) mit 95 Medizinstudierenden untersuchte Auswirkung realen Desinfektionsmittelgeruchs auf VR-Simulation auf Händehygiene-Compliance und Handschuhgebrauch.</w:t>
+      </w:r>
+    </w:p>
+    <w:p>
+      <w:r>
+        <w:rPr>
+          <w:b/>
+        </w:rPr>
+        <w:t xml:space="preserve">Ergebnis: </w:t>
+      </w:r>
+      <w:r>
+        <w:t>Olfaktorische Intervention nahezu verdreifachte Quote Händedesinfektion (8/43 18,6% vs. 20/52 38,5%; absolute Risikodifferenz 19,9 Prozentpunkte; OR=2,73, 95%-KI 1,09–7,40; p=0,04; NNT=5). Kein signifikanter Unterschied Handschuhgebrauch (OR=1,44, 95%-KI 0,62–3,45; p=0,40).</w:t>
+      </w:r>
+    </w:p>
+    <w:p>
+      <w:r>
+        <w:rPr>
+          <w:b/>
+          <w:sz w:val="19"/>
+        </w:rPr>
+        <w:t xml:space="preserve">Übertragbarkeit: </w:t>
+      </w:r>
+      <w:r>
+        <w:rPr>
+          <w:sz w:val="19"/>
+        </w:rPr>
+        <w:t>Deutschland, universitäre Medizinerausbildung, Behavioral-Simulation für Patientensicherheit</w:t>
+      </w:r>
+    </w:p>
+    <w:p>
+      <w:r>
+        <w:rPr>
+          <w:color w:val="5A7D3A"/>
+          <w:sz w:val="18"/>
+        </w:rPr>
+        <w:t>https://pubmed.ncbi.nlm.nih.gov/42617058/</w:t>
+      </w:r>
+    </w:p>
+    <w:p>
+      <w:pPr>
+        <w:pStyle w:val="Heading2"/>
+      </w:pPr>
+      <w:r>
+        <w:t>Polypharmazie vor Demenz-Diagnose: Prävalenz potenziell problematischer Medikamente in Norwegen erfasst</w:t>
+      </w:r>
+    </w:p>
+    <w:p>
+      <w:r>
+        <w:rPr>
+          <w:i/>
+          <w:color w:val="666666"/>
+          <w:sz w:val="18"/>
+        </w:rPr>
+        <w:t>Kersten H et al.  ·  PLoS One  ·  18.08.2026  ·  PMID 42611931</w:t>
+      </w:r>
+    </w:p>
+    <w:p>
+      <w:r>
+        <w:t>Registergestützte retrospektive Kohortenstudie zur Prävalenz von Polypharmazie und potenziell unangemessenen Medikamenten (einschließlich kognitiv problematischer) im Jahr vor Diagnose von MCI/Demenz, verknüpfung norwegischer Gesundheitsregister 2014–2024.</w:t>
+      </w:r>
+    </w:p>
+    <w:p>
+      <w:r>
+        <w:rPr>
+          <w:b/>
+        </w:rPr>
+        <w:t xml:space="preserve">Ergebnis: </w:t>
+      </w:r>
+      <w:r>
+        <w:t>Studienprotokoll (noch keine Ergebnisse), geplant: Verknüpfung Register der kognitiv Untersuchten mit Verschreibungsdaten und Komorbiditäten. Ziel: Prävalenz Polypharmazie und problematischer Medikamente bei diagnostizierter MCI/Demenz beschreiben, deprescribing-Interventionen informieren.</w:t>
+      </w:r>
+    </w:p>
+    <w:p>
+      <w:r>
+        <w:rPr>
+          <w:b/>
+          <w:sz w:val="19"/>
+        </w:rPr>
+        <w:t xml:space="preserve">Übertragbarkeit: </w:t>
+      </w:r>
+      <w:r>
+        <w:rPr>
+          <w:sz w:val="19"/>
+        </w:rPr>
+        <w:t>Skandinavien (Norwegen), vergleichbares öffentliches Gesundheitssystem, nationale Registerintegration</w:t>
+      </w:r>
+    </w:p>
+    <w:p>
+      <w:r>
+        <w:rPr>
+          <w:color w:val="5A7D3A"/>
+          <w:sz w:val="18"/>
+        </w:rPr>
+        <w:t>https://pubmed.ncbi.nlm.nih.gov/42611931/</w:t>
+      </w:r>
+    </w:p>
+    <w:p>
+      <w:pPr>
+        <w:pStyle w:val="Heading2"/>
+      </w:pPr>
+      <w:r>
+        <w:t>Masken senken nosokomiale Atemwegsinfektionen unabhängig von Transmissionsmodus am wirksamsten</w:t>
+      </w:r>
+    </w:p>
+    <w:p>
+      <w:r>
+        <w:rPr>
+          <w:i/>
+          <w:color w:val="666666"/>
+          <w:sz w:val="18"/>
+        </w:rPr>
+        <w:t>Gaufrès O et al.  ·  PLoS Comput Biol  ·  03.08.2026  ·  PMID 42546042</w:t>
+      </w:r>
+    </w:p>
+    <w:p>
+      <w:r>
+        <w:t>Agent-basiertes stochastisches Modell respiratorischer Erreger-Transmission auf Intensivstationen verband empirische Kontaktdaten aus zwei französischen ICUs mit Simulationen kurz- und langstrecken-Transmission, um Interventionsstrategien zu vergleichen.</w:t>
+      </w:r>
+    </w:p>
+    <w:p>
+      <w:r>
+        <w:rPr>
+          <w:b/>
+        </w:rPr>
+        <w:t xml:space="preserve">Ergebnis: </w:t>
+      </w:r>
+      <w:r>
+        <w:t>Universelles Maskentragen emergierte als wirksamste Strategie für beide Transmissionswege. Mit Lüftung in patientenzugänglichen Räumen konnten Masken mit begrenztem Wirkungsverlust reduziert werden. Interventionen für Beschäftigte (z. B. Lüftung nicht für Patienten zugänglich) senken indirekt Inzidenz bei Patienten stärker, wenn kombiniert mit gelockerten Maskenmaßnahmen.</w:t>
+      </w:r>
+    </w:p>
+    <w:p>
+      <w:r>
+        <w:rPr>
+          <w:b/>
+          <w:sz w:val="19"/>
+        </w:rPr>
+        <w:t xml:space="preserve">Übertragbarkeit: </w:t>
+      </w:r>
+      <w:r>
+        <w:rPr>
+          <w:sz w:val="19"/>
+        </w:rPr>
+        <w:t>Frankreich, französische ICU-Struktur, Modellvalidierung mit Felddaten</w:t>
+      </w:r>
+    </w:p>
+    <w:p>
+      <w:r>
+        <w:rPr>
+          <w:color w:val="5A7D3A"/>
+          <w:sz w:val="18"/>
+        </w:rPr>
+        <w:t>https://pubmed.ncbi.nlm.nih.gov/42546042/</w:t>
+      </w:r>
+    </w:p>
+    <w:p>
+      <w:pPr>
+        <w:pStyle w:val="Heading2"/>
+      </w:pPr>
+      <w:r>
+        <w:t>Piperacillin-Tazobactam-Resistenz und Mortalität: keine signifikante Assoziation nach Risikoanpassung</w:t>
+      </w:r>
+    </w:p>
+    <w:p>
+      <w:r>
+        <w:rPr>
+          <w:i/>
+          <w:color w:val="666666"/>
+          <w:sz w:val="18"/>
+        </w:rPr>
+        <w:t>Tusch E et al.  ·  JAMA Netw Open  ·  01.07.2026  ·  PMID 42485042</w:t>
+      </w:r>
+    </w:p>
+    <w:p>
+      <w:r>
+        <w:t>Dänische nationale Registeranalyse von 34.379 Patienten mit E. coli oder K. pneumoniae Bacteriämie, Vergleich TZP-resistent vs. -empfindlich für 30-Tage-Mortalität.</w:t>
+      </w:r>
+    </w:p>
+    <w:p>
+      <w:r>
+        <w:rPr>
+          <w:b/>
+        </w:rPr>
+        <w:t xml:space="preserve">Ergebnis: </w:t>
+      </w:r>
+      <w:r>
+        <w:t>E. coli: 5,9% TZP-resistent (1689/28.649), K. pneumoniae: 9,5% TZP-resistent (597/6314). Rohe HR E. coli 1,22 (95%-KI 1,08–1,38), K. pneumoniae 1,27 (95%-KI 1,05–1,52). Nach Anpassung auf Baseline-Risikofaktoren kein signifikanter Unterschied: E. coli aHR 1,09 (95%-KI 0,94–1,27), K. pneumoniae aHR 1,15 (95%-KI 0,94–1,41).</w:t>
+      </w:r>
+    </w:p>
+    <w:p>
+      <w:r>
+        <w:rPr>
+          <w:b/>
+          <w:sz w:val="19"/>
+        </w:rPr>
+        <w:t xml:space="preserve">Übertragbarkeit: </w:t>
+      </w:r>
+      <w:r>
+        <w:rPr>
+          <w:sz w:val="19"/>
+        </w:rPr>
+        <w:t>Skandinavien (Dänemark), vergleichbares öffentliches Gesundheitssystem, nationale Vollzählung</w:t>
+      </w:r>
+    </w:p>
+    <w:p>
+      <w:r>
+        <w:rPr>
+          <w:color w:val="5A7D3A"/>
+          <w:sz w:val="18"/>
+        </w:rPr>
+        <w:t>https://pubmed.ncbi.nlm.nih.gov/42485042/</w:t>
       </w:r>
     </w:p>
     <w:p>

--- a/download/studien-archiv.docx
+++ b/download/studien-archiv.docx
@@ -62,7 +62,363 @@
           <w:color w:val="666666"/>
           <w:sz w:val="18"/>
         </w:rPr>
-        <w:t>Stand: 06.09.2026  |  80 Studien  |  safety.m-vf.de</w:t>
+        <w:t>Stand: 07.09.2026  |  86 Studien  |  safety.m-vf.de</w:t>
+      </w:r>
+    </w:p>
+    <w:p>
+      <w:pPr>
+        <w:pStyle w:val="Heading1"/>
+      </w:pPr>
+      <w:r>
+        <w:t>Aufgenommen am 07.09.2026</w:t>
+      </w:r>
+    </w:p>
+    <w:p>
+      <w:pPr>
+        <w:pStyle w:val="Heading2"/>
+      </w:pPr>
+      <w:r>
+        <w:t>Antibiotic Stewardship in Lombardy: Access-Watch-Reserve Quoten bleiben unter WHO-Ziel</w:t>
+      </w:r>
+    </w:p>
+    <w:p>
+      <w:r>
+        <w:rPr>
+          <w:i/>
+          <w:color w:val="666666"/>
+          <w:sz w:val="18"/>
+        </w:rPr>
+        <w:t>Augello M et al.  ·  J Antimicrob Chemother  ·  01.09.2026  ·  PMID 42702569</w:t>
+      </w:r>
+    </w:p>
+    <w:p>
+      <w:r>
+        <w:t>Regionale administrative Daten zum stationären Antibiotikahaubrauch in der Lombardei 2017–2024, stratifiziert nach Stationstyp und Pandemie-Phasen.</w:t>
+      </w:r>
+    </w:p>
+    <w:p>
+      <w:r>
+        <w:rPr>
+          <w:b/>
+        </w:rPr>
+        <w:t xml:space="preserve">Ergebnis: </w:t>
+      </w:r>
+      <w:r>
+        <w:t>Trotz Anstieg von Access-Antibiotika erreichte die Region die WHO-Zielquote (≥60%) nicht; Watch-Antibiotika nahmen ab, Reserve-Antibiotika stiegen besorgniserregend an (p&lt;0,05). Systemische Lücke in der Antibiotikaauswahl als Versorgungsproblem.</w:t>
+      </w:r>
+    </w:p>
+    <w:p>
+      <w:r>
+        <w:rPr>
+          <w:b/>
+          <w:sz w:val="19"/>
+        </w:rPr>
+        <w:t xml:space="preserve">Übertragbarkeit: </w:t>
+      </w:r>
+      <w:r>
+        <w:rPr>
+          <w:sz w:val="19"/>
+        </w:rPr>
+        <w:t>Italien, vergleichbare EU-Dokumentationspflichten, systematisch untersuchte Fehlerquelle</w:t>
+      </w:r>
+    </w:p>
+    <w:p>
+      <w:r>
+        <w:rPr>
+          <w:color w:val="5A7D3A"/>
+          <w:sz w:val="18"/>
+        </w:rPr>
+        <w:t>https://pubmed.ncbi.nlm.nih.gov/42702569/</w:t>
+      </w:r>
+    </w:p>
+    <w:p>
+      <w:pPr>
+        <w:pStyle w:val="Heading2"/>
+      </w:pPr>
+      <w:r>
+        <w:t>Klinischer Pharmazeut senkt Antibiotika-Dosierungsfehler bei Bacteriämie um Sechsfaches</w:t>
+      </w:r>
+    </w:p>
+    <w:p>
+      <w:r>
+        <w:rPr>
+          <w:i/>
+          <w:color w:val="666666"/>
+          <w:sz w:val="18"/>
+        </w:rPr>
+        <w:t>Givon Cohen Y et al.  ·  Isr Med Assoc J  ·  Sept. 2026  ·  PMID 42701840</w:t>
+      </w:r>
+    </w:p>
+    <w:p>
+      <w:r>
+        <w:t>Vorher-Nachher-Studie: 170 Patienten mit Bacteriämie unter Pharmazeuten-Intervention (Juli 2018–Juni 2019) vs. 173 Kontrollen; Outcome: Angemessenheit von Antibiotikaauswahl und Dosierung.</w:t>
+      </w:r>
+    </w:p>
+    <w:p>
+      <w:r>
+        <w:rPr>
+          <w:b/>
+        </w:rPr>
+        <w:t xml:space="preserve">Ergebnis: </w:t>
+      </w:r>
+      <w:r>
+        <w:t>Angepasste Dosierung stieg von 91,3% auf 97,6% (p=0,011); pathogengerechte Auswahl von 95,4% auf 100% (p=0,007). Odds Ratio für angemessene Behandlung 5,00 (95%-KI 1,64–15,25). 7-Tage-Rezidiv sank von 8,7% auf 2,4% (p=0,010).</w:t>
+      </w:r>
+    </w:p>
+    <w:p>
+      <w:r>
+        <w:rPr>
+          <w:b/>
+          <w:sz w:val="19"/>
+        </w:rPr>
+        <w:t xml:space="preserve">Übertragbarkeit: </w:t>
+      </w:r>
+      <w:r>
+        <w:rPr>
+          <w:sz w:val="19"/>
+        </w:rPr>
+        <w:t>Israel, sozialversichertes Gesundheitssystem, Antibiotic-Stewardship-Modell funktioniert</w:t>
+      </w:r>
+    </w:p>
+    <w:p>
+      <w:r>
+        <w:rPr>
+          <w:color w:val="5A7D3A"/>
+          <w:sz w:val="18"/>
+        </w:rPr>
+        <w:t>https://pubmed.ncbi.nlm.nih.gov/42701840/</w:t>
+      </w:r>
+    </w:p>
+    <w:p>
+      <w:pPr>
+        <w:pStyle w:val="Heading2"/>
+      </w:pPr>
+      <w:r>
+        <w:t>Organisationale Bindung stärkt Infektionsprävention über Arbeitszufriedenheit</w:t>
+      </w:r>
+    </w:p>
+    <w:p>
+      <w:r>
+        <w:rPr>
+          <w:i/>
+          <w:color w:val="666666"/>
+          <w:sz w:val="18"/>
+        </w:rPr>
+        <w:t>Wang L et al.  ·  Front Public Health  ·  21.08.2026  ·  PMID 42698679</w:t>
+      </w:r>
+    </w:p>
+    <w:p>
+      <w:r>
+        <w:t>Querschnittsstudie mit 394 Fachkräften der Infektionsprävention aus 231 Krankenhäusern in Hubei, China; Strukturgleichungsmodell zur Untersuchung von organisationaler Bindung, Arbeitszufriedenheit und Umsetzung von Hygienemaßnahmen.</w:t>
+      </w:r>
+    </w:p>
+    <w:p>
+      <w:r>
+        <w:rPr>
+          <w:b/>
+        </w:rPr>
+        <w:t xml:space="preserve">Ergebnis: </w:t>
+      </w:r>
+      <w:r>
+        <w:t>Organisationale Bindung wirkte positiv auf Hygiene-Umsetzung (β=0,556, p&lt;0,001). Arbeitszufriedenheit mediierte die Assoziation (β=0,193, 95%-KI 0,094–0,295) und erklärte 25,78% der Gesamtwirkung. Strukturelle Faktoren sind modifizierbar.</w:t>
+      </w:r>
+    </w:p>
+    <w:p>
+      <w:r>
+        <w:rPr>
+          <w:b/>
+          <w:sz w:val="19"/>
+        </w:rPr>
+        <w:t xml:space="preserve">Übertragbarkeit: </w:t>
+      </w:r>
+      <w:r>
+        <w:rPr>
+          <w:sz w:val="19"/>
+        </w:rPr>
+        <w:t>China, kulturelles Umfeld unterschiedlich, aber Mechanismus der Mitarbeiterbindung für Prävention übergreifend</w:t>
+      </w:r>
+    </w:p>
+    <w:p>
+      <w:r>
+        <w:rPr>
+          <w:color w:val="5A7D3A"/>
+          <w:sz w:val="18"/>
+        </w:rPr>
+        <w:t>https://pubmed.ncbi.nlm.nih.gov/42698679/</w:t>
+      </w:r>
+    </w:p>
+    <w:p>
+      <w:pPr>
+        <w:pStyle w:val="Heading2"/>
+      </w:pPr>
+      <w:r>
+        <w:t>Sepsis-Schockbehandlung: von starren Algorithmen zu Perfusions-gesteuerter Individualisierung</w:t>
+      </w:r>
+    </w:p>
+    <w:p>
+      <w:r>
+        <w:rPr>
+          <w:i/>
+          <w:color w:val="666666"/>
+          <w:sz w:val="18"/>
+        </w:rPr>
+        <w:t>Hernandez G et al.  ·  Crit Care  ·  21.07.2026  ·  PMID 42482139</w:t>
+      </w:r>
+    </w:p>
+    <w:p>
+      <w:r>
+        <w:t>Konzeptionelle Übersicht von 25 Jahren Resuscitations-Studien (EGDT bis ANDROMEDA-SHOCK-2); Analyse, wie Proteure Schockmanagement sich von fixen Zielen zu Phänotypisierung verschob.</w:t>
+      </w:r>
+    </w:p>
+    <w:p>
+      <w:r>
+        <w:rPr>
+          <w:b/>
+        </w:rPr>
+        <w:t xml:space="preserve">Ergebnis: </w:t>
+      </w:r>
+      <w:r>
+        <w:t>Frühe zielgerichtete Therapie (EGDT) nicht reproduzierbar in Multizentern. ANDROMEDA-SHOCK zeigte Vorteil von Kapillarfüllungszeit; ANDROMEDA-SHOCK-2 integrierte Phänotypisierung, reversible Tests und serielle Neubewertung mit potenziellen Verbesserungen.</w:t>
+      </w:r>
+    </w:p>
+    <w:p>
+      <w:r>
+        <w:rPr>
+          <w:b/>
+          <w:sz w:val="19"/>
+        </w:rPr>
+        <w:t xml:space="preserve">Übertragbarkeit: </w:t>
+      </w:r>
+      <w:r>
+        <w:rPr>
+          <w:sz w:val="19"/>
+        </w:rPr>
+        <w:t>Internationale Autoren, deutsches Zentrum vertreten; sepsis-spezifischer Evidenzsynthese</w:t>
+      </w:r>
+    </w:p>
+    <w:p>
+      <w:r>
+        <w:rPr>
+          <w:color w:val="5A7D3A"/>
+          <w:sz w:val="18"/>
+        </w:rPr>
+        <w:t>https://pubmed.ncbi.nlm.nih.gov/42482139/</w:t>
+      </w:r>
+    </w:p>
+    <w:p>
+      <w:pPr>
+        <w:pStyle w:val="Heading2"/>
+      </w:pPr>
+      <w:r>
+        <w:t>MR-Sicherheit beim Intensiv-Transport: Qualitative Studie zeigt Lücken in Praxis vs. Protokoll</w:t>
+      </w:r>
+    </w:p>
+    <w:p>
+      <w:r>
+        <w:rPr>
+          <w:i/>
+          <w:color w:val="666666"/>
+          <w:sz w:val="18"/>
+        </w:rPr>
+        <w:t>Martins MP et al.  ·  Radiography (Lond)  ·  20.07.2026  ·  PMID 42480422</w:t>
+      </w:r>
+    </w:p>
+    <w:p>
+      <w:r>
+        <w:t>Ethnographische Beobachtungsstudie bei 14 Intrahospital-Transporten kritisch Kranker zur MR-Bildgebung in Schweden und Portugal; Fokus auf Sicherheits-Praktiken im Alltag.</w:t>
+      </w:r>
+    </w:p>
+    <w:p>
+      <w:r>
+        <w:rPr>
+          <w:b/>
+        </w:rPr>
+        <w:t xml:space="preserve">Ergebnis: </w:t>
+      </w:r>
+      <w:r>
+        <w:t>Sicherheit entstand durch dynamische Koordination von Checklisten, Zeit-out-Verfahren und räumlicher Anpassung – nicht durch Protokoll allein. Lücken entstanden bei unzureichender Kommunikation und unvollständiger Dokumentation zu Implantaten. Radiographen waren zentrale Koordinatoren.</w:t>
+      </w:r>
+    </w:p>
+    <w:p>
+      <w:r>
+        <w:rPr>
+          <w:b/>
+          <w:sz w:val="19"/>
+        </w:rPr>
+        <w:t xml:space="preserve">Übertragbarkeit: </w:t>
+      </w:r>
+      <w:r>
+        <w:rPr>
+          <w:sz w:val="19"/>
+        </w:rPr>
+        <w:t>Schweden und Portugal, europäische Klinikpraxis; qualitatives Sicherheitsmodell generalisierbar</w:t>
+      </w:r>
+    </w:p>
+    <w:p>
+      <w:r>
+        <w:rPr>
+          <w:color w:val="5A7D3A"/>
+          <w:sz w:val="18"/>
+        </w:rPr>
+        <w:t>https://pubmed.ncbi.nlm.nih.gov/42480422/</w:t>
+      </w:r>
+    </w:p>
+    <w:p>
+      <w:pPr>
+        <w:pStyle w:val="Heading2"/>
+      </w:pPr>
+      <w:r>
+        <w:t>Pseudomonas-aeruginosa-Persistence in Klinikwasser: acht Jahre Langzeitüberwachung</w:t>
+      </w:r>
+    </w:p>
+    <w:p>
+      <w:r>
+        <w:rPr>
+          <w:i/>
+          <w:color w:val="666666"/>
+          <w:sz w:val="18"/>
+        </w:rPr>
+        <w:t>Sheth E et al.  ·  J Hosp Infect  ·  21.07.2026  ·  PMID 42476193</w:t>
+      </w:r>
+    </w:p>
+    <w:p>
+      <w:r>
+        <w:t>Retrospektive Analyse von 404 klinischen und Umgebungsisolaten mittels VNTR-Genotypisierung; Vergleich genetisch identischer Stämme aus Wasser und Patientenblut über Jahre.</w:t>
+      </w:r>
+    </w:p>
+    <w:p>
+      <w:r>
+        <w:rPr>
+          <w:b/>
+        </w:rPr>
+        <w:t xml:space="preserve">Ergebnis: </w:t>
+      </w:r>
+      <w:r>
+        <w:t>56 VNTR-Cluster identifiziert; 39 Cluster zeigten Persistenz über ein bis über acht Jahre. Umgebungsisolate voraus: neun Cluster zeigten Wasser-zu-Patient-Transmission. Ein Cluster (n=20) über acht Jahre mit 17 Umgebungs-, ein invasives und zwei nicht-invasive Isolate.</w:t>
+      </w:r>
+    </w:p>
+    <w:p>
+      <w:r>
+        <w:rPr>
+          <w:b/>
+          <w:sz w:val="19"/>
+        </w:rPr>
+        <w:t xml:space="preserve">Übertragbarkeit: </w:t>
+      </w:r>
+      <w:r>
+        <w:rPr>
+          <w:sz w:val="19"/>
+        </w:rPr>
+        <w:t>England, NHS-Zentrum, Besorgnis um nosokomiale Infektionen ist direkt übertragbar</w:t>
+      </w:r>
+    </w:p>
+    <w:p>
+      <w:r>
+        <w:rPr>
+          <w:color w:val="5A7D3A"/>
+          <w:sz w:val="18"/>
+        </w:rPr>
+        <w:t>https://pubmed.ncbi.nlm.nih.gov/42476193/</w:t>
       </w:r>
     </w:p>
     <w:p>

--- a/download/studien-archiv.docx
+++ b/download/studien-archiv.docx
@@ -62,7 +62,363 @@
           <w:color w:val="666666"/>
           <w:sz w:val="18"/>
         </w:rPr>
-        <w:t>Stand: 07.09.2026  |  86 Studien  |  safety.m-vf.de</w:t>
+        <w:t>Stand: 08.09.2026  |  92 Studien  |  safety.m-vf.de</w:t>
+      </w:r>
+    </w:p>
+    <w:p>
+      <w:pPr>
+        <w:pStyle w:val="Heading1"/>
+      </w:pPr>
+      <w:r>
+        <w:t>Aufgenommen am 08.09.2026</w:t>
+      </w:r>
+    </w:p>
+    <w:p>
+      <w:pPr>
+        <w:pStyle w:val="Heading2"/>
+      </w:pPr>
+      <w:r>
+        <w:t>Prospektive Verschreibungsprüfung senkte irrationale Verordnungen um 1,56 Prozentpunkte; Intervention mit Modus bestimmt Erfolg</w:t>
+      </w:r>
+    </w:p>
+    <w:p>
+      <w:r>
+        <w:rPr>
+          <w:i/>
+          <w:color w:val="666666"/>
+          <w:sz w:val="18"/>
+        </w:rPr>
+        <w:t>Tang F et al.  ·  JMIR Form Res  ·  27.08.2026  ·  PMID 42704205</w:t>
+      </w:r>
+    </w:p>
+    <w:p>
+      <w:r>
+        <w:t>Retrospektive Kohortenstudie an Augenklinik in Shanghai mit 2.559.342 ambulanten/Notfall-Rezepten 2024: Evaluation eines prospektiven Verschreibungsprüf-Systems zur Reduktion irrationaler Verordnungen; primäres Outcome: Quote erfolgreich interceptierter Rezepte nach Prüfmodus (Erinnerung, Warnung, obligatorisch).</w:t>
+      </w:r>
+    </w:p>
+    <w:p>
+      <w:r>
+        <w:rPr>
+          <w:b/>
+        </w:rPr>
+        <w:t xml:space="preserve">Ergebnis: </w:t>
+      </w:r>
+      <w:r>
+        <w:t>Gesamt-Interceptionsquote 32,99 % (40.877/123.914 irrationaler Rezepte). Rezept-Rationalitätsrate stieg von 95,23 % auf 96,79 % nach Ausschluss interceptierter Rezepte (p &lt; 0,001). Obligatorischer Prüfmodus höchste Quote (96,91 %), Erinnerung niedrigste (0,99 %). Pharmakisten-Mitarbeit steigerte Erfolg auf 85,63 %.</w:t>
+      </w:r>
+    </w:p>
+    <w:p>
+      <w:r>
+        <w:rPr>
+          <w:b/>
+          <w:sz w:val="19"/>
+        </w:rPr>
+        <w:t xml:space="preserve">Übertragbarkeit: </w:t>
+      </w:r>
+      <w:r>
+        <w:rPr>
+          <w:sz w:val="19"/>
+        </w:rPr>
+        <w:t>China, aber Designprinzip (prospektive Überprüfung vor Dispensierung) auch im deutschen Apotheken-Standard etabliert</w:t>
+      </w:r>
+    </w:p>
+    <w:p>
+      <w:r>
+        <w:rPr>
+          <w:color w:val="5A7D3A"/>
+          <w:sz w:val="18"/>
+        </w:rPr>
+        <w:t>https://pubmed.ncbi.nlm.nih.gov/42704205/</w:t>
+      </w:r>
+    </w:p>
+    <w:p>
+      <w:pPr>
+        <w:pStyle w:val="Heading2"/>
+      </w:pPr>
+      <w:r>
+        <w:t>Frühere Knie- und Schulter-Arthroskopie erhöhen Infektionsrisiko nach Endoprothese, Hüfte nicht</w:t>
+      </w:r>
+    </w:p>
+    <w:p>
+      <w:r>
+        <w:rPr>
+          <w:i/>
+          <w:color w:val="666666"/>
+          <w:sz w:val="18"/>
+        </w:rPr>
+        <w:t>Liu H et al.  ·  J Invest Surg  ·  07.09.2026  ·  PMID 42704073</w:t>
+      </w:r>
+    </w:p>
+    <w:p>
+      <w:r>
+        <w:t>Meta-Analyse von 31 Beobachtungsstudien: Odds Ratios für nosokomiale Infektionen nach Knie-, Hüft- und Schulter-Endoprothesen in Abhängigkeit von vorausgegangener Arthroskopie desselben oder anderer Gelenke.</w:t>
+      </w:r>
+    </w:p>
+    <w:p>
+      <w:r>
+        <w:rPr>
+          <w:b/>
+        </w:rPr>
+        <w:t xml:space="preserve">Ergebnis: </w:t>
+      </w:r>
+      <w:r>
+        <w:t>Frühere Knie-Arthroskopie: erhöhtes Infektionsrisiko (OR 1,33, 95%-KI 1,14–1,56); frühere Schulter-Arthroskopie: erhöhtes Risiko für Tiefinfektionen (OR erhöht); frühere Hüft-Arthroskopie: kein signifikanter Zusammenhang. Gepoolte Gesamtinfektionsrate 2 %. Jointspecific Risk-Stratifikation erforderlich.</w:t>
+      </w:r>
+    </w:p>
+    <w:p>
+      <w:r>
+        <w:rPr>
+          <w:b/>
+          <w:sz w:val="19"/>
+        </w:rPr>
+        <w:t xml:space="preserve">Übertragbarkeit: </w:t>
+      </w:r>
+      <w:r>
+        <w:rPr>
+          <w:sz w:val="19"/>
+        </w:rPr>
+        <w:t>Internationale Metaanalyse, Ergebnisse auf deutsches Trauma/Orthopädie-System übertragbar</w:t>
+      </w:r>
+    </w:p>
+    <w:p>
+      <w:r>
+        <w:rPr>
+          <w:color w:val="5A7D3A"/>
+          <w:sz w:val="18"/>
+        </w:rPr>
+        <w:t>https://pubmed.ncbi.nlm.nih.gov/42704073/</w:t>
+      </w:r>
+    </w:p>
+    <w:p>
+      <w:pPr>
+        <w:pStyle w:val="Heading2"/>
+      </w:pPr>
+      <w:r>
+        <w:t>Chirurgische Wundinfektionen: Surveillance, Audit und perioperative Maßnahmen-Bundle zur Prävention</w:t>
+      </w:r>
+    </w:p>
+    <w:p>
+      <w:r>
+        <w:rPr>
+          <w:i/>
+          <w:color w:val="666666"/>
+          <w:sz w:val="18"/>
+        </w:rPr>
+        <w:t>Ambrosie L et al.  ·  Chirurgia (Bucur)  ·  Juli 2026  ·  PMID 42703985</w:t>
+      </w:r>
+    </w:p>
+    <w:p>
+      <w:r>
+        <w:t>Strukturierte Narrativ-Review zur nosokomialen Infektionsprävention in der Allgemeinchirurgie: kritische Analyse von Definitionen, Surveillance, Audit, Antibiotika-Resistenz und perioperativer Vorbeugung mit Fokus auf Chirurgische Wundinfektionen (SSI) – mit Maßnahmen-Bundle und Audit-Dashboard.</w:t>
+      </w:r>
+    </w:p>
+    <w:p>
+      <w:r>
+        <w:rPr>
+          <w:b/>
+        </w:rPr>
+        <w:t xml:space="preserve">Ergebnis: </w:t>
+      </w:r>
+      <w:r>
+        <w:t>Empfehlungsgrundlagen: korrekte Antibiotika-Prophylaxe, alkoholhaltige Hautdesinfektion, Vermeidung intraoperativer Hypothermie, aseptische Praxis, Stewardship und Post-Entlassung-Fallermittlung sind konsistent durch Evidenz gestützt. Bundles können SSI reduzieren, aber Effekt hängt von Adhärenz und Kontext ab; größere Bundles nicht automatisch wirksamer.</w:t>
+      </w:r>
+    </w:p>
+    <w:p>
+      <w:r>
+        <w:rPr>
+          <w:b/>
+          <w:sz w:val="19"/>
+        </w:rPr>
+        <w:t xml:space="preserve">Übertragbarkeit: </w:t>
+      </w:r>
+      <w:r>
+        <w:rPr>
+          <w:sz w:val="19"/>
+        </w:rPr>
+        <w:t>Rumänien, europäischer Ansatz zu SSI-Prävention, KRINKO-kompatibel</w:t>
+      </w:r>
+    </w:p>
+    <w:p>
+      <w:r>
+        <w:rPr>
+          <w:color w:val="5A7D3A"/>
+          <w:sz w:val="18"/>
+        </w:rPr>
+        <w:t>https://pubmed.ncbi.nlm.nih.gov/42703985/</w:t>
+      </w:r>
+    </w:p>
+    <w:p>
+      <w:pPr>
+        <w:pStyle w:val="Heading2"/>
+      </w:pPr>
+      <w:r>
+        <w:t>Standardmaßnahmen ohne Isolierung reduzierten ESBL-E-Infektionen ähnlich wie Isolierung – non-inferiority-Design zur Versorgungsoptimierung</w:t>
+      </w:r>
+    </w:p>
+    <w:p>
+      <w:r>
+        <w:rPr>
+          <w:i/>
+          <w:color w:val="666666"/>
+          <w:sz w:val="18"/>
+        </w:rPr>
+        <w:t>Ezzi O et al.  ·  PLoS One  ·  21.07.2026  ·  PMID 42479741</w:t>
+      </w:r>
+    </w:p>
+    <w:p>
+      <w:r>
+        <w:t>Prospektiver Interventionsstudie in französischen geriatrischen Stationen: Vergleich Standard Precautions (SP) ohne Isolierung gegen Isolierung nur bei klinisch erkannten ESBL-E-Infektionen. Primärausgang: Inzidenzrate neuer ESBL-E-Akquisitionen pro 1.000 Patiententage.</w:t>
+      </w:r>
+    </w:p>
+    <w:p>
+      <w:r>
+        <w:rPr>
+          <w:b/>
+        </w:rPr>
+        <w:t xml:space="preserve">Ergebnis: </w:t>
+      </w:r>
+      <w:r>
+        <w:t>Studienprotokoll mit Studiendesign (crossover mit alternierenden Perioden, 4-Jahres-Laufzeit). Ziel: Non-Inferiority von SP zu zeigen. Ergebnis noch nicht vorgelegen, aber Design adressiert das versorgungskritische Problem unnötiger Isolierungen bei stabiler Epidemiologie.</w:t>
+      </w:r>
+    </w:p>
+    <w:p>
+      <w:r>
+        <w:rPr>
+          <w:b/>
+          <w:sz w:val="19"/>
+        </w:rPr>
+        <w:t xml:space="preserve">Übertragbarkeit: </w:t>
+      </w:r>
+      <w:r>
+        <w:rPr>
+          <w:sz w:val="19"/>
+        </w:rPr>
+        <w:t>Frankreich, vergleichbar mit DACH-Systemen, Infektionsschutz-Standard</w:t>
+      </w:r>
+    </w:p>
+    <w:p>
+      <w:r>
+        <w:rPr>
+          <w:color w:val="5A7D3A"/>
+          <w:sz w:val="18"/>
+        </w:rPr>
+        <w:t>https://pubmed.ncbi.nlm.nih.gov/42479741/</w:t>
+      </w:r>
+    </w:p>
+    <w:p>
+      <w:pPr>
+        <w:pStyle w:val="Heading2"/>
+      </w:pPr>
+      <w:r>
+        <w:t>Spanische Validierung der Hospital Survey on Patient Safety Culture v2: robust messbare Sicherheitskultur in 4 Krankenhäusern</w:t>
+      </w:r>
+    </w:p>
+    <w:p>
+      <w:r>
+        <w:rPr>
+          <w:i/>
+          <w:color w:val="666666"/>
+          <w:sz w:val="18"/>
+        </w:rPr>
+        <w:t>Lopez-Picazo JJ et al.  ·  J Eval Clin Pract  ·  Aug. 2026  ·  PMID 42472383</w:t>
+      </w:r>
+    </w:p>
+    <w:p>
+      <w:r>
+        <w:t>Querschnittliche Validierungsstudie in 4 spanischen Krankenhäusern mit 369 Fachpersonen zur psychometrischen Anpassung der HSOPS v2 ins Spanische: Confirmatory Factor Analysis mit WLSMV-Schätzer, Messung von Reliabilität, konvergenter und diskriminanter Validität.</w:t>
+      </w:r>
+    </w:p>
+    <w:p>
+      <w:r>
+        <w:rPr>
+          <w:b/>
+        </w:rPr>
+        <w:t xml:space="preserve">Ergebnis: </w:t>
+      </w:r>
+      <w:r>
+        <w:t>10-Faktor-Modell mit zufriedenstellenden Fit-Indizes (CFI, TLI &gt; 0,90; RMSEA &lt; 0,06; SRMR &lt; 0,08). Cronbach α und composite reliability &gt; 0,70 in 8 von 10 Dimensionen. Diskriminanzvalidität unterstützt. Spanische HSOPS v2 zur Sicherheitskultur-Messung geeignet.</w:t>
+      </w:r>
+    </w:p>
+    <w:p>
+      <w:r>
+        <w:rPr>
+          <w:b/>
+          <w:sz w:val="19"/>
+        </w:rPr>
+        <w:t xml:space="preserve">Übertragbarkeit: </w:t>
+      </w:r>
+      <w:r>
+        <w:rPr>
+          <w:sz w:val="19"/>
+        </w:rPr>
+        <w:t>Spanien, vergleichbar mit deutschem Ansatz zur Sicherheitskultur-Erfassung</w:t>
+      </w:r>
+    </w:p>
+    <w:p>
+      <w:r>
+        <w:rPr>
+          <w:color w:val="5A7D3A"/>
+          <w:sz w:val="18"/>
+        </w:rPr>
+        <w:t>https://pubmed.ncbi.nlm.nih.gov/42472383/</w:t>
+      </w:r>
+    </w:p>
+    <w:p>
+      <w:pPr>
+        <w:pStyle w:val="Heading2"/>
+      </w:pPr>
+      <w:r>
+        <w:t>Klinische Entscheidungsfindung bei Verdacht auf maternale Sepsis: Überbehandlung mit Breitspektrumantibiotika um 21 % vermeidet Todesfälle, aber Stewardship scheitert</w:t>
+      </w:r>
+    </w:p>
+    <w:p>
+      <w:r>
+        <w:rPr>
+          <w:i/>
+          <w:color w:val="666666"/>
+          <w:sz w:val="18"/>
+        </w:rPr>
+        <w:t>Kingdon C et al.  ·  BMJ Open  ·  17.07.2026  ·  PMID 42468961</w:t>
+      </w:r>
+    </w:p>
+    <w:p>
+      <w:r>
+        <w:t>Qualitative Studie mit 24 UK-Klinikern (Geburtshelfer, Anästhesisten, Hebammen) zur Entscheidungsfindung bei Verdacht auf maternale Sepsis in der Geburtshilfe: Sie zeigt, dass 21 von 24 Klinikern Überbehandlung als Problem erachten, aber Angst vor Sepsismissdiagnose die Antibiotic Stewardship überlagert.</w:t>
+      </w:r>
+    </w:p>
+    <w:p>
+      <w:r>
+        <w:rPr>
+          <w:b/>
+        </w:rPr>
+        <w:t xml:space="preserve">Ergebnis: </w:t>
+      </w:r>
+      <w:r>
+        <w:t>21 von 24 Klinikern (87,5 %) bestätigten Überbehandlung als Problem; Angst vor Sepsismissdiagnose dominiert klinische Entscheidungen. Bessere Point-of-Care-Diagnostik und Leitlinien-Anpassungen sind erforderlich – ohne diese bleibt Overtreatment unvermeidlich.</w:t>
+      </w:r>
+    </w:p>
+    <w:p>
+      <w:r>
+        <w:rPr>
+          <w:b/>
+          <w:sz w:val="19"/>
+        </w:rPr>
+        <w:t xml:space="preserve">Übertragbarkeit: </w:t>
+      </w:r>
+      <w:r>
+        <w:rPr>
+          <w:sz w:val="19"/>
+        </w:rPr>
+        <w:t>UK-NHS, vergleichbar mit deutschem Versorgungsauftrag, aber anderes Melderecht</w:t>
+      </w:r>
+    </w:p>
+    <w:p>
+      <w:r>
+        <w:rPr>
+          <w:color w:val="5A7D3A"/>
+          <w:sz w:val="18"/>
+        </w:rPr>
+        <w:t>https://pubmed.ncbi.nlm.nih.gov/42468961/</w:t>
       </w:r>
     </w:p>
     <w:p>

--- a/download/studien-archiv.docx
+++ b/download/studien-archiv.docx
@@ -62,7 +62,363 @@
           <w:color w:val="666666"/>
           <w:sz w:val="18"/>
         </w:rPr>
-        <w:t>Stand: 08.09.2026  |  92 Studien  |  safety.m-vf.de</w:t>
+        <w:t>Stand: 09.09.2026  |  98 Studien  |  safety.m-vf.de</w:t>
+      </w:r>
+    </w:p>
+    <w:p>
+      <w:pPr>
+        <w:pStyle w:val="Heading1"/>
+      </w:pPr>
+      <w:r>
+        <w:t>Aufgenommen am 09.09.2026</w:t>
+      </w:r>
+    </w:p>
+    <w:p>
+      <w:pPr>
+        <w:pStyle w:val="Heading2"/>
+      </w:pPr>
+      <w:r>
+        <w:t>85% der Schlafstudien melden Nebenwirkungen inkonsistent: Registry-Publikations-Diskordanz gefährdet Patientensicherheit</w:t>
+      </w:r>
+    </w:p>
+    <w:p>
+      <w:r>
+        <w:rPr>
+          <w:i/>
+          <w:color w:val="666666"/>
+          <w:sz w:val="18"/>
+        </w:rPr>
+        <w:t>Lackey M et al.  ·  BMJ Open  ·  08.09.2026  ·  PMID 42711075</w:t>
+      </w:r>
+    </w:p>
+    <w:p>
+      <w:r>
+        <w:t>Querschnitt 168 Schlafstudien: Vergleich Nebenwirkungsmelderaten ClinicalTrials.gov versus peer-review-Publikationen; Ursachen und Lokalisierung der Meldungen analysiert.</w:t>
+      </w:r>
+    </w:p>
+    <w:p>
+      <w:r>
+        <w:rPr>
+          <w:b/>
+        </w:rPr>
+        <w:t xml:space="preserve">Ergebnis: </w:t>
+      </w:r>
+      <w:r>
+        <w:t>143/168 (85,1%) mit Diskrepanzen schwerwiegender Ereignisse; Patient-Zahlen-Varianz 73,2%; 35,1% ohne Nebenwirkungsdaten. Post-Final-Rule-Studien bessere Registry-Meldung, aber Diskordanz persistiert. 17% Sterblichkeitsunterschätzung möglich.</w:t>
+      </w:r>
+    </w:p>
+    <w:p>
+      <w:r>
+        <w:rPr>
+          <w:b/>
+          <w:sz w:val="19"/>
+        </w:rPr>
+        <w:t xml:space="preserve">Übertragbarkeit: </w:t>
+      </w:r>
+      <w:r>
+        <w:rPr>
+          <w:sz w:val="19"/>
+        </w:rPr>
+        <w:t>USA (Trial-Registry), Publikationsbias; Befund (Reporting-Lücken) auf deutsches Register-Publikations-Gap übertragbar</w:t>
+      </w:r>
+    </w:p>
+    <w:p>
+      <w:r>
+        <w:rPr>
+          <w:color w:val="5A7D3A"/>
+          <w:sz w:val="18"/>
+        </w:rPr>
+        <w:t>https://pubmed.ncbi.nlm.nih.gov/42711075/</w:t>
+      </w:r>
+    </w:p>
+    <w:p>
+      <w:pPr>
+        <w:pStyle w:val="Heading2"/>
+      </w:pPr>
+      <w:r>
+        <w:t>Capillary refill time crosses diagnostic threshold during acute inflammation: quantitative bedside test unreliable for sepsis alone</w:t>
+      </w:r>
+    </w:p>
+    <w:p>
+      <w:r>
+        <w:rPr>
+          <w:i/>
+          <w:color w:val="666666"/>
+          <w:sz w:val="18"/>
+        </w:rPr>
+        <w:t>Gustavsson H et al.  ·  Crit Care  ·  31.08.2026  ·  PMID 42706575</w:t>
+      </w:r>
+    </w:p>
+    <w:p>
+      <w:r>
+        <w:t>Prospective human endotoxemia model (n=25): quantitative capillary refill time (qCRT) during E. coli LPS-induced systemic inflammation showed biphasic trajectory crossing the clinical 3-second threshold in both directions.</w:t>
+      </w:r>
+    </w:p>
+    <w:p>
+      <w:r>
+        <w:rPr>
+          <w:b/>
+        </w:rPr>
+        <w:t xml:space="preserve">Ergebnis: </w:t>
+      </w:r>
+      <w:r>
+        <w:t>qCRT prolonged from baseline ~3,5s to 8,31s at 1,5h (14/25 reached 10s ceiling), then shortened to 1,27s at 5h; between-subject variance minor (ICC 0,30); skin temperature explained largest qCRT variance. Findings show single fixed-threshold qCRT unreliable; serial measurement within patient more informative than population threshold.</w:t>
+      </w:r>
+    </w:p>
+    <w:p>
+      <w:r>
+        <w:rPr>
+          <w:b/>
+          <w:sz w:val="19"/>
+        </w:rPr>
+        <w:t xml:space="preserve">Übertragbarkeit: </w:t>
+      </w:r>
+      <w:r>
+        <w:rPr>
+          <w:sz w:val="19"/>
+        </w:rPr>
+        <w:t>Schweden (Uppsala), physiologische Validierung; Übertragbarkeit auf Sepsisverdacht in Notaufnahmen begrenzt ohne prospektive Patientenstudien</w:t>
+      </w:r>
+    </w:p>
+    <w:p>
+      <w:r>
+        <w:rPr>
+          <w:color w:val="5A7D3A"/>
+          <w:sz w:val="18"/>
+        </w:rPr>
+        <w:t>https://pubmed.ncbi.nlm.nih.gov/42706575/</w:t>
+      </w:r>
+    </w:p>
+    <w:p>
+      <w:pPr>
+        <w:pStyle w:val="Heading2"/>
+      </w:pPr>
+      <w:r>
+        <w:t>Elektronische Dosierungskorrekturen für DOAC bei älteren Frauen: Benachrichtigungen erreichen nur 33% der Therapieänderungen bei Hochrisiko-Patienten</w:t>
+      </w:r>
+    </w:p>
+    <w:p>
+      <w:r>
+        <w:rPr>
+          <w:i/>
+          <w:color w:val="666666"/>
+          <w:sz w:val="18"/>
+        </w:rPr>
+        <w:t>Saraswat A et al.  ·  Res Pract Thromb Haemost  ·  06.08.2026  ·  PMID 42699097</w:t>
+      </w:r>
+    </w:p>
+    <w:p>
+      <w:r>
+        <w:t>USA, Michigan: Evaluation elektronischer Benachrichtigungen zu DOAC-Dosierungsfehlern; 32,7% führten zu Dosisanpassung; Gründe für Nichtbefolgung dokumentiert.</w:t>
+      </w:r>
+    </w:p>
+    <w:p>
+      <w:r>
+        <w:rPr>
+          <w:b/>
+        </w:rPr>
+        <w:t xml:space="preserve">Ergebnis: </w:t>
+      </w:r>
+      <w:r>
+        <w:t>Apixaban-Fehler zu 87,8% bei ≥80 Jahren. Dosisreduktion 52% Änderungsquote, Dosiserhöhung nur 16,8% (p&lt;0,001). Originale Verschreiber dokumentierten Ablehnungsgründe in 46,1%, Pharmazeuten in 90,5%. Nierenrückgang, Gewicht, Blutungsrisiko häufigste Ablehnungsgründe.</w:t>
+      </w:r>
+    </w:p>
+    <w:p>
+      <w:r>
+        <w:rPr>
+          <w:b/>
+          <w:sz w:val="19"/>
+        </w:rPr>
+        <w:t xml:space="preserve">Übertragbarkeit: </w:t>
+      </w:r>
+      <w:r>
+        <w:rPr>
+          <w:sz w:val="19"/>
+        </w:rPr>
+        <w:t>USA (Haftungsklima anders), aber Fehlererkennungssystem auf deutsches QM-System übertragbar</w:t>
+      </w:r>
+    </w:p>
+    <w:p>
+      <w:r>
+        <w:rPr>
+          <w:color w:val="5A7D3A"/>
+          <w:sz w:val="18"/>
+        </w:rPr>
+        <w:t>https://pubmed.ncbi.nlm.nih.gov/42699097/</w:t>
+      </w:r>
+    </w:p>
+    <w:p>
+      <w:pPr>
+        <w:pStyle w:val="Heading2"/>
+      </w:pPr>
+      <w:r>
+        <w:t>Infektionen unter MS-Therapie: italienisches Register zeigt Nutzen von Echtdaten-Vigilanz trotz methodischer Grenzen</w:t>
+      </w:r>
+    </w:p>
+    <w:p>
+      <w:r>
+        <w:rPr>
+          <w:i/>
+          <w:color w:val="666666"/>
+          <w:sz w:val="18"/>
+        </w:rPr>
+        <w:t>Salivetto M et al.  ·  Pharmacoepidemiol Drug Saf  ·  Aug. 2026  ·  PMID 42528095</w:t>
+      </w:r>
+    </w:p>
+    <w:p>
+      <w:r>
+        <w:t>Italienisches MS-Register (RISM) 2016–2025: 24.259 Patienten mit krankheitsmodifizierender Therapie, 4.419 (18,2%) mit Klinischen Ereignissen; Infektionen 29,4%, Malignität 3,7%; prospektive Datenqualitätskontrolle implementiert.</w:t>
+      </w:r>
+    </w:p>
+    <w:p>
+      <w:r>
+        <w:rPr>
+          <w:b/>
+        </w:rPr>
+        <w:t xml:space="preserve">Ergebnis: </w:t>
+      </w:r>
+      <w:r>
+        <w:t>Bei 24.259 Therapieinitiationen 18,2% mit dokumentiertem Ereignis; Infektionsanteil 29,4% aller Events. Stärken: umfassendes Langzeit-Tracking, Patientenperspektive. Grenzen: methodische Herausforderungen bei Sekundärdaten, Meldepflichten variabel, nationale Transferbarkeit eingeschränkt.</w:t>
+      </w:r>
+    </w:p>
+    <w:p>
+      <w:r>
+        <w:rPr>
+          <w:b/>
+          <w:sz w:val="19"/>
+        </w:rPr>
+        <w:t xml:space="preserve">Übertragbarkeit: </w:t>
+      </w:r>
+      <w:r>
+        <w:rPr>
+          <w:sz w:val="19"/>
+        </w:rPr>
+        <w:t>Italien (vergleichbares EU-Melderecht), kohortales Design; Struktur relevant für deutsches Klinik-Pharmakovigilance-Register</w:t>
+      </w:r>
+    </w:p>
+    <w:p>
+      <w:r>
+        <w:rPr>
+          <w:color w:val="5A7D3A"/>
+          <w:sz w:val="18"/>
+        </w:rPr>
+        <w:t>https://pubmed.ncbi.nlm.nih.gov/42528095/</w:t>
+      </w:r>
+    </w:p>
+    <w:p>
+      <w:pPr>
+        <w:pStyle w:val="Heading2"/>
+      </w:pPr>
+      <w:r>
+        <w:t>Lamotrigin erhöht SJS/TEN-Risiko 173fach: dänische Inzidenzkohorte quantifiziert Arzneimittelschaden bei Antikonvulsiva</w:t>
+      </w:r>
+    </w:p>
+    <w:p>
+      <w:r>
+        <w:rPr>
+          <w:i/>
+          <w:color w:val="666666"/>
+          <w:sz w:val="18"/>
+        </w:rPr>
+        <w:t>Heerfordt IM et al.  ·  Neurology  ·  11.08.2026  ·  PMID 42467870</w:t>
+      </w:r>
+    </w:p>
+    <w:p>
+      <w:r>
+        <w:t>Dänische Bevölkerungskohorte 1995–2024: 1.388.397 Antikonvulsiva-Initiationen, 83 SJS/TEN-Fälle in 90 Tagen; Mortalität 17%, Ereignisse konzentriert auf erste Wochen.</w:t>
+      </w:r>
+    </w:p>
+    <w:p>
+      <w:r>
+        <w:rPr>
+          <w:b/>
+        </w:rPr>
+        <w:t xml:space="preserve">Ergebnis: </w:t>
+      </w:r>
+      <w:r>
+        <w:t>Lamotrigin 29,31/100.000 (95% KI 21,46–39,09); Carbamazepin 16,66 (8,32–29,80); Phenobarbital 15,84; Oxcarbazepin 11,25; Valproat 7,31/100.000. Gabapentinoide deutlich niedriger (Pregabalin 2,26, Gabapentin 1,24). Hintergrund 0,17/100.000. 7% aller SJS/TEN-Fälle Dänemarks antikonvulsiva-assoziiert.</w:t>
+      </w:r>
+    </w:p>
+    <w:p>
+      <w:r>
+        <w:rPr>
+          <w:b/>
+          <w:sz w:val="19"/>
+        </w:rPr>
+        <w:t xml:space="preserve">Übertragbarkeit: </w:t>
+      </w:r>
+      <w:r>
+        <w:rPr>
+          <w:sz w:val="19"/>
+        </w:rPr>
+        <w:t>Dänemark (Melderegister), Inzidenzkohorte; europäische Baseline für Vergleichbarkeit mit deutschem Arzneimittelrisiko</w:t>
+      </w:r>
+    </w:p>
+    <w:p>
+      <w:r>
+        <w:rPr>
+          <w:color w:val="5A7D3A"/>
+          <w:sz w:val="18"/>
+        </w:rPr>
+        <w:t>https://pubmed.ncbi.nlm.nih.gov/42467870/</w:t>
+      </w:r>
+    </w:p>
+    <w:p>
+      <w:pPr>
+        <w:pStyle w:val="Heading2"/>
+      </w:pPr>
+      <w:r>
+        <w:t>Automatisierte nosokomiale Sepsis-Erfassung über Laborresistenzdaten machbar: niederländisches Pilotierungsprojekt zeigt Machbarkeit mit Grenzen</w:t>
+      </w:r>
+    </w:p>
+    <w:p>
+      <w:r>
+        <w:rPr>
+          <w:i/>
+          <w:color w:val="666666"/>
+          <w:sz w:val="18"/>
+        </w:rPr>
+        <w:t>Brekelmans M et al.  ·  Euro Surveill  ·  Juli 2026  ·  PMID 42464816</w:t>
+      </w:r>
+    </w:p>
+    <w:p>
+      <w:r>
+        <w:t>Niederlande 2018–2023: automated surveillance von hospital-onset bacteraemia/fungaemia (HOB) mittels nationales Resistenz-Surveillance-System (ISIS-AR); Feasibility-Evaluation an vier Kliniken mit outcome validation.</w:t>
+      </w:r>
+    </w:p>
+    <w:p>
+      <w:r>
+        <w:rPr>
+          <w:b/>
+        </w:rPr>
+        <w:t xml:space="preserve">Ergebnis: </w:t>
+      </w:r>
+      <w:r>
+        <w:t>Ältere Parameter &gt;80% dokumentiert; Aufnahmetermin nur in 14/105 Kliniken. Outcome-Validierung: sichere HOB-Identifikation bei Nicht-Kommensalen, variable Sensitivität bei Kommensalen (Laborpolitik-abhängig). Interviewpartner sehen Wert auf Hospitalebene und Benchmarking; nationale Trend-Überwachung unklar.</w:t>
+      </w:r>
+    </w:p>
+    <w:p>
+      <w:r>
+        <w:rPr>
+          <w:b/>
+          <w:sz w:val="19"/>
+        </w:rPr>
+        <w:t xml:space="preserve">Übertragbarkeit: </w:t>
+      </w:r>
+      <w:r>
+        <w:rPr>
+          <w:sz w:val="19"/>
+        </w:rPr>
+        <w:t>Niederlande (vergleichbares Versicherungs- und Meldewesen), Sekundärdaten-Nutzung; direkter Transfer auf deutsches Surveillancesystem möglich</w:t>
+      </w:r>
+    </w:p>
+    <w:p>
+      <w:r>
+        <w:rPr>
+          <w:color w:val="5A7D3A"/>
+          <w:sz w:val="18"/>
+        </w:rPr>
+        <w:t>https://pubmed.ncbi.nlm.nih.gov/42464816/</w:t>
       </w:r>
     </w:p>
     <w:p>

--- a/download/studien-archiv.docx
+++ b/download/studien-archiv.docx
@@ -136,7 +136,7 @@
         <w:pStyle w:val="Heading2"/>
       </w:pPr>
       <w:r>
-        <w:t>Capillary refill time crosses diagnostic threshold during acute inflammation: quantitative bedside test unreliable for sepsis alone</w:t>
+        <w:t>Rekapillarisierungszeit bei akuter Entzündung: bettseitiger Test allein nicht sepsistauglich</w:t>
       </w:r>
     </w:p>
     <w:p>
@@ -151,7 +151,7 @@
     </w:p>
     <w:p>
       <w:r>
-        <w:t>Prospective human endotoxemia model (n=25): quantitative capillary refill time (qCRT) during E. coli LPS-induced systemic inflammation showed biphasic trajectory crossing the clinical 3-second threshold in both directions.</w:t>
+        <w:t>Prospektives humanes Endotoxämie-Modell (n=25): Die quantitativ gemessene Rekapillarisierungszeit (qCRT) durchlief unter LPS-induzierter systemischer Entzündung einen zweiphasigen Verlauf und überschritt den klinischen Schwellenwert von drei Sekunden in beide Richtungen.</w:t>
       </w:r>
     </w:p>
     <w:p>
@@ -162,7 +162,7 @@
         <w:t xml:space="preserve">Ergebnis: </w:t>
       </w:r>
       <w:r>
-        <w:t>qCRT prolonged from baseline ~3,5s to 8,31s at 1,5h (14/25 reached 10s ceiling), then shortened to 1,27s at 5h; between-subject variance minor (ICC 0,30); skin temperature explained largest qCRT variance. Findings show single fixed-threshold qCRT unreliable; serial measurement within patient more informative than population threshold.</w:t>
+        <w:t>Die qCRT stieg von etwa 3,5 s zu Beginn auf 8,31 s nach 1,5 Stunden (bei 14 von 25 Probanden wurde die Messobergrenze von 10 s erreicht) und fiel nach 5 Stunden auf 1,27 s. Die Streuung zwischen den Probanden war gering (ICC 0,30); den größten Anteil an der Varianz erklärte die Hauttemperatur. Ein einzelner fester Schwellenwert ist damit nicht verlässlich; die wiederholte Messung am selben Patienten sagt mehr aus als ein Populationsgrenzwert.</w:t>
       </w:r>
     </w:p>
     <w:p>

--- a/download/studien-archiv.docx
+++ b/download/studien-archiv.docx
@@ -62,7 +62,363 @@
           <w:color w:val="666666"/>
           <w:sz w:val="18"/>
         </w:rPr>
-        <w:t>Stand: 09.09.2026  |  98 Studien  |  safety.m-vf.de</w:t>
+        <w:t>Stand: 10.09.2026  |  104 Studien  |  safety.m-vf.de</w:t>
+      </w:r>
+    </w:p>
+    <w:p>
+      <w:pPr>
+        <w:pStyle w:val="Heading1"/>
+      </w:pPr>
+      <w:r>
+        <w:t>Aufgenommen am 10.09.2026</w:t>
+      </w:r>
+    </w:p>
+    <w:p>
+      <w:pPr>
+        <w:pStyle w:val="Heading2"/>
+      </w:pPr>
+      <w:r>
+        <w:t>Hospitalisierungsbakterämie als Qualitätsmetrik zeigt bedeutsame Variation zwischen Krankenhäusern</w:t>
+      </w:r>
+    </w:p>
+    <w:p>
+      <w:r>
+        <w:rPr>
+          <w:i/>
+          <w:color w:val="666666"/>
+          <w:sz w:val="18"/>
+        </w:rPr>
+        <w:t>Bedard-Lapointe O et al.  ·  JAMA Netw Open  ·  01.09.2026  ·  PMID 42714906</w:t>
+      </w:r>
+    </w:p>
+    <w:p>
+      <w:r>
+        <w:t>Populationsbasierte Kohortenstudie aller Krankenhausaufnahmen in Ontario 2017–2024; Vergleich der Raten nosokomialer Bakterämien (Hospital-Onset Bacteremia, HOB) an 114 Akutkrankenhäusern unter Adjustierung für Patienten- und Krankenhausmerkmale.</w:t>
+      </w:r>
+    </w:p>
+    <w:p>
+      <w:r>
+        <w:rPr>
+          <w:b/>
+        </w:rPr>
+        <w:t xml:space="preserve">Ergebnis: </w:t>
+      </w:r>
+      <w:r>
+        <w:t>3.325.900 Aufnahmen, 61.452 HOB-Episoden über 29.721.745 Aufnahmetage, Gesamtrate 2,07 pro 1.000 Aufnahmetage. Über 114 Krankenhäuser deutliche Variation: 10. Perzentil 0,39, 25. Perzentil 0,71, Median 1,08, 75. Perzentil 1,68, 90. Perzentil 2,27 pro 1.000 Aufnahmetage. Random-Intercept für Krankenhäuser SD 0,36 (95%-CI 0,29–0,42), Rate-Ratio 1,43 (95%-CI 1,34–1,52) pro 1 SD. HOB-Rate ein zuverlässiger Qualitätsindikator zur Differenzierung zwischen Kliniken.</w:t>
+      </w:r>
+    </w:p>
+    <w:p>
+      <w:r>
+        <w:rPr>
+          <w:b/>
+          <w:sz w:val="19"/>
+        </w:rPr>
+        <w:t xml:space="preserve">Übertragbarkeit: </w:t>
+      </w:r>
+      <w:r>
+        <w:rPr>
+          <w:sz w:val="19"/>
+        </w:rPr>
+        <w:t>Kanada, vergleichbares öffentliches Gesundheitssystem, Basis für deutsches Qualitätsmonitoring</w:t>
+      </w:r>
+    </w:p>
+    <w:p>
+      <w:r>
+        <w:rPr>
+          <w:color w:val="5A7D3A"/>
+          <w:sz w:val="18"/>
+        </w:rPr>
+        <w:t>https://pubmed.ncbi.nlm.nih.gov/42714906/</w:t>
+      </w:r>
+    </w:p>
+    <w:p>
+      <w:pPr>
+        <w:pStyle w:val="Heading2"/>
+      </w:pPr>
+      <w:r>
+        <w:t>Sichere Medikation für Migranten mit Sprachbarrieren: partizipatives Interventionsmodell entwickelt</w:t>
+      </w:r>
+    </w:p>
+    <w:p>
+      <w:r>
+        <w:rPr>
+          <w:i/>
+          <w:color w:val="666666"/>
+          <w:sz w:val="18"/>
+        </w:rPr>
+        <w:t>Hjelm K et al.  ·  BMC Health Serv Res  ·  07.09.2026  ·  PMID 42711692</w:t>
+      </w:r>
+    </w:p>
+    <w:p>
+      <w:r>
+        <w:t>Qualitative Studie mit Fokusgruppen (Migranten, Angehörige, Gesundheits- und Apothekenpersonal) zur Identifikation von Unterstützungsbedarf bei sicherer Medikationsverwaltung zu Hause; Entwicklung eines primärärztlichen Unterstützungsmodells.</w:t>
+      </w:r>
+    </w:p>
+    <w:p>
+      <w:r>
+        <w:rPr>
+          <w:b/>
+        </w:rPr>
+        <w:t xml:space="preserve">Ergebnis: </w:t>
+      </w:r>
+      <w:r>
+        <w:t>Sieben Problembereiche identifiziert: Routinen, Kontinuität, Sprachverständnis, Ressourcen, Patienteneducation, Personalschulung, nationale Maßnahmen. Erforderliche Unterstützung auf allen Ebenen – besonders institutionell und infrastrukturell – sowie in alltäglichen Arzt-Patienten-Interaktionen. Interventionsmodell mit erweitertem interdisziplinärem Team, Angehörigen, Apothekern und erreichbarem Koordinator entwickelt.</w:t>
+      </w:r>
+    </w:p>
+    <w:p>
+      <w:r>
+        <w:rPr>
+          <w:b/>
+          <w:sz w:val="19"/>
+        </w:rPr>
+        <w:t xml:space="preserve">Übertragbarkeit: </w:t>
+      </w:r>
+      <w:r>
+        <w:rPr>
+          <w:sz w:val="19"/>
+        </w:rPr>
+        <w:t>Schweden, übertragbar auf deutsche Migrationspopulation und Mehrsprachigkeit</w:t>
+      </w:r>
+    </w:p>
+    <w:p>
+      <w:r>
+        <w:rPr>
+          <w:color w:val="5A7D3A"/>
+          <w:sz w:val="18"/>
+        </w:rPr>
+        <w:t>https://pubmed.ncbi.nlm.nih.gov/42711692/</w:t>
+      </w:r>
+    </w:p>
+    <w:p>
+      <w:pPr>
+        <w:pStyle w:val="Heading2"/>
+      </w:pPr>
+      <w:r>
+        <w:t>Medikamentensicherheit bei mitochondrialen Erkrankungen: Metformin, Beta-Blocker, Statine potentiell problematisch</w:t>
+      </w:r>
+    </w:p>
+    <w:p>
+      <w:r>
+        <w:rPr>
+          <w:i/>
+          <w:color w:val="666666"/>
+          <w:sz w:val="18"/>
+        </w:rPr>
+        <w:t>Järvinen O et al.  ·  Neurol Sci  ·  06.08.2026  ·  PMID 42560609</w:t>
+      </w:r>
+    </w:p>
+    <w:p>
+      <w:r>
+        <w:t>Retrospektive Kohortenstudie mit Arzneimittelanalyse von 44 Patienten mit genetisch bestätigter mitochondrialer Erkrankung über 2010–2022; Überprüfung auf mitochondriale Toxizität und Wechselwirkungen.</w:t>
+      </w:r>
+    </w:p>
+    <w:p>
+      <w:r>
+        <w:rPr>
+          <w:b/>
+        </w:rPr>
+        <w:t xml:space="preserve">Ergebnis: </w:t>
+      </w:r>
+      <w:r>
+        <w:t>~1.000 Medikamenteneinträge überprüft. Häufig verwendete Arzneien mit potentieller mitochondrialer Toxizität identifiziert: Metformin, Beta-Blocker, Statine, Ciprofloxacin, Fluoxetin, Ibuprofen, bestimmte Antiepileptika. Kontraindizierte Medikamente nicht beobachtet; keine Hochrisiko-Wechselwirkungen entdeckt. Klinisch relevant: häufige Analgetika-Nutzung. Schlussfolgerung: Weitere Forschung zu mitochondrialer Sicherheit mehrerer Medikamentenklassen erforderlich; Schmerzmanagement bei mitochondrialen Erkrankungen verdient erhöhte Aufmerksamkeit.</w:t>
+      </w:r>
+    </w:p>
+    <w:p>
+      <w:r>
+        <w:rPr>
+          <w:b/>
+          <w:sz w:val="19"/>
+        </w:rPr>
+        <w:t xml:space="preserve">Übertragbarkeit: </w:t>
+      </w:r>
+      <w:r>
+        <w:rPr>
+          <w:sz w:val="19"/>
+        </w:rPr>
+        <w:t>Finnland, europäische Klinik, Medikamentensicherheit ist universell relevant, übertragbar</w:t>
+      </w:r>
+    </w:p>
+    <w:p>
+      <w:r>
+        <w:rPr>
+          <w:color w:val="5A7D3A"/>
+          <w:sz w:val="18"/>
+        </w:rPr>
+        <w:t>https://pubmed.ncbi.nlm.nih.gov/42560609/</w:t>
+      </w:r>
+    </w:p>
+    <w:p>
+      <w:pPr>
+        <w:pStyle w:val="Heading2"/>
+      </w:pPr>
+      <w:r>
+        <w:t>Ärztliche und zahnärztliche Studierend sowie Assistenzärzte wenig vorbereitet auf Faktoren der Patientensicherheit</w:t>
+      </w:r>
+    </w:p>
+    <w:p>
+      <w:r>
+        <w:rPr>
+          <w:i/>
+          <w:color w:val="666666"/>
+          <w:sz w:val="18"/>
+        </w:rPr>
+        <w:t>Mattey L et al.  ·  Br J Oral Maxillofac Surg  ·  07.03.2026  ·  PMID 42552191</w:t>
+      </w:r>
+    </w:p>
+    <w:p>
+      <w:r>
+        <w:t>Nationale Querschnittsstudie britischer Medizinstudierender und Assistenzärzte (n=1.274) zu Haltung, Wissen und Erfahrung bezüglich Patientensicherheit, Humanfaktoren und medikolegale Folgen von Fehlern; Vergleich mit Teilnehmern eines maßgeschneiderten Workshops.</w:t>
+      </w:r>
+    </w:p>
+    <w:p>
+      <w:r>
+        <w:rPr>
+          <w:b/>
+        </w:rPr>
+        <w:t xml:space="preserve">Ergebnis: </w:t>
+      </w:r>
+      <w:r>
+        <w:t>942 Studierende (74,0 %), 332 Assistenzärzte (26,0 %). Häufigste Humanfaktoren: Zeitdruck (57,0 %), Müdigkeit (56,2 %), mangelhafte Übergaben (43,8 %). Bereitschaft zum Umgang mit Humanfaktoren (Median 3/5) und Selbstsicherheit zu Einspruch (Median 3/5) bei Absolventen von Regelschulen signifikant niedriger vs. Privatschule (adjustiertes OR 0,70, 95%-CI 0,57–0,87). 62,2 % fehlte rechtliche Orientierung zu Fehlerfolgen; fast Hälfte wusste nicht, wo Unterstützung zu suchen ist. Workshop-Teilnehmer (n=21) berichteten größere Bereitschaft und Selbstsicherheit bei Einspruch (p &lt; 0,001). Trotz häufigem Kontakt mit Sicherheitsfaktoren nur mäßig vorbereitet und unterstützt.</w:t>
+      </w:r>
+    </w:p>
+    <w:p>
+      <w:r>
+        <w:rPr>
+          <w:b/>
+          <w:sz w:val="19"/>
+        </w:rPr>
+        <w:t xml:space="preserve">Übertragbarkeit: </w:t>
+      </w:r>
+      <w:r>
+        <w:rPr>
+          <w:sz w:val="19"/>
+        </w:rPr>
+        <w:t>Großbritannien, deutschsprachiges System hat ähnliche Lücken in Ausbildung von Medizinern</w:t>
+      </w:r>
+    </w:p>
+    <w:p>
+      <w:r>
+        <w:rPr>
+          <w:color w:val="5A7D3A"/>
+          <w:sz w:val="18"/>
+        </w:rPr>
+        <w:t>https://pubmed.ncbi.nlm.nih.gov/42552191/</w:t>
+      </w:r>
+    </w:p>
+    <w:p>
+      <w:pPr>
+        <w:pStyle w:val="Heading2"/>
+      </w:pPr>
+      <w:r>
+        <w:t>MRSA-Screening aller Risikopatienten senkt Infektionen und Kosten in spanischen Kliniken</w:t>
+      </w:r>
+    </w:p>
+    <w:p>
+      <w:r>
+        <w:rPr>
+          <w:i/>
+          <w:color w:val="666666"/>
+          <w:sz w:val="18"/>
+        </w:rPr>
+        <w:t>Diaz-Brito V et al.  ·  J Med Econ  ·  16.07.2026  ·  PMID 42464566</w:t>
+      </w:r>
+    </w:p>
+    <w:p>
+      <w:r>
+        <w:t>Modellbasierte Kostenfolgen-Analyse von MRSA-Screening bei Krankenhauspatienten mit hohem Risiko; Vergleich molekulares PCR-Screening versus Kultur versus aktuelle spanische Praxis (Kultur nur in Intensivstationen).</w:t>
+      </w:r>
+    </w:p>
+    <w:p>
+      <w:r>
+        <w:rPr>
+          <w:b/>
+        </w:rPr>
+        <w:t xml:space="preserve">Ergebnis: </w:t>
+      </w:r>
+      <w:r>
+        <w:t>Molekulares PCR-Screening aller Hochrisikapatienten versus Kulturbasis: 7,4 mehr positive Tests, 4,3 mehr erfolgreiche Dekolo­nisierungen, 0,8 weniger MRSA-Infektionen, Kostenersparnis 748.971 € (−438,8 €/getesteter Patient). Versus aktuelle Praxis (nur Intensivstation): 113,3 mehr positive Tests, 12,6 weniger Infektionen, 3,4 weniger Todesfälle, Kosteneinsparung 272.118 € (−3.278 €/getesteter Patient). Screening mit PCR war kostensparender trotz höherer Testkosten.</w:t>
+      </w:r>
+    </w:p>
+    <w:p>
+      <w:r>
+        <w:rPr>
+          <w:b/>
+          <w:sz w:val="19"/>
+        </w:rPr>
+        <w:t xml:space="preserve">Übertragbarkeit: </w:t>
+      </w:r>
+      <w:r>
+        <w:rPr>
+          <w:sz w:val="19"/>
+        </w:rPr>
+        <w:t>Spanien, vergleichbares Versicherungssystem mit Deutschland, unmittelbar anwendbar</w:t>
+      </w:r>
+    </w:p>
+    <w:p>
+      <w:r>
+        <w:rPr>
+          <w:color w:val="5A7D3A"/>
+          <w:sz w:val="18"/>
+        </w:rPr>
+        <w:t>https://pubmed.ncbi.nlm.nih.gov/42464566/</w:t>
+      </w:r>
+    </w:p>
+    <w:p>
+      <w:pPr>
+        <w:pStyle w:val="Heading2"/>
+      </w:pPr>
+      <w:r>
+        <w:t>Serotoninsyndom bei Polypharmaka: Fentanyl und Tramadol als übersehene Risiken</w:t>
+      </w:r>
+    </w:p>
+    <w:p>
+      <w:r>
+        <w:rPr>
+          <w:i/>
+          <w:color w:val="666666"/>
+          <w:sz w:val="18"/>
+        </w:rPr>
+        <w:t>Blyzniuk B et al.  ·  Eur J Clin Pharmacol  ·  17.07.2026  ·  PMID 42463509</w:t>
+      </w:r>
+    </w:p>
+    <w:p>
+      <w:r>
+        <w:t>Systematische Literaturübersicht mit Fallanalyse von 764 publizierten Serotoninsyndom-Fällen in Erwachsenen; Analyse von Medikamentenkombinationen und Outcomes zwischen Suizidversuch und Routinemedikation.</w:t>
+      </w:r>
+    </w:p>
+    <w:p>
+      <w:r>
+        <w:rPr>
+          <w:b/>
+        </w:rPr>
+        <w:t xml:space="preserve">Ergebnis: </w:t>
+      </w:r>
+      <w:r>
+        <w:t>764 Fälle eingeschlossen; 653 (85,6 %) erfüllten Sternbach-, 496 (65,0 %) Hunter-Kriterien. Suizidvorsätze: 79,4 % Intensivstationen, 18,0 % Mortalität; Routinemedikation: 35,6 % Intensivstation, 5,1 % Mortalität (beide p &lt; 0,001). Von 645 Routinefällen 92,9 % Kombinationstherapie; Monotherapie mild, meist nach Start neuer Antidepressiva bei jüngeren Patienten. Netzwerk-Analyse: Trazodone am häufigsten verbundenes Antidepressivum; Fentanyl und Tramadol als zentrale Nicht-Antidepressiva-Knoten. Fünf Fälle nach Antipsychotika-Absetzen bei beibehaltenen Serotonergika.</w:t>
+      </w:r>
+    </w:p>
+    <w:p>
+      <w:r>
+        <w:rPr>
+          <w:b/>
+          <w:sz w:val="19"/>
+        </w:rPr>
+        <w:t xml:space="preserve">Übertragbarkeit: </w:t>
+      </w:r>
+      <w:r>
+        <w:rPr>
+          <w:sz w:val="19"/>
+        </w:rPr>
+        <w:t>Schweiz, deutschsprachig, vergleichbare Polypharmaka-Probleme im europäischen Gesundheitswesen</w:t>
+      </w:r>
+    </w:p>
+    <w:p>
+      <w:r>
+        <w:rPr>
+          <w:color w:val="5A7D3A"/>
+          <w:sz w:val="18"/>
+        </w:rPr>
+        <w:t>https://pubmed.ncbi.nlm.nih.gov/42463509/</w:t>
       </w:r>
     </w:p>
     <w:p>

--- a/download/studien-archiv.docx
+++ b/download/studien-archiv.docx
@@ -62,7 +62,363 @@
           <w:color w:val="666666"/>
           <w:sz w:val="18"/>
         </w:rPr>
-        <w:t>Stand: 10.09.2026  |  104 Studien  |  safety.m-vf.de</w:t>
+        <w:t>Stand: 11.09.2026  |  110 Studien  |  safety.m-vf.de</w:t>
+      </w:r>
+    </w:p>
+    <w:p>
+      <w:pPr>
+        <w:pStyle w:val="Heading1"/>
+      </w:pPr>
+      <w:r>
+        <w:t>Aufgenommen am 11.09.2026</w:t>
+      </w:r>
+    </w:p>
+    <w:p>
+      <w:pPr>
+        <w:pStyle w:val="Heading2"/>
+      </w:pPr>
+      <w:r>
+        <w:t>Rapid diagnostik senkt Zeitspanne bei Gram-negativer Sepsis um 14-19 Stunden</w:t>
+      </w:r>
+    </w:p>
+    <w:p>
+      <w:r>
+        <w:rPr>
+          <w:i/>
+          <w:color w:val="666666"/>
+          <w:sz w:val="18"/>
+        </w:rPr>
+        <w:t>Benyahia M et al.  ·  PLoS One  ·  10.09.2026  ·  PMID 42721154</w:t>
+      </w:r>
+    </w:p>
+    <w:p>
+      <w:r>
+        <w:t>Prospektive Studie zur Beschleunigung der Diagnostik bei Gram-negativen Blutstrominfektionen auf Intensivstationen mit molekularen und schnellen Empfindlichkeitsmethoden.</w:t>
+      </w:r>
+    </w:p>
+    <w:p>
+      <w:r>
+        <w:rPr>
+          <w:b/>
+        </w:rPr>
+        <w:t xml:space="preserve">Ergebnis: </w:t>
+      </w:r>
+      <w:r>
+        <w:t>BioFire BCID2 und Vitek REVEAL reduzierten die Identifikationszeit um 19,0 Stunden und die Empfindlichkeitstestung um 14,9 Stunden bei 50 ICU-Patienten mit Monomikrobium-Infektionen; kategoriale Übereinstimmung mit Standardmethoden 97,7%.</w:t>
+      </w:r>
+    </w:p>
+    <w:p>
+      <w:r>
+        <w:rPr>
+          <w:b/>
+          <w:sz w:val="19"/>
+        </w:rPr>
+        <w:t xml:space="preserve">Übertragbarkeit: </w:t>
+      </w:r>
+      <w:r>
+        <w:rPr>
+          <w:sz w:val="19"/>
+        </w:rPr>
+        <w:t>Frankreich, vergleichbares Dokumentationssystem in der Intensivmedizin</w:t>
+      </w:r>
+    </w:p>
+    <w:p>
+      <w:r>
+        <w:rPr>
+          <w:color w:val="5A7D3A"/>
+          <w:sz w:val="18"/>
+        </w:rPr>
+        <w:t>https://pubmed.ncbi.nlm.nih.gov/42721154/</w:t>
+      </w:r>
+    </w:p>
+    <w:p>
+      <w:pPr>
+        <w:pStyle w:val="Heading2"/>
+      </w:pPr>
+      <w:r>
+        <w:t>Albuminmangel nach E.-coli-Sepsis erhöht Sterblichkeit um 10-fach bei Kindern</w:t>
+      </w:r>
+    </w:p>
+    <w:p>
+      <w:r>
+        <w:rPr>
+          <w:i/>
+          <w:color w:val="666666"/>
+          <w:sz w:val="18"/>
+        </w:rPr>
+        <w:t>Cheng J et al.  ·  Ann Med  ·  10.09.2026  ·  PMID 42720514</w:t>
+      </w:r>
+    </w:p>
+    <w:p>
+      <w:r>
+        <w:t>Retrospektive Kohortenstudie zu Prädiktoren der Krankenhaus-Sterblichkeit bei Kindern mit E.-coli-Blutstrominfektionen, fokussiert auf post-infektiven Albuminmangel.</w:t>
+      </w:r>
+    </w:p>
+    <w:p>
+      <w:r>
+        <w:rPr>
+          <w:b/>
+        </w:rPr>
+        <w:t xml:space="preserve">Ergebnis: </w:t>
+      </w:r>
+      <w:r>
+        <w:t>Bei 211 Kindern mit E.-coli-Sepsis betrug die Sterblichkeit 12,32%; sekundärer Albuminmangel war nach Kontrolle für Beatmung, PRISM-Score und Zeit bis Nachweis mit Odds Ratio 10,59 (95% KI 1,39-80,91; p&lt;0,05) unabhängig mit Mortalität assoziiert.</w:t>
+      </w:r>
+    </w:p>
+    <w:p>
+      <w:r>
+        <w:rPr>
+          <w:b/>
+          <w:sz w:val="19"/>
+        </w:rPr>
+        <w:t xml:space="preserve">Übertragbarkeit: </w:t>
+      </w:r>
+      <w:r>
+        <w:rPr>
+          <w:sz w:val="19"/>
+        </w:rPr>
+        <w:t>China, außereuropäisch; Struktur der Risikostratifizierung übertragbar</w:t>
+      </w:r>
+    </w:p>
+    <w:p>
+      <w:r>
+        <w:rPr>
+          <w:color w:val="5A7D3A"/>
+          <w:sz w:val="18"/>
+        </w:rPr>
+        <w:t>https://pubmed.ncbi.nlm.nih.gov/42720514/</w:t>
+      </w:r>
+    </w:p>
+    <w:p>
+      <w:pPr>
+        <w:pStyle w:val="Heading2"/>
+      </w:pPr>
+      <w:r>
+        <w:t>Klinische Antibiotikatiming bei Sepsis folgt Zwei-Achsen-Muster</w:t>
+      </w:r>
+    </w:p>
+    <w:p>
+      <w:r>
+        <w:rPr>
+          <w:i/>
+          <w:color w:val="666666"/>
+          <w:sz w:val="18"/>
+        </w:rPr>
+        <w:t>Currey D et al.  ·  Crit Care Explor  ·  01.09.2026  ·  PMID 42720074</w:t>
+      </w:r>
+    </w:p>
+    <w:p>
+      <w:r>
+        <w:t>Retrospektive Observationsstudie mit maschinellem Lernen zur Validierung eines Dual-Achsen-Modells für Antibiotikatiming bei Verdacht auf Sepsis in 199.062 Notaufnahmen.</w:t>
+      </w:r>
+    </w:p>
+    <w:p>
+      <w:r>
+        <w:rPr>
+          <w:b/>
+        </w:rPr>
+        <w:t xml:space="preserve">Ergebnis: </w:t>
+      </w:r>
+      <w:r>
+        <w:t>Bei 115.152 Notaufnahmen validiert: Antibiotikatiming folgt kontinuierlichem Gradienten mit Wahrscheinlichkeit von Infektion und physiologischem Schweregrad (Interaktion p=0,0013); verzögertes Timing über Erwartung hinaus assoziiert mit erhöhter 3-Tage-ICU-Rate oder Sterblichkeit (p&lt;0,001).</w:t>
+      </w:r>
+    </w:p>
+    <w:p>
+      <w:r>
+        <w:rPr>
+          <w:b/>
+          <w:sz w:val="19"/>
+        </w:rPr>
+        <w:t xml:space="preserve">Übertragbarkeit: </w:t>
+      </w:r>
+      <w:r>
+        <w:rPr>
+          <w:sz w:val="19"/>
+        </w:rPr>
+        <w:t>USA, aber Sicherheitsbefund zur Entscheidungsfindung unabhängig von System</w:t>
+      </w:r>
+    </w:p>
+    <w:p>
+      <w:r>
+        <w:rPr>
+          <w:color w:val="5A7D3A"/>
+          <w:sz w:val="18"/>
+        </w:rPr>
+        <w:t>https://pubmed.ncbi.nlm.nih.gov/42720074/</w:t>
+      </w:r>
+    </w:p>
+    <w:p>
+      <w:pPr>
+        <w:pStyle w:val="Heading2"/>
+      </w:pPr>
+      <w:r>
+        <w:t>Ärztliche Entwertung – systematische Definition eines Sicherheitsrisikos</w:t>
+      </w:r>
+    </w:p>
+    <w:p>
+      <w:r>
+        <w:rPr>
+          <w:i/>
+          <w:color w:val="666666"/>
+          <w:sz w:val="18"/>
+        </w:rPr>
+        <w:t>Lerch SP et al.  ·  BMC Health Serv Res  ·  08.09.2026  ·  PMID 42717341</w:t>
+      </w:r>
+    </w:p>
+    <w:p>
+      <w:r>
+        <w:t>Scoping Review zur Begriffsklärung, Messung, Ursachen und Folgen von ärztlicher Entwertung und medizinischem Gaslighting anhand von 158 wissenschaftlichen Arbeiten.</w:t>
+      </w:r>
+    </w:p>
+    <w:p>
+      <w:r>
+        <w:rPr>
+          <w:b/>
+        </w:rPr>
+        <w:t xml:space="preserve">Ergebnis: </w:t>
+      </w:r>
+      <w:r>
+        <w:t>Erhebliche Inkonsistenz in Definitionen von Entwertung, Nichternstnehmen und Gaslighting; Phänomen ist multifaktoriell (diagnostische Schwierigkeiten, strukturelle Faktoren, Stigma, Wissenlücken); assoziiert mit Verhaltens-, emotionalen, kognitiven, körperlichen und systemischen Schäden; Validierung und Interventionen auf mehreren Ebenen erforderlich.</w:t>
+      </w:r>
+    </w:p>
+    <w:p>
+      <w:r>
+        <w:rPr>
+          <w:b/>
+          <w:sz w:val="19"/>
+        </w:rPr>
+        <w:t xml:space="preserve">Übertragbarkeit: </w:t>
+      </w:r>
+      <w:r>
+        <w:rPr>
+          <w:sz w:val="19"/>
+        </w:rPr>
+        <w:t>Deutschland (Autorin Greifswald), hohes Transferpotenzial für Patientensicherheitsforschung</w:t>
+      </w:r>
+    </w:p>
+    <w:p>
+      <w:r>
+        <w:rPr>
+          <w:color w:val="5A7D3A"/>
+          <w:sz w:val="18"/>
+        </w:rPr>
+        <w:t>https://pubmed.ncbi.nlm.nih.gov/42717341/</w:t>
+      </w:r>
+    </w:p>
+    <w:p>
+      <w:pPr>
+        <w:pStyle w:val="Heading2"/>
+      </w:pPr>
+      <w:r>
+        <w:t>Antimikrobielles Stewardship für ältere Sepsis-Patienten – Pfad für Ressourcen-begrenzte Länder</w:t>
+      </w:r>
+    </w:p>
+    <w:p>
+      <w:r>
+        <w:rPr>
+          <w:i/>
+          <w:color w:val="666666"/>
+          <w:sz w:val="18"/>
+        </w:rPr>
+        <w:t>Jing L et al.  ·  J Infect Dev Ctries  ·  31.08.2026  ·  PMID 42715272</w:t>
+      </w:r>
+    </w:p>
+    <w:p>
+      <w:r>
+        <w:t>Retrospektive Kohortenstudie zu Gram-negativer Sepsis bei 122 älteren Patienten in Shanghai mit Ziel, einen kosteneffizienten, lokale Resistenzprofile berücksichtigenden Behandlungspfad zu entwickeln.</w:t>
+      </w:r>
+    </w:p>
+    <w:p>
+      <w:r>
+        <w:rPr>
+          <w:b/>
+        </w:rPr>
+        <w:t xml:space="preserve">Ergebnis: </w:t>
+      </w:r>
+      <w:r>
+        <w:t>Gram-negative Keime dominierten (54,9%); 28-Tage-Mortalität 37,7%; Cefoperazon-Sulbactam-Empfindlichkeit 85,0%; unabhängige Mortalitätsprädiktoren waren Alter (aOR 1,10 pro Jahr), ICU-Aufnahme (aOR 6,65), Beatmung (aOR 5,78), Dialyse (aOR 3,62); entwickelter Karbapenem-sparender Pfad für Stewardship.</w:t>
+      </w:r>
+    </w:p>
+    <w:p>
+      <w:r>
+        <w:rPr>
+          <w:b/>
+          <w:sz w:val="19"/>
+        </w:rPr>
+        <w:t xml:space="preserve">Übertragbarkeit: </w:t>
+      </w:r>
+      <w:r>
+        <w:rPr>
+          <w:sz w:val="19"/>
+        </w:rPr>
+        <w:t>China, aber Prinzipien zu lokalen Resistenzmustern und Stewardship international übertragbar</w:t>
+      </w:r>
+    </w:p>
+    <w:p>
+      <w:r>
+        <w:rPr>
+          <w:color w:val="5A7D3A"/>
+          <w:sz w:val="18"/>
+        </w:rPr>
+        <w:t>https://pubmed.ncbi.nlm.nih.gov/42715272/</w:t>
+      </w:r>
+    </w:p>
+    <w:p>
+      <w:pPr>
+        <w:pStyle w:val="Heading2"/>
+      </w:pPr>
+      <w:r>
+        <w:t>Pflegeausfälle führen zu Strafverurteilungen – zehn Urteile analysiert</w:t>
+      </w:r>
+    </w:p>
+    <w:p>
+      <w:r>
+        <w:rPr>
+          <w:i/>
+          <w:color w:val="666666"/>
+          <w:sz w:val="18"/>
+        </w:rPr>
+        <w:t>Noacco M et al.  ·  Int J Nurs Stud  ·  24.07.2026  ·  PMID 42526145</w:t>
+      </w:r>
+    </w:p>
+    <w:p>
+      <w:r>
+        <w:t>Qualitative Dokumentenanalyse von Urteilen des italienischen Obersten Kasationshofes zu Verurteilungen von Pflegepersonen wegen Verwahrlosung oder Verzögerung bei Pflegeleistungen zwischen 2004 und 2022.</w:t>
+      </w:r>
+    </w:p>
+    <w:p>
+      <w:r>
+        <w:rPr>
+          <w:b/>
+        </w:rPr>
+        <w:t xml:space="preserve">Ergebnis: </w:t>
+      </w:r>
+      <w:r>
+        <w:t>10 Urteile zwischen Dezember 2004 und Oktober 2022; in 8 Fällen trat Patiententod ein, in 2 Fällen Dauerschäden; häufigste Ausfälle waren unzureichende Vitalzeichenüberwachung, postoperative Versorgung, unzureichende Dokumentation, Vernachlässigung von Basispflege; Ausfälle auf Ebenen von Einzelperson, Station und System identifiziert.</w:t>
+      </w:r>
+    </w:p>
+    <w:p>
+      <w:r>
+        <w:rPr>
+          <w:b/>
+          <w:sz w:val="19"/>
+        </w:rPr>
+        <w:t xml:space="preserve">Übertragbarkeit: </w:t>
+      </w:r>
+      <w:r>
+        <w:rPr>
+          <w:sz w:val="19"/>
+        </w:rPr>
+        <w:t>Italien, anderes Haftungssystem ohne Verschuldensnachweis; Faktoren des Versorgungsausfalls sind relevant</w:t>
+      </w:r>
+    </w:p>
+    <w:p>
+      <w:r>
+        <w:rPr>
+          <w:color w:val="5A7D3A"/>
+          <w:sz w:val="18"/>
+        </w:rPr>
+        <w:t>https://pubmed.ncbi.nlm.nih.gov/42526145/</w:t>
       </w:r>
     </w:p>
     <w:p>

--- a/download/studien-archiv.docx
+++ b/download/studien-archiv.docx
@@ -62,7 +62,363 @@
           <w:color w:val="666666"/>
           <w:sz w:val="18"/>
         </w:rPr>
-        <w:t>Stand: 11.09.2026  |  110 Studien  |  safety.m-vf.de</w:t>
+        <w:t>Stand: 12.09.2026  |  116 Studien  |  safety.m-vf.de</w:t>
+      </w:r>
+    </w:p>
+    <w:p>
+      <w:pPr>
+        <w:pStyle w:val="Heading1"/>
+      </w:pPr>
+      <w:r>
+        <w:t>Aufgenommen am 12.09.2026</w:t>
+      </w:r>
+    </w:p>
+    <w:p>
+      <w:pPr>
+        <w:pStyle w:val="Heading2"/>
+      </w:pPr>
+      <w:r>
+        <w:t>Ungeeignete Arzneimittelkaskaden in älteren Erwachsenen: Priorisierung nach Epidemiologie und Assoziationsstärke</w:t>
+      </w:r>
+    </w:p>
+    <w:p>
+      <w:r>
+        <w:rPr>
+          <w:i/>
+          <w:color w:val="666666"/>
+          <w:sz w:val="18"/>
+        </w:rPr>
+        <w:t>Rochon PA et al.  ·  BMJ  ·  10.09.2026  ·  PMID 42727946</w:t>
+      </w:r>
+    </w:p>
+    <w:p>
+      <w:r>
+        <w:t>Bevölkerungsbasierte Analyse administrativer Daten zur Identifikation potenziell unerwünschter Verschreibungskaskaden in der älteren kanadischen Bevölkerung mit systematischer Priorisierung.</w:t>
+      </w:r>
+    </w:p>
+    <w:p>
+      <w:r>
+        <w:rPr>
+          <w:b/>
+        </w:rPr>
+        <w:t xml:space="preserve">Ergebnis: </w:t>
+      </w:r>
+      <w:r>
+        <w:t>24 von 65 untersuchten Kaskaden erfüllten Priorisierungskriterien (Prävalenz ≥5%, Inzidenz ≥1%, angepasste Sequenzratio &gt;1). Höchste Inzidenzen: Eisen-zu-Laxans 11,9%, Statine-zu-Schmerzmittel 10,9%, Cholinesterase-Inhibitor-zu-Schlafmittel 10,3%. Stärkste zeitliche Assoziationen: Kortikosteroid-zu-Antipsychotika RR 2,55, Laxans-zu-Antidiarrhöika RR 2,53.</w:t>
+      </w:r>
+    </w:p>
+    <w:p>
+      <w:r>
+        <w:rPr>
+          <w:b/>
+          <w:sz w:val="19"/>
+        </w:rPr>
+        <w:t xml:space="preserve">Übertragbarkeit: </w:t>
+      </w:r>
+      <w:r>
+        <w:rPr>
+          <w:sz w:val="19"/>
+        </w:rPr>
+        <w:t>Kanada, vergleichbarer Versicherungskontext, Deprescribing-Ansätze übertragbar</w:t>
+      </w:r>
+    </w:p>
+    <w:p>
+      <w:r>
+        <w:rPr>
+          <w:color w:val="5A7D3A"/>
+          <w:sz w:val="18"/>
+        </w:rPr>
+        <w:t>https://pubmed.ncbi.nlm.nih.gov/42727946/</w:t>
+      </w:r>
+    </w:p>
+    <w:p>
+      <w:pPr>
+        <w:pStyle w:val="Heading2"/>
+      </w:pPr>
+      <w:r>
+        <w:t>Chirurgische Wundinfektionen in Frankreich: Systemische Analyse von Häufigkeit, Kosten und Wiederaufnahmen</w:t>
+      </w:r>
+    </w:p>
+    <w:p>
+      <w:r>
+        <w:rPr>
+          <w:i/>
+          <w:color w:val="666666"/>
+          <w:sz w:val="18"/>
+        </w:rPr>
+        <w:t>Aragno VA et al.  ·  Inquiry  ·  11.09.2026  ·  PMID 42727077</w:t>
+      </w:r>
+    </w:p>
+    <w:p>
+      <w:r>
+        <w:t>Retrospektive Analyse der französischen Krankenversicherungsdatenbank zu Häufigkeit und Kostenfolgen von Wundkomplikationen nach elektiven Operationen in vier Fachgebieten.</w:t>
+      </w:r>
+    </w:p>
+    <w:p>
+      <w:r>
+        <w:rPr>
+          <w:b/>
+        </w:rPr>
+        <w:t xml:space="preserve">Ergebnis: </w:t>
+      </w:r>
+      <w:r>
+        <w:t>Infektionsraten (SSI) ranged 0.44 % (orthopädisch) to 3.09 % (Magen-Darm); Herzchirurgie zeigte höchste Komplikationsrate 14,91 %. Wundkomplikationen führten zu 11–28 zusätzlichen Hospitalisierungstagen und 6.622–22.109 Euro Mehrkosten pro Fall; Wiederaufnahmen insgesamt 840 Mio. Euro Belastung pro Jahr. Vergleichbare administrative Datenqualität zu Deutschland.</w:t>
+      </w:r>
+    </w:p>
+    <w:p>
+      <w:r>
+        <w:rPr>
+          <w:b/>
+          <w:sz w:val="19"/>
+        </w:rPr>
+        <w:t xml:space="preserve">Übertragbarkeit: </w:t>
+      </w:r>
+      <w:r>
+        <w:rPr>
+          <w:sz w:val="19"/>
+        </w:rPr>
+        <w:t>Frankreich, vergleichbare Sozialversicherung, PMSI-Datensatz ähnlich Fallpauschalensystem</w:t>
+      </w:r>
+    </w:p>
+    <w:p>
+      <w:r>
+        <w:rPr>
+          <w:color w:val="5A7D3A"/>
+          <w:sz w:val="18"/>
+        </w:rPr>
+        <w:t>https://pubmed.ncbi.nlm.nih.gov/42727077/</w:t>
+      </w:r>
+    </w:p>
+    <w:p>
+      <w:pPr>
+        <w:pStyle w:val="Heading2"/>
+      </w:pPr>
+      <w:r>
+        <w:t>Multiresistente Blutstrominfektion bei Kindern mit Hochrisiko-Leukämie: Levofloxacin-Prophylaxe und Resistenzentwicklung</w:t>
+      </w:r>
+    </w:p>
+    <w:p>
+      <w:r>
+        <w:rPr>
+          <w:i/>
+          <w:color w:val="666666"/>
+          <w:sz w:val="18"/>
+        </w:rPr>
+        <w:t>Alsabagh M et al.  ·  Pol Merkur Lekarski  ·  2026  ·  PMID 42726826</w:t>
+      </w:r>
+    </w:p>
+    <w:p>
+      <w:r>
+        <w:t>Retrospektive Kohortenstudie zum Vergleich von multiresistenter Kolonisation und Blutstrominfektion bei intensiv chemotherapierten Kindern mit und ohne Fluorchinolon-Prophylaxe.</w:t>
+      </w:r>
+    </w:p>
+    <w:p>
+      <w:r>
+        <w:rPr>
+          <w:b/>
+        </w:rPr>
+        <w:t xml:space="preserve">Ergebnis: </w:t>
+      </w:r>
+      <w:r>
+        <w:t>82 Kinder (67,1% männlich), medianes Alter 10 Jahre. Febrile Neutropenie in 89,3% der Zyklen. Fluorchinolon-Empfindlichkeit niedrig: 16% bei rektalen und 11,8% bei Blutkultur-Isolaten, abnehmend über Zyklen. Mortalität assoziiert mit multiresistenter Klebsiella pneumoniae und Fluorchinolon-Resistenz. Routine-Levofloxacin-Prophylaxe bietet begrenzte Vorteile.</w:t>
+      </w:r>
+    </w:p>
+    <w:p>
+      <w:r>
+        <w:rPr>
+          <w:b/>
+          <w:sz w:val="19"/>
+        </w:rPr>
+        <w:t xml:space="preserve">Übertragbarkeit: </w:t>
+      </w:r>
+      <w:r>
+        <w:rPr>
+          <w:sz w:val="19"/>
+        </w:rPr>
+        <w:t>Ägypten, Antibiotic-Stewardship-Problem international relevant</w:t>
+      </w:r>
+    </w:p>
+    <w:p>
+      <w:r>
+        <w:rPr>
+          <w:color w:val="5A7D3A"/>
+          <w:sz w:val="18"/>
+        </w:rPr>
+        <w:t>https://pubmed.ncbi.nlm.nih.gov/42726826/</w:t>
+      </w:r>
+    </w:p>
+    <w:p>
+      <w:pPr>
+        <w:pStyle w:val="Heading2"/>
+      </w:pPr>
+      <w:r>
+        <w:t>Multizentrischer Ausbruch durch Candida viswanathii in kontaminiertem Milrinon, Italien 2025</w:t>
+      </w:r>
+    </w:p>
+    <w:p>
+      <w:r>
+        <w:rPr>
+          <w:i/>
+          <w:color w:val="666666"/>
+          <w:sz w:val="18"/>
+        </w:rPr>
+        <w:t>Mesini A et al.  ·  Euro Surveill  ·  Sept. 2026  ·  PMID 42725369</w:t>
+      </w:r>
+    </w:p>
+    <w:p>
+      <w:r>
+        <w:t>Epidemiologische Untersuchung eines Ausbruchs von Blutstrominfektion durch ein seltenes Hefepilz-Medikament-assoziiert nach hypothesengestützter Ermittlung.</w:t>
+      </w:r>
+    </w:p>
+    <w:p>
+      <w:r>
+        <w:rPr>
+          <w:b/>
+        </w:rPr>
+        <w:t xml:space="preserve">Ergebnis: </w:t>
+      </w:r>
+      <w:r>
+        <w:t>40 Fälle von Kandidämie in vier italienischen Zentren, April–Oktober 2025, alle durch kontaminiertes Milrinon verursacht. Starke geografische Assoziation mit indischem Subkontinent führte zur Identifikation des Infektionsöls. Sofortige Maßnahmen: Produktrückzug, Benachrichtigung der Behörden, aktive mikrobiologische Überwachung exponierter Patienten.</w:t>
+      </w:r>
+    </w:p>
+    <w:p>
+      <w:r>
+        <w:rPr>
+          <w:b/>
+          <w:sz w:val="19"/>
+        </w:rPr>
+        <w:t xml:space="preserve">Übertragbarkeit: </w:t>
+      </w:r>
+      <w:r>
+        <w:rPr>
+          <w:sz w:val="19"/>
+        </w:rPr>
+        <w:t>Europa-Italien, klinische Ausbruchserkennung und Pharmakovigilanz übertragbar</w:t>
+      </w:r>
+    </w:p>
+    <w:p>
+      <w:r>
+        <w:rPr>
+          <w:color w:val="5A7D3A"/>
+          <w:sz w:val="18"/>
+        </w:rPr>
+        <w:t>https://pubmed.ncbi.nlm.nih.gov/42725369/</w:t>
+      </w:r>
+    </w:p>
+    <w:p>
+      <w:pPr>
+        <w:pStyle w:val="Heading2"/>
+      </w:pPr>
+      <w:r>
+        <w:t>Aufbereitung chirurgischer Instrumente in Katastrophenfällen: Barrieren, Lücken und Handlungsoptionen</w:t>
+      </w:r>
+    </w:p>
+    <w:p>
+      <w:r>
+        <w:rPr>
+          <w:i/>
+          <w:color w:val="666666"/>
+          <w:sz w:val="18"/>
+        </w:rPr>
+        <w:t>Nematollahi MS et al.  ·  Antimicrob Resist Infect Control  ·  28.08.2026  ·  PMID 42723127</w:t>
+      </w:r>
+    </w:p>
+    <w:p>
+      <w:r>
+        <w:t>Systematischer Review zu Vulnerabilitäten, Barrieren und adaptiven Strategien bei der Sterilisation wiederverwendbarer Instrumente während Infektionsausbrüchen und Katastrophen.</w:t>
+      </w:r>
+    </w:p>
+    <w:p>
+      <w:r>
+        <w:rPr>
+          <w:b/>
+        </w:rPr>
+        <w:t xml:space="preserve">Ergebnis: </w:t>
+      </w:r>
+      <w:r>
+        <w:t>11 Studien aus neun Ländern. Wiederkehrende Barrieren: unvollständige Reinigung, mangelhafte Lumen-Dekontamination, Geräteausfälle, kontaminierte Wasser-/Spülsysteme, begrenzte Notfallvorbereitung, Personalengpässe, fehlende Instrumentenverfolgung. Adaptive Strategien: standardisierte Reinigungsprotokolle, Umgebungsüberwachung, Schulung, mobile/Container-Sterilisationskapazität, Notfall-Aufbereitungskonzepte. Herausforderungen sind operational-infrastrukturell, nicht isoliert technisch.</w:t>
+      </w:r>
+    </w:p>
+    <w:p>
+      <w:r>
+        <w:rPr>
+          <w:b/>
+          <w:sz w:val="19"/>
+        </w:rPr>
+        <w:t xml:space="preserve">Übertragbarkeit: </w:t>
+      </w:r>
+      <w:r>
+        <w:rPr>
+          <w:sz w:val="19"/>
+        </w:rPr>
+        <w:t>Internationale Evidenz aus Ausbruchsuntersuchungen, auf Deutschland übertragbar</w:t>
+      </w:r>
+    </w:p>
+    <w:p>
+      <w:r>
+        <w:rPr>
+          <w:color w:val="5A7D3A"/>
+          <w:sz w:val="18"/>
+        </w:rPr>
+        <w:t>https://pubmed.ncbi.nlm.nih.gov/42723127/</w:t>
+      </w:r>
+    </w:p>
+    <w:p>
+      <w:pPr>
+        <w:pStyle w:val="Heading2"/>
+      </w:pPr>
+      <w:r>
+        <w:t>CXCL10-Genotyp rs8878 und T-Zell-Erhalt im Sepsis-Verlauf: Biomarker für Risikostratifizierung</w:t>
+      </w:r>
+    </w:p>
+    <w:p>
+      <w:r>
+        <w:rPr>
+          <w:i/>
+          <w:color w:val="666666"/>
+          <w:sz w:val="18"/>
+        </w:rPr>
+        <w:t>Dyck B et al.  ·  Front Immunol  ·  17.07.2026  ·  PMID 42540005</w:t>
+      </w:r>
+    </w:p>
+    <w:p>
+      <w:r>
+        <w:t>Prospektive Kohortenstudie zu Assoziation des CXCL10-Genotyps mit T-Lymphozyten-Homöostase und 30-Tage-Mortalität bei Sepsis-Patienten in Deutschland.</w:t>
+      </w:r>
+    </w:p>
+    <w:p>
+      <w:r>
+        <w:rPr>
+          <w:b/>
+        </w:rPr>
+        <w:t xml:space="preserve">Ergebnis: </w:t>
+      </w:r>
+      <w:r>
+        <w:t>278 sepsis-Patienten untersucht. AA-Genotyp-Träger hatten höhere zirkulierende T-Zell-Zahlen und verbesserte Überlebenschancen vs. G-Allel-Träger. Höhere Gesamt- und CD8+-T-Zell-Zahlen signifikant mit verbessertem Überleben assoziiert. CXCL10-Konzentrationen Tag 1 positiv mit IL-6, IL-8, IL-10, IL-18, MCP-1, IFN-γ korreliert, invers mit T-Zell-Zahlen. AA-Genotyp prädiktiv für bessere 30-Tage-Überlebenschance.</w:t>
+      </w:r>
+    </w:p>
+    <w:p>
+      <w:r>
+        <w:rPr>
+          <w:b/>
+          <w:sz w:val="19"/>
+        </w:rPr>
+        <w:t xml:space="preserve">Übertragbarkeit: </w:t>
+      </w:r>
+      <w:r>
+        <w:rPr>
+          <w:sz w:val="19"/>
+        </w:rPr>
+        <w:t>Deutschland, Ruhr-Universität Bochum, direkt auf deutsches Patientenkollektiv anwendbar</w:t>
+      </w:r>
+    </w:p>
+    <w:p>
+      <w:r>
+        <w:rPr>
+          <w:color w:val="5A7D3A"/>
+          <w:sz w:val="18"/>
+        </w:rPr>
+        <w:t>https://pubmed.ncbi.nlm.nih.gov/42540005/</w:t>
       </w:r>
     </w:p>
     <w:p>

--- a/download/studien-archiv.docx
+++ b/download/studien-archiv.docx
@@ -62,7 +62,363 @@
           <w:color w:val="666666"/>
           <w:sz w:val="18"/>
         </w:rPr>
-        <w:t>Stand: 12.09.2026  |  116 Studien  |  safety.m-vf.de</w:t>
+        <w:t>Stand: 13.09.2026  |  122 Studien  |  safety.m-vf.de</w:t>
+      </w:r>
+    </w:p>
+    <w:p>
+      <w:pPr>
+        <w:pStyle w:val="Heading1"/>
+      </w:pPr>
+      <w:r>
+        <w:t>Aufgenommen am 13.09.2026</w:t>
+      </w:r>
+    </w:p>
+    <w:p>
+      <w:pPr>
+        <w:pStyle w:val="Heading2"/>
+      </w:pPr>
+      <w:r>
+        <w:t>TeamSTEPPS-Workshop verbessert Teamfähigkeit und Kommunikationswissen bei Studierenden</w:t>
+      </w:r>
+    </w:p>
+    <w:p>
+      <w:r>
+        <w:rPr>
+          <w:i/>
+          <w:color w:val="666666"/>
+          <w:sz w:val="18"/>
+        </w:rPr>
+        <w:t>Yin Y et al.  ·  Nurs Open  ·  Sept. 2026  ·  PMID 42728718</w:t>
+      </w:r>
+    </w:p>
+    <w:p>
+      <w:r>
+        <w:t>Evaluierung eines 4-stündigen TeamSTEPPS-Workshops mit Szenarien und Simulation für Studierende des dritten Jahres zur Verbesserung von Teamfähigkeit und Kommunikation im Versorgungskontext.</w:t>
+      </w:r>
+    </w:p>
+    <w:p>
+      <w:r>
+        <w:rPr>
+          <w:b/>
+        </w:rPr>
+        <w:t xml:space="preserve">Ergebnis: </w:t>
+      </w:r>
+      <w:r>
+        <w:t>Gesamtscore der Chinese TeamSTEPPS Teamwork Perceptions Questionnaire stieg von 149,06±15,18 auf 159,45±16,28 (signifikant); Wissensprüfung stieg von 80,14±18,29 auf 87,33±8,43; Verbesserungen in Teamstruktur, Führung, Situationsbewusstsein und gegenseitiger Unterstützung.</w:t>
+      </w:r>
+    </w:p>
+    <w:p>
+      <w:r>
+        <w:rPr>
+          <w:b/>
+          <w:sz w:val="19"/>
+        </w:rPr>
+        <w:t xml:space="preserve">Übertragbarkeit: </w:t>
+      </w:r>
+      <w:r>
+        <w:rPr>
+          <w:sz w:val="19"/>
+        </w:rPr>
+        <w:t>China, aber Transfer zu Deutschland durch standardisierte Simulation und etablierte Teamwork-Tools.</w:t>
+      </w:r>
+    </w:p>
+    <w:p>
+      <w:r>
+        <w:rPr>
+          <w:color w:val="5A7D3A"/>
+          <w:sz w:val="18"/>
+        </w:rPr>
+        <w:t>https://pubmed.ncbi.nlm.nih.gov/42728718/</w:t>
+      </w:r>
+    </w:p>
+    <w:p>
+      <w:pPr>
+        <w:pStyle w:val="Heading2"/>
+      </w:pPr>
+      <w:r>
+        <w:t>Vasopressoranwendung bei Sepsis in Uganda und Ruanda: Prädiktoren für deren Einsatz</w:t>
+      </w:r>
+    </w:p>
+    <w:p>
+      <w:r>
+        <w:rPr>
+          <w:i/>
+          <w:color w:val="666666"/>
+          <w:sz w:val="18"/>
+        </w:rPr>
+        <w:t>Girard WS et al.  ·  Crit Care Explor  ·  01.09.2026  ·  PMID 42726203</w:t>
+      </w:r>
+    </w:p>
+    <w:p>
+      <w:r>
+        <w:t>Retrospektive Kohortenstudie zu Vasopressoranwendung bei sepsierten Patienten in zwei Hochseuchenlastkliniken Ostafrikas mit Analyse der Behandlungsmuster.</w:t>
+      </w:r>
+    </w:p>
+    <w:p>
+      <w:r>
+        <w:rPr>
+          <w:b/>
+        </w:rPr>
+        <w:t xml:space="preserve">Ergebnis: </w:t>
+      </w:r>
+      <w:r>
+        <w:t>Von 471 Septikämie-Patienten erhielten 24% (n=113) Vasopressoren; erhöhte UVA-Mortalitätsrisikoscores waren der stärkste Prädiktor für Vasopressoranwendung (adjustiertes OR 1,25; 95%-KI 1,14-1,27; p&lt;0,001); Sterblichkeit lag bei 30% (n=139).</w:t>
+      </w:r>
+    </w:p>
+    <w:p>
+      <w:r>
+        <w:rPr>
+          <w:b/>
+          <w:sz w:val="19"/>
+        </w:rPr>
+        <w:t xml:space="preserve">Übertragbarkeit: </w:t>
+      </w:r>
+      <w:r>
+        <w:rPr>
+          <w:sz w:val="19"/>
+        </w:rPr>
+        <w:t>Uganda/Ruanda - Limitierte Ressourcen, aber Sepsismanagement relevant für alle Kontexte.</w:t>
+      </w:r>
+    </w:p>
+    <w:p>
+      <w:r>
+        <w:rPr>
+          <w:color w:val="5A7D3A"/>
+          <w:sz w:val="18"/>
+        </w:rPr>
+        <w:t>https://pubmed.ncbi.nlm.nih.gov/42726203/</w:t>
+      </w:r>
+    </w:p>
+    <w:p>
+      <w:pPr>
+        <w:pStyle w:val="Heading2"/>
+      </w:pPr>
+      <w:r>
+        <w:t>Cefiderocol-Resistenztrends bei carbapenemresistenter Klebsiella pneumoniae vor klinischer Einführung</w:t>
+      </w:r>
+    </w:p>
+    <w:p>
+      <w:r>
+        <w:rPr>
+          <w:i/>
+          <w:color w:val="666666"/>
+          <w:sz w:val="18"/>
+        </w:rPr>
+        <w:t>Wang M et al.  ·  Front Cell Infect Microbiol  ·  27.08.2026  ·  PMID 42723943</w:t>
+      </w:r>
+    </w:p>
+    <w:p>
+      <w:r>
+        <w:t>Retrospektive Analyse von 83 carbapenemresistenten K.-pneumoniae-Isolaten aus Blutkultur-Episoden eines chinesischen Tertiärkrankenhauses mit Cefiderocol-MIC-Bestimmung und genomischer Charakterisierung.</w:t>
+      </w:r>
+    </w:p>
+    <w:p>
+      <w:r>
+        <w:rPr>
+          <w:b/>
+        </w:rPr>
+        <w:t xml:space="preserve">Ergebnis: </w:t>
+      </w:r>
+      <w:r>
+        <w:t>83,1% der Isolate waren nach CLSI-Kriterien Cefiderocol-empfindlich; MIC50 4 mg/L, MIC90 8 mg/L; 41% erfüllten Reduziertempfindlichkeitskriterien; ST11-Klone mit KL47/KL64 zeigten höhere MICs; bla_NDM-1 und Virulenzplasmide waren mit reduzierter Empfindlichkeit assoziiert.</w:t>
+      </w:r>
+    </w:p>
+    <w:p>
+      <w:r>
+        <w:rPr>
+          <w:b/>
+          <w:sz w:val="19"/>
+        </w:rPr>
+        <w:t xml:space="preserve">Übertragbarkeit: </w:t>
+      </w:r>
+      <w:r>
+        <w:rPr>
+          <w:sz w:val="19"/>
+        </w:rPr>
+        <w:t>China, aber Resistenzmuster und Baseline vor Arzneimittelexposition international relevant.</w:t>
+      </w:r>
+    </w:p>
+    <w:p>
+      <w:r>
+        <w:rPr>
+          <w:color w:val="5A7D3A"/>
+          <w:sz w:val="18"/>
+        </w:rPr>
+        <w:t>https://pubmed.ncbi.nlm.nih.gov/42723943/</w:t>
+      </w:r>
+    </w:p>
+    <w:p>
+      <w:pPr>
+        <w:pStyle w:val="Heading2"/>
+      </w:pPr>
+      <w:r>
+        <w:t>Schnelle Diagnostik von Blutkultur-Infektionen spart Leben und Kosten</w:t>
+      </w:r>
+    </w:p>
+    <w:p>
+      <w:r>
+        <w:rPr>
+          <w:i/>
+          <w:color w:val="666666"/>
+          <w:sz w:val="18"/>
+        </w:rPr>
+        <w:t>Karichu JK et al.  ·  J Med Econ  ·  10.09.2026  ·  PMID 42720132</w:t>
+      </w:r>
+    </w:p>
+    <w:p>
+      <w:r>
+        <w:t>Budget-Impact-Analyse für England und USA zur Vorhersage der Kosteneffektivität von molekularen Schnelltests zur Pathogenerkennung bei Septikämien von 2025–2029.</w:t>
+      </w:r>
+    </w:p>
+    <w:p>
+      <w:r>
+        <w:rPr>
+          <w:b/>
+        </w:rPr>
+        <w:t xml:space="preserve">Ergebnis: </w:t>
+      </w:r>
+      <w:r>
+        <w:t>In England 927000 BSI-Fälle vorhergesagt; Einsatz von Cobas Eplex BCID würde 1864 Leben retten und über £40 Millionen einsparen; in den USA 6882 Leben gerettet und über $450 Millionen Ersparnis; schnellere Pathogenidentifikation ermöglicht frühere Therapieoptimierung.</w:t>
+      </w:r>
+    </w:p>
+    <w:p>
+      <w:r>
+        <w:rPr>
+          <w:b/>
+          <w:sz w:val="19"/>
+        </w:rPr>
+        <w:t xml:space="preserve">Übertragbarkeit: </w:t>
+      </w:r>
+      <w:r>
+        <w:rPr>
+          <w:sz w:val="19"/>
+        </w:rPr>
+        <w:t>England und USA, aber Technologie und Kostenperspektive relevant für deutsche Gesundheitssysteme.</w:t>
+      </w:r>
+    </w:p>
+    <w:p>
+      <w:r>
+        <w:rPr>
+          <w:color w:val="5A7D3A"/>
+          <w:sz w:val="18"/>
+        </w:rPr>
+        <w:t>https://pubmed.ncbi.nlm.nih.gov/42720132/</w:t>
+      </w:r>
+    </w:p>
+    <w:p>
+      <w:pPr>
+        <w:pStyle w:val="Heading2"/>
+      </w:pPr>
+      <w:r>
+        <w:t>Hochgradige Transaminasenerhöhung ohne Hyperbilirubinämie: Unterschätzte Mortalitätsprognose</w:t>
+      </w:r>
+    </w:p>
+    <w:p>
+      <w:r>
+        <w:rPr>
+          <w:i/>
+          <w:color w:val="666666"/>
+          <w:sz w:val="18"/>
+        </w:rPr>
+        <w:t>Chalasani N et al.  ·  Clin Pharmacol Ther  ·  25.07.2026  ·  PMID 42502235</w:t>
+      </w:r>
+    </w:p>
+    <w:p>
+      <w:r>
+        <w:t>Analyse von zwei Registern (DILIN und spanisches DILI-Register) mit insgesamt 964 Patienten zur prognostischen Bedeutung sehr hoher Transaminasen bei niedrig-normalem Bilirubin für druginduzierten Leberschaden.</w:t>
+      </w:r>
+    </w:p>
+    <w:p>
+      <w:r>
+        <w:rPr>
+          <w:b/>
+        </w:rPr>
+        <w:t xml:space="preserve">Ergebnis: </w:t>
+      </w:r>
+      <w:r>
+        <w:t>Bei sehr hohem ALT und normalem Bilirubin entwickelten nur 1,3% die nR-basierte Hy's Law; minimale Bilirubinerhöhung erhöhte Risiko markant (OR 7,8); besonders hohe Transaminasen (&gt;1000 U/L) mit minimalen Bilirubinwerten hatten höchstes Risiko (OR 23,6).</w:t>
+      </w:r>
+    </w:p>
+    <w:p>
+      <w:r>
+        <w:rPr>
+          <w:b/>
+          <w:sz w:val="19"/>
+        </w:rPr>
+        <w:t xml:space="preserve">Übertragbarkeit: </w:t>
+      </w:r>
+      <w:r>
+        <w:rPr>
+          <w:sz w:val="19"/>
+        </w:rPr>
+        <w:t>USA/Spanien, aber Befunde zur Prognoseeinschätzung unabhängig von Haftungskontext.</w:t>
+      </w:r>
+    </w:p>
+    <w:p>
+      <w:r>
+        <w:rPr>
+          <w:color w:val="5A7D3A"/>
+          <w:sz w:val="18"/>
+        </w:rPr>
+        <w:t>https://pubmed.ncbi.nlm.nih.gov/42502235/</w:t>
+      </w:r>
+    </w:p>
+    <w:p>
+      <w:pPr>
+        <w:pStyle w:val="Heading2"/>
+      </w:pPr>
+      <w:r>
+        <w:t>Unbeabsichtigte Medikamentendiskrepanzen in Übergangsphasen: Überprüfungsfehler als Hauptursache</w:t>
+      </w:r>
+    </w:p>
+    <w:p>
+      <w:r>
+        <w:rPr>
+          <w:i/>
+          <w:color w:val="666666"/>
+          <w:sz w:val="18"/>
+        </w:rPr>
+        <w:t>Limmen B et al.  ·  Int J Clin Pharm  ·  18.07.2026  ·  PMID 42470584</w:t>
+      </w:r>
+    </w:p>
+    <w:p>
+      <w:r>
+        <w:t>Analyse von 992 freiwillig gemeldeten Medikamentenzwischenfällen in Übergangsphasen aus niederländischen Krankenhäusern zur Identifikation der Ursachen von unbeabsichtigten Medikamentendiskrepanzen.</w:t>
+      </w:r>
+    </w:p>
+    <w:p>
+      <w:r>
+        <w:rPr>
+          <w:b/>
+        </w:rPr>
+        <w:t xml:space="preserve">Ergebnis: </w:t>
+      </w:r>
+      <w:r>
+        <w:t>94% der Zwischenfälle waren menschliche Fehler, davon 49,6% Überprüfungsfehler und 24,8% Interventionsfehler; 74,1% erreichten den Patienten; Omissionen waren die häufigsten Diskrepanztypen (36,2%); kardiovaskuläre Medikamente am häufigsten betroffen (24,9%).</w:t>
+      </w:r>
+    </w:p>
+    <w:p>
+      <w:r>
+        <w:rPr>
+          <w:b/>
+          <w:sz w:val="19"/>
+        </w:rPr>
+        <w:t xml:space="preserve">Übertragbarkeit: </w:t>
+      </w:r>
+      <w:r>
+        <w:rPr>
+          <w:sz w:val="19"/>
+        </w:rPr>
+        <w:t>Niederlande, vergleichbares Versicherungssystem und Dokumentationspflichten.</w:t>
+      </w:r>
+    </w:p>
+    <w:p>
+      <w:r>
+        <w:rPr>
+          <w:color w:val="5A7D3A"/>
+          <w:sz w:val="18"/>
+        </w:rPr>
+        <w:t>https://pubmed.ncbi.nlm.nih.gov/42470584/</w:t>
       </w:r>
     </w:p>
     <w:p>
